--- a/arb/docx/54.content.docx
+++ b/arb/docx/54.content.docx
@@ -9,6 +9,8 @@
       </w:pPr>
       <w:r>
         <w:rPr>
+          <w:rtl/>
+          <w:cs/>
           <w:lang w:val="ar_AE" w:bidi="ar_AE"/>
         </w:rPr>
       </w:r>
@@ -20,53 +22,53 @@
       </w:pPr>
       <w:r>
         <w:rPr>
+          <w:rtl/>
+          <w:cs/>
           <w:lang w:val="ar_AE" w:bidi="ar_AE"/>
         </w:rPr>
         <w:t>Resource: Biblica Open New Arabic Version 2012</w:t>
       </w:r>
       <w:r>
         <w:rPr>
-          <w:lang w:val="ar_AE" w:bidi="ar_AE"/>
-        </w:rPr>
-      </w:r>
-    </w:p>
-    <w:p>
-      <w:pPr>
-        <w:bidi/>
-      </w:pPr>
-      <w:r>
-        <w:rPr>
+          <w:rtl/>
+          <w:cs/>
+          <w:lang w:val="ar_AE" w:bidi="ar_AE"/>
+        </w:rPr>
+      </w:r>
+    </w:p>
+    <w:p>
+      <w:pPr>
+        <w:bidi/>
+      </w:pPr>
+      <w:r>
+        <w:rPr>
+          <w:rtl/>
+          <w:cs/>
           <w:lang w:val="ar_AE" w:bidi="ar_AE"/>
         </w:rPr>
       </w:r>
       <w:r>
         <w:rPr>
           <w:b/>
+          <w:rtl/>
+          <w:cs/>
           <w:lang w:val="ar_AE" w:bidi="ar_AE"/>
         </w:rPr>
         <w:t>Biblica Open New Arabic Version 2012</w:t>
       </w:r>
       <w:r>
         <w:rPr>
-          <w:lang w:val="ar_AE" w:bidi="ar_AE"/>
-        </w:rPr>
-        <w:t xml:space="preserve"> (Arabic) is based on: </w:t>
-      </w:r>
-      <w:r>
-        <w:rPr>
-          <w:lang w:val="ar_AE" w:bidi="ar_AE"/>
-        </w:rPr>
-        <w:t>Biblica Open New Arabic Version 2012</w:t>
-      </w:r>
-      <w:r>
-        <w:rPr>
-          <w:lang w:val="ar_AE" w:bidi="ar_AE"/>
-        </w:rPr>
-        <w:t xml:space="preserve">, </w:t>
+          <w:rtl/>
+          <w:cs/>
+          <w:lang w:val="ar_AE" w:bidi="ar_AE"/>
+        </w:rPr>
+        <w:t xml:space="preserve"> © </w:t>
       </w:r>
       <w:hyperlink r:id="rId13">
         <w:r>
           <w:rPr>
+            <w:rtl/>
+            <w:cs/>
             <w:lang w:val="ar_AE" w:bidi="ar_AE"/>
           </w:rPr>
           <w:rPr>
@@ -78,13 +80,17 @@
       </w:hyperlink>
       <w:r>
         <w:rPr>
-          <w:lang w:val="ar_AE" w:bidi="ar_AE"/>
-        </w:rPr>
-        <w:t xml:space="preserve">, None, which is licensed under a </w:t>
+          <w:rtl/>
+          <w:cs/>
+          <w:lang w:val="ar_AE" w:bidi="ar_AE"/>
+        </w:rPr>
+        <w:t xml:space="preserve">, licensed under a </w:t>
       </w:r>
       <w:hyperlink r:id="rId14">
         <w:r>
           <w:rPr>
+            <w:rtl/>
+            <w:cs/>
             <w:lang w:val="ar_AE" w:bidi="ar_AE"/>
           </w:rPr>
           <w:rPr>
@@ -96,38 +102,23 @@
       </w:hyperlink>
       <w:r>
         <w:rPr>
+          <w:rtl/>
+          <w:cs/>
           <w:lang w:val="ar_AE" w:bidi="ar_AE"/>
         </w:rPr>
         <w:t>.</w:t>
       </w:r>
       <w:r>
         <w:rPr>
-          <w:lang w:val="ar_AE" w:bidi="ar_AE"/>
-        </w:rPr>
-      </w:r>
-    </w:p>
-    <w:p>
-      <w:pPr>
-        <w:bidi/>
-      </w:pPr>
-      <w:r>
-        <w:rPr>
-          <w:lang w:val="ar_AE" w:bidi="ar_AE"/>
-        </w:rPr>
-      </w:r>
-      <w:r>
-        <w:rPr>
-          <w:lang w:val="ar_AE" w:bidi="ar_AE"/>
-        </w:rPr>
-        <w:t>This PDF version is provided under the same license.</w:t>
-      </w:r>
-      <w:r>
-        <w:rPr>
-          <w:lang w:val="ar_AE" w:bidi="ar_AE"/>
-        </w:rPr>
-      </w:r>
-      <w:r>
-        <w:rPr>
+          <w:rtl/>
+          <w:cs/>
+          <w:lang w:val="ar_AE" w:bidi="ar_AE"/>
+        </w:rPr>
+      </w:r>
+      <w:r>
+        <w:rPr>
+          <w:rtl/>
+          <w:cs/>
           <w:lang w:val="ar_AE" w:bidi="ar_AE"/>
         </w:rPr>
       </w:r>
@@ -139,6 +130,8 @@
       </w:pPr>
       <w:r>
         <w:rPr>
+          <w:rtl/>
+          <w:cs/>
           <w:lang w:val="ar_AE" w:bidi="ar_AE"/>
         </w:rPr>
         <w:t>Biblica Open New Arabic Version 2012</w:t>
@@ -168,6 +161,8 @@
       </w:pPr>
       <w:r>
         <w:rPr>
+          <w:rtl/>
+          <w:cs/>
           <w:lang w:val="ar_AE" w:bidi="ar_AE"/>
         </w:rPr>
       </w:r>
@@ -179,32 +174,42 @@
       </w:pPr>
       <w:r>
         <w:rPr>
-          <w:lang w:val="ar_AE" w:bidi="ar_AE"/>
-        </w:rPr>
-      </w:r>
-    </w:p>
-    <w:p>
-      <w:pPr>
-        <w:bidi/>
-      </w:pPr>
-      <w:r>
-        <w:rPr>
-          <w:lang w:val="ar_AE" w:bidi="ar_AE"/>
-        </w:rPr>
-      </w:r>
-      <w:r>
-        <w:rPr>
+          <w:rtl/>
+          <w:cs/>
+          <w:lang w:val="ar_AE" w:bidi="ar_AE"/>
+        </w:rPr>
+      </w:r>
+    </w:p>
+    <w:p>
+      <w:pPr>
+        <w:bidi/>
+      </w:pPr>
+      <w:r>
+        <w:rPr>
+          <w:rtl/>
+          <w:cs/>
+          <w:lang w:val="ar_AE" w:bidi="ar_AE"/>
+        </w:rPr>
+      </w:r>
+      <w:r>
+        <w:rPr>
+          <w:rtl/>
+          <w:cs/>
           <w:lang w:val="ar_AE" w:bidi="ar_AE"/>
         </w:rPr>
         <w:t xml:space="preserve"> </w:t>
       </w:r>
       <w:r>
         <w:rPr>
-          <w:lang w:val="ar_AE" w:bidi="ar_AE"/>
-        </w:rPr>
-      </w:r>
-      <w:r>
-        <w:rPr>
+          <w:rtl/>
+          <w:cs/>
+          <w:lang w:val="ar_AE" w:bidi="ar_AE"/>
+        </w:rPr>
+      </w:r>
+      <w:r>
+        <w:rPr>
+          <w:rtl/>
+          <w:cs/>
           <w:lang w:val="ar_AE" w:bidi="ar_AE"/>
         </w:rPr>
       </w:r>
@@ -226,890 +231,604 @@
     </w:p>
     <w:p>
       <w:pPr>
-        <w:bidi/>
-      </w:pPr>
-      <w:r>
-        <w:rPr>
-          <w:lang w:val="ar_AE" w:bidi="ar_AE"/>
-        </w:rPr>
-      </w:r>
-    </w:p>
-    <w:p>
-      <w:pPr>
         <w:pStyle w:val="Heading2"/>
         <w:bidi/>
       </w:pPr>
       <w:r>
         <w:rPr>
-          <w:lang w:val="ar_AE" w:bidi="ar_AE"/>
-        </w:rPr>
-        <w:t>1 Timothy 1:1</w:t>
-      </w:r>
-      <w:r>
-        <w:rPr>
-          <w:lang w:val="ar_AE" w:bidi="ar_AE"/>
-        </w:rPr>
-      </w:r>
-    </w:p>
-    <w:p>
-      <w:pPr>
-        <w:bidi/>
-      </w:pPr>
-      <w:r>
-        <w:rPr>
-          <w:lang w:val="ar_AE" w:bidi="ar_AE"/>
-        </w:rPr>
-      </w:r>
-      <w:r>
-        <w:rPr>
-          <w:vertAlign w:val="superscript"/>
+          <w:rtl/>
+          <w:cs/>
+          <w:lang w:val="ar_AE" w:bidi="ar_AE"/>
+        </w:rPr>
+        <w:t>تيموثاوس الأولى 1:1</w:t>
+      </w:r>
+      <w:r>
+        <w:rPr>
+          <w:rtl/>
+          <w:cs/>
+          <w:lang w:val="ar_AE" w:bidi="ar_AE"/>
+        </w:rPr>
+      </w:r>
+    </w:p>
+    <w:p>
+      <w:pPr>
+        <w:bidi/>
+      </w:pPr>
+      <w:r>
+        <w:rPr>
+          <w:rtl/>
+          <w:cs/>
+          <w:lang w:val="ar_AE" w:bidi="ar_AE"/>
+        </w:rPr>
+      </w:r>
+      <w:r>
+        <w:rPr>
+          <w:vertAlign w:val="superscript"/>
+          <w:rtl/>
+          <w:cs/>
           <w:lang w:val="ar_AE" w:bidi="ar_AE"/>
         </w:rPr>
         <w:t>1</w:t>
       </w:r>
       <w:r>
         <w:rPr>
+          <w:rtl/>
+          <w:cs/>
           <w:lang w:val="ar_AE" w:bidi="ar_AE"/>
         </w:rPr>
         <w:t xml:space="preserve"> مِنْ بُولُسَ، رَسُولِ الْمَسِيحِ يَسُوعَ وَفْقاً لأَمْرِ اللهِ مُخَلِّصِنَا وَالْمَسِيحِ يَسُوعَ رَجَائِنَا،</w:t>
       </w:r>
-      <w:r>
-        <w:rPr>
-          <w:lang w:val="ar_AE" w:bidi="ar_AE"/>
-        </w:rPr>
-      </w:r>
-      <w:r>
-        <w:rPr>
-          <w:lang w:val="ar_AE" w:bidi="ar_AE"/>
-        </w:rPr>
-      </w:r>
-    </w:p>
-    <w:p>
-      <w:pPr>
-        <w:bidi/>
-      </w:pPr>
-      <w:r>
-        <w:rPr>
-          <w:lang w:val="ar_AE" w:bidi="ar_AE"/>
-        </w:rPr>
-      </w:r>
-    </w:p>
-    <w:p>
-      <w:pPr>
-        <w:bidi/>
-      </w:pPr>
-      <w:r>
-        <w:rPr>
-          <w:lang w:val="ar_AE" w:bidi="ar_AE"/>
-        </w:rPr>
-      </w:r>
-      <w:r>
-        <w:rPr>
-          <w:vertAlign w:val="superscript"/>
+    </w:p>
+    <w:p>
+      <w:pPr>
+        <w:bidi/>
+      </w:pPr>
+      <w:r>
+        <w:rPr>
+          <w:rtl/>
+          <w:cs/>
+          <w:lang w:val="ar_AE" w:bidi="ar_AE"/>
+        </w:rPr>
+      </w:r>
+      <w:r>
+        <w:rPr>
+          <w:vertAlign w:val="superscript"/>
+          <w:rtl/>
+          <w:cs/>
           <w:lang w:val="ar_AE" w:bidi="ar_AE"/>
         </w:rPr>
         <w:t>2</w:t>
       </w:r>
       <w:r>
         <w:rPr>
+          <w:rtl/>
+          <w:cs/>
           <w:lang w:val="ar_AE" w:bidi="ar_AE"/>
         </w:rPr>
         <w:t xml:space="preserve"> إِلَى تِيمُوثَاوُسَ وَلَدِي الْحَقِيقِيِّ فِي الإِيمَانِ. لِتَكُنْ لَكَ النِّعْمَةُ وَالرَّحْمَةُ وَالسَّلامُ مِنَ اللهِ أَبِينَا وَالْمَسِيحِ يَسُوعَ رَبِّنَا!</w:t>
       </w:r>
-      <w:r>
-        <w:rPr>
-          <w:lang w:val="ar_AE" w:bidi="ar_AE"/>
-        </w:rPr>
-      </w:r>
-      <w:r>
-        <w:rPr>
-          <w:lang w:val="ar_AE" w:bidi="ar_AE"/>
-        </w:rPr>
-      </w:r>
-    </w:p>
-    <w:p>
-      <w:pPr>
-        <w:bidi/>
-      </w:pPr>
-      <w:r>
-        <w:rPr>
-          <w:lang w:val="ar_AE" w:bidi="ar_AE"/>
-        </w:rPr>
-      </w:r>
-    </w:p>
-    <w:p>
-      <w:pPr>
-        <w:bidi/>
-      </w:pPr>
-      <w:r>
-        <w:rPr>
-          <w:lang w:val="ar_AE" w:bidi="ar_AE"/>
-        </w:rPr>
-      </w:r>
-      <w:r>
-        <w:rPr>
-          <w:vertAlign w:val="superscript"/>
+    </w:p>
+    <w:p>
+      <w:pPr>
+        <w:bidi/>
+      </w:pPr>
+      <w:r>
+        <w:rPr>
+          <w:rtl/>
+          <w:cs/>
+          <w:lang w:val="ar_AE" w:bidi="ar_AE"/>
+        </w:rPr>
+      </w:r>
+      <w:r>
+        <w:rPr>
+          <w:vertAlign w:val="superscript"/>
+          <w:rtl/>
+          <w:cs/>
           <w:lang w:val="ar_AE" w:bidi="ar_AE"/>
         </w:rPr>
         <w:t>3</w:t>
       </w:r>
       <w:r>
         <w:rPr>
+          <w:rtl/>
+          <w:cs/>
           <w:lang w:val="ar_AE" w:bidi="ar_AE"/>
         </w:rPr>
         <w:t xml:space="preserve"> كَمَا أَوْصَيْتُكَ لَمَّا كُنْتُ مُنْطَلِقاً إِلَى مُقَاطَعَةِ مَقِدُونِيَّةَ، (أَطْلُبُ إِلَيْكَ) أَنْ تَبْقَى فِي مَدِينَةِ أَفَسُسَ، لِكَيْ تَمْنَعَ بَعْضَ الْمُعَلِّمِينَ مِنْ نَشْرِ التَّعَالِيمِ الْمُخَالِفَةِ لِلتَّعْلِيمِ الصَّحِيحِ،</w:t>
       </w:r>
-      <w:r>
-        <w:rPr>
-          <w:lang w:val="ar_AE" w:bidi="ar_AE"/>
-        </w:rPr>
-      </w:r>
-      <w:r>
-        <w:rPr>
-          <w:lang w:val="ar_AE" w:bidi="ar_AE"/>
-        </w:rPr>
-      </w:r>
-    </w:p>
-    <w:p>
-      <w:pPr>
-        <w:bidi/>
-      </w:pPr>
-      <w:r>
-        <w:rPr>
-          <w:lang w:val="ar_AE" w:bidi="ar_AE"/>
-        </w:rPr>
-      </w:r>
-    </w:p>
-    <w:p>
-      <w:pPr>
-        <w:bidi/>
-      </w:pPr>
-      <w:r>
-        <w:rPr>
-          <w:lang w:val="ar_AE" w:bidi="ar_AE"/>
-        </w:rPr>
-      </w:r>
-      <w:r>
-        <w:rPr>
-          <w:vertAlign w:val="superscript"/>
+    </w:p>
+    <w:p>
+      <w:pPr>
+        <w:bidi/>
+      </w:pPr>
+      <w:r>
+        <w:rPr>
+          <w:rtl/>
+          <w:cs/>
+          <w:lang w:val="ar_AE" w:bidi="ar_AE"/>
+        </w:rPr>
+      </w:r>
+      <w:r>
+        <w:rPr>
+          <w:vertAlign w:val="superscript"/>
+          <w:rtl/>
+          <w:cs/>
           <w:lang w:val="ar_AE" w:bidi="ar_AE"/>
         </w:rPr>
         <w:t>4</w:t>
       </w:r>
       <w:r>
         <w:rPr>
+          <w:rtl/>
+          <w:cs/>
           <w:lang w:val="ar_AE" w:bidi="ar_AE"/>
         </w:rPr>
         <w:t xml:space="preserve"> وَتُوصِيَ الْمُؤْمِنِينَ أَلَّا يَنْشَغِلُوا بِالأَسَاطِيرِ وَسَلاسِلِ النَّسَبِ الْمُتَشَابِكَةِ. فَتِلْكَ الأُمُورُ تُثِيرُ الْمُجَادَلاتِ وَلا تَعْمَلُ عَلَى تَقَدُّمِ تَدْبِيرِ اللهِ الْقَائِمِ عَلَى الإِيمَانِ.</w:t>
       </w:r>
-      <w:r>
-        <w:rPr>
-          <w:lang w:val="ar_AE" w:bidi="ar_AE"/>
-        </w:rPr>
-      </w:r>
-      <w:r>
-        <w:rPr>
-          <w:lang w:val="ar_AE" w:bidi="ar_AE"/>
-        </w:rPr>
-      </w:r>
-    </w:p>
-    <w:p>
-      <w:pPr>
-        <w:bidi/>
-      </w:pPr>
-      <w:r>
-        <w:rPr>
-          <w:lang w:val="ar_AE" w:bidi="ar_AE"/>
-        </w:rPr>
-      </w:r>
-    </w:p>
-    <w:p>
-      <w:pPr>
-        <w:bidi/>
-      </w:pPr>
-      <w:r>
-        <w:rPr>
-          <w:lang w:val="ar_AE" w:bidi="ar_AE"/>
-        </w:rPr>
-      </w:r>
-      <w:r>
-        <w:rPr>
-          <w:vertAlign w:val="superscript"/>
+    </w:p>
+    <w:p>
+      <w:pPr>
+        <w:bidi/>
+      </w:pPr>
+      <w:r>
+        <w:rPr>
+          <w:rtl/>
+          <w:cs/>
+          <w:lang w:val="ar_AE" w:bidi="ar_AE"/>
+        </w:rPr>
+      </w:r>
+      <w:r>
+        <w:rPr>
+          <w:vertAlign w:val="superscript"/>
+          <w:rtl/>
+          <w:cs/>
           <w:lang w:val="ar_AE" w:bidi="ar_AE"/>
         </w:rPr>
         <w:t>5</w:t>
       </w:r>
       <w:r>
         <w:rPr>
+          <w:rtl/>
+          <w:cs/>
           <w:lang w:val="ar_AE" w:bidi="ar_AE"/>
         </w:rPr>
         <w:t xml:space="preserve"> أَمَّا الْغَايَةُ مِمَّا أَوْصَيْتُكَ بِهِ، فَهِيَ الْمَحَبَّةُ النَّابِعَةُ مِنْ قَلْبٍ طَاهِرٍ وَضَمِيرٍ صَالِحٍ وَإِيمَانٍ خَالٍ مِنَ الرِّيَاءِ.</w:t>
       </w:r>
-      <w:r>
-        <w:rPr>
-          <w:lang w:val="ar_AE" w:bidi="ar_AE"/>
-        </w:rPr>
-      </w:r>
-      <w:r>
-        <w:rPr>
-          <w:lang w:val="ar_AE" w:bidi="ar_AE"/>
-        </w:rPr>
-      </w:r>
-    </w:p>
-    <w:p>
-      <w:pPr>
-        <w:bidi/>
-      </w:pPr>
-      <w:r>
-        <w:rPr>
-          <w:lang w:val="ar_AE" w:bidi="ar_AE"/>
-        </w:rPr>
-      </w:r>
-    </w:p>
-    <w:p>
-      <w:pPr>
-        <w:bidi/>
-      </w:pPr>
-      <w:r>
-        <w:rPr>
-          <w:lang w:val="ar_AE" w:bidi="ar_AE"/>
-        </w:rPr>
-      </w:r>
-      <w:r>
-        <w:rPr>
-          <w:vertAlign w:val="superscript"/>
+    </w:p>
+    <w:p>
+      <w:pPr>
+        <w:bidi/>
+      </w:pPr>
+      <w:r>
+        <w:rPr>
+          <w:rtl/>
+          <w:cs/>
+          <w:lang w:val="ar_AE" w:bidi="ar_AE"/>
+        </w:rPr>
+      </w:r>
+      <w:r>
+        <w:rPr>
+          <w:vertAlign w:val="superscript"/>
+          <w:rtl/>
+          <w:cs/>
           <w:lang w:val="ar_AE" w:bidi="ar_AE"/>
         </w:rPr>
         <w:t>6</w:t>
       </w:r>
       <w:r>
         <w:rPr>
+          <w:rtl/>
+          <w:cs/>
           <w:lang w:val="ar_AE" w:bidi="ar_AE"/>
         </w:rPr>
         <w:t xml:space="preserve"> هَذِهِ الْفَضَائِلُ قَدْ زَاغَ عَنْهَا بَعْضُهُمْ، فَانْحَرَفُوا إِلَى الْمُجَادَلاتِ الْبَاطِلَةِ،</w:t>
       </w:r>
-      <w:r>
-        <w:rPr>
-          <w:lang w:val="ar_AE" w:bidi="ar_AE"/>
-        </w:rPr>
-      </w:r>
-      <w:r>
-        <w:rPr>
-          <w:lang w:val="ar_AE" w:bidi="ar_AE"/>
-        </w:rPr>
-      </w:r>
-    </w:p>
-    <w:p>
-      <w:pPr>
-        <w:bidi/>
-      </w:pPr>
-      <w:r>
-        <w:rPr>
-          <w:lang w:val="ar_AE" w:bidi="ar_AE"/>
-        </w:rPr>
-      </w:r>
-    </w:p>
-    <w:p>
-      <w:pPr>
-        <w:bidi/>
-      </w:pPr>
-      <w:r>
-        <w:rPr>
-          <w:lang w:val="ar_AE" w:bidi="ar_AE"/>
-        </w:rPr>
-      </w:r>
-      <w:r>
-        <w:rPr>
-          <w:vertAlign w:val="superscript"/>
+    </w:p>
+    <w:p>
+      <w:pPr>
+        <w:bidi/>
+      </w:pPr>
+      <w:r>
+        <w:rPr>
+          <w:rtl/>
+          <w:cs/>
+          <w:lang w:val="ar_AE" w:bidi="ar_AE"/>
+        </w:rPr>
+      </w:r>
+      <w:r>
+        <w:rPr>
+          <w:vertAlign w:val="superscript"/>
+          <w:rtl/>
+          <w:cs/>
           <w:lang w:val="ar_AE" w:bidi="ar_AE"/>
         </w:rPr>
         <w:t>7</w:t>
       </w:r>
       <w:r>
         <w:rPr>
+          <w:rtl/>
+          <w:cs/>
           <w:lang w:val="ar_AE" w:bidi="ar_AE"/>
         </w:rPr>
         <w:t xml:space="preserve"> رَاغِبِينَ فِي أَنْ يَكُونُوا أَسَاتِذَةً فِي الشَّرِيعَةِ، وَهُمْ لَا يَفْهَمُونَ مَا يَقُولُونَ وَلا مَا يُقَرِّرُونَ!</w:t>
       </w:r>
-      <w:r>
-        <w:rPr>
-          <w:lang w:val="ar_AE" w:bidi="ar_AE"/>
-        </w:rPr>
-      </w:r>
-      <w:r>
-        <w:rPr>
-          <w:lang w:val="ar_AE" w:bidi="ar_AE"/>
-        </w:rPr>
-      </w:r>
-    </w:p>
-    <w:p>
-      <w:pPr>
-        <w:bidi/>
-      </w:pPr>
-      <w:r>
-        <w:rPr>
-          <w:lang w:val="ar_AE" w:bidi="ar_AE"/>
-        </w:rPr>
-      </w:r>
-    </w:p>
-    <w:p>
-      <w:pPr>
-        <w:bidi/>
-      </w:pPr>
-      <w:r>
-        <w:rPr>
-          <w:lang w:val="ar_AE" w:bidi="ar_AE"/>
-        </w:rPr>
-      </w:r>
-      <w:r>
-        <w:rPr>
-          <w:vertAlign w:val="superscript"/>
+    </w:p>
+    <w:p>
+      <w:pPr>
+        <w:bidi/>
+      </w:pPr>
+      <w:r>
+        <w:rPr>
+          <w:rtl/>
+          <w:cs/>
+          <w:lang w:val="ar_AE" w:bidi="ar_AE"/>
+        </w:rPr>
+      </w:r>
+      <w:r>
+        <w:rPr>
+          <w:vertAlign w:val="superscript"/>
+          <w:rtl/>
+          <w:cs/>
           <w:lang w:val="ar_AE" w:bidi="ar_AE"/>
         </w:rPr>
         <w:t>8</w:t>
       </w:r>
       <w:r>
         <w:rPr>
+          <w:rtl/>
+          <w:cs/>
           <w:lang w:val="ar_AE" w:bidi="ar_AE"/>
         </w:rPr>
         <w:t xml:space="preserve"> إِنَّنَا نَعْلَمُ أَنَّ الشَّرِيعَةَ جَيِّدَةٌ فِي ذَاتِهَا، إِذَا اسْتُعْمِلَتِ اسْتِعْمَالاً شَرْعِيًّا.</w:t>
       </w:r>
-      <w:r>
-        <w:rPr>
-          <w:lang w:val="ar_AE" w:bidi="ar_AE"/>
-        </w:rPr>
-      </w:r>
-      <w:r>
-        <w:rPr>
-          <w:lang w:val="ar_AE" w:bidi="ar_AE"/>
-        </w:rPr>
-      </w:r>
-    </w:p>
-    <w:p>
-      <w:pPr>
-        <w:bidi/>
-      </w:pPr>
-      <w:r>
-        <w:rPr>
-          <w:lang w:val="ar_AE" w:bidi="ar_AE"/>
-        </w:rPr>
-      </w:r>
-    </w:p>
-    <w:p>
-      <w:pPr>
-        <w:bidi/>
-      </w:pPr>
-      <w:r>
-        <w:rPr>
-          <w:lang w:val="ar_AE" w:bidi="ar_AE"/>
-        </w:rPr>
-      </w:r>
-      <w:r>
-        <w:rPr>
-          <w:vertAlign w:val="superscript"/>
+    </w:p>
+    <w:p>
+      <w:pPr>
+        <w:bidi/>
+      </w:pPr>
+      <w:r>
+        <w:rPr>
+          <w:rtl/>
+          <w:cs/>
+          <w:lang w:val="ar_AE" w:bidi="ar_AE"/>
+        </w:rPr>
+      </w:r>
+      <w:r>
+        <w:rPr>
+          <w:vertAlign w:val="superscript"/>
+          <w:rtl/>
+          <w:cs/>
           <w:lang w:val="ar_AE" w:bidi="ar_AE"/>
         </w:rPr>
         <w:t>9</w:t>
       </w:r>
       <w:r>
         <w:rPr>
+          <w:rtl/>
+          <w:cs/>
           <w:lang w:val="ar_AE" w:bidi="ar_AE"/>
         </w:rPr>
         <w:t xml:space="preserve"> إِذْ نُدْرِكُ أَنَّ الشَّرِيعَةَ لَا تُوضَعُ لِمَنْ كَانَ بَارّاً، بَلْ لِلأَشْرَارِ وَالْمُتَمَرِّدِينَ، وَالْفَاجِرِينَ وَالْخَاطِئِينَ، وَالنَّجِسِينَ وَالدَّنِسِينَ، وَقَاتِلِي آبَائِهِمْ وَأُمَّهَاتِهِمْ، وَقَاتِلِي النَّاسِ،</w:t>
       </w:r>
-      <w:r>
-        <w:rPr>
-          <w:lang w:val="ar_AE" w:bidi="ar_AE"/>
-        </w:rPr>
-      </w:r>
-      <w:r>
-        <w:rPr>
-          <w:lang w:val="ar_AE" w:bidi="ar_AE"/>
-        </w:rPr>
-      </w:r>
-    </w:p>
-    <w:p>
-      <w:pPr>
-        <w:bidi/>
-      </w:pPr>
-      <w:r>
-        <w:rPr>
-          <w:lang w:val="ar_AE" w:bidi="ar_AE"/>
-        </w:rPr>
-      </w:r>
-    </w:p>
-    <w:p>
-      <w:pPr>
-        <w:bidi/>
-      </w:pPr>
-      <w:r>
-        <w:rPr>
-          <w:lang w:val="ar_AE" w:bidi="ar_AE"/>
-        </w:rPr>
-      </w:r>
-      <w:r>
-        <w:rPr>
-          <w:vertAlign w:val="superscript"/>
+    </w:p>
+    <w:p>
+      <w:pPr>
+        <w:bidi/>
+      </w:pPr>
+      <w:r>
+        <w:rPr>
+          <w:rtl/>
+          <w:cs/>
+          <w:lang w:val="ar_AE" w:bidi="ar_AE"/>
+        </w:rPr>
+      </w:r>
+      <w:r>
+        <w:rPr>
+          <w:vertAlign w:val="superscript"/>
+          <w:rtl/>
+          <w:cs/>
           <w:lang w:val="ar_AE" w:bidi="ar_AE"/>
         </w:rPr>
         <w:t>10</w:t>
       </w:r>
       <w:r>
         <w:rPr>
+          <w:rtl/>
+          <w:cs/>
           <w:lang w:val="ar_AE" w:bidi="ar_AE"/>
         </w:rPr>
         <w:t xml:space="preserve"> وَالزُّنَاةِ وَمُضَاجِعِي الذُّكُورِ، وَخَطَّافِي النَّاسِ وَالْكَذَّابِينَ وَشَاهِدِي الزُّورِ. وَذَوِي كُلِّ شَرٍّ آخَرَ يُخَالِفُ التَّعْلِيمَ الصَّحِيحَ</w:t>
       </w:r>
-      <w:r>
-        <w:rPr>
-          <w:lang w:val="ar_AE" w:bidi="ar_AE"/>
-        </w:rPr>
-      </w:r>
-      <w:r>
-        <w:rPr>
-          <w:lang w:val="ar_AE" w:bidi="ar_AE"/>
-        </w:rPr>
-      </w:r>
-    </w:p>
-    <w:p>
-      <w:pPr>
-        <w:bidi/>
-      </w:pPr>
-      <w:r>
-        <w:rPr>
-          <w:lang w:val="ar_AE" w:bidi="ar_AE"/>
-        </w:rPr>
-      </w:r>
-    </w:p>
-    <w:p>
-      <w:pPr>
-        <w:bidi/>
-      </w:pPr>
-      <w:r>
-        <w:rPr>
-          <w:lang w:val="ar_AE" w:bidi="ar_AE"/>
-        </w:rPr>
-      </w:r>
-      <w:r>
-        <w:rPr>
-          <w:vertAlign w:val="superscript"/>
+    </w:p>
+    <w:p>
+      <w:pPr>
+        <w:bidi/>
+      </w:pPr>
+      <w:r>
+        <w:rPr>
+          <w:rtl/>
+          <w:cs/>
+          <w:lang w:val="ar_AE" w:bidi="ar_AE"/>
+        </w:rPr>
+      </w:r>
+      <w:r>
+        <w:rPr>
+          <w:vertAlign w:val="superscript"/>
+          <w:rtl/>
+          <w:cs/>
           <w:lang w:val="ar_AE" w:bidi="ar_AE"/>
         </w:rPr>
         <w:t>11</w:t>
       </w:r>
       <w:r>
         <w:rPr>
+          <w:rtl/>
+          <w:cs/>
           <w:lang w:val="ar_AE" w:bidi="ar_AE"/>
         </w:rPr>
         <w:t xml:space="preserve"> الْمُوَافِقَ لإِنْجِيلِ مَجْدِ اللهِ الْمُبَارَكِ، ذَلِكَ الإِنْجِيلِ الَّذِي وُضِعَ أَمَانَةً بَيْنَ يَدَيَّ.</w:t>
       </w:r>
-      <w:r>
-        <w:rPr>
-          <w:lang w:val="ar_AE" w:bidi="ar_AE"/>
-        </w:rPr>
-      </w:r>
-      <w:r>
-        <w:rPr>
-          <w:lang w:val="ar_AE" w:bidi="ar_AE"/>
-        </w:rPr>
-      </w:r>
-    </w:p>
-    <w:p>
-      <w:pPr>
-        <w:bidi/>
-      </w:pPr>
-      <w:r>
-        <w:rPr>
-          <w:lang w:val="ar_AE" w:bidi="ar_AE"/>
-        </w:rPr>
-      </w:r>
-    </w:p>
-    <w:p>
-      <w:pPr>
-        <w:bidi/>
-      </w:pPr>
-      <w:r>
-        <w:rPr>
-          <w:lang w:val="ar_AE" w:bidi="ar_AE"/>
-        </w:rPr>
-      </w:r>
-      <w:r>
-        <w:rPr>
-          <w:vertAlign w:val="superscript"/>
+    </w:p>
+    <w:p>
+      <w:pPr>
+        <w:bidi/>
+      </w:pPr>
+      <w:r>
+        <w:rPr>
+          <w:rtl/>
+          <w:cs/>
+          <w:lang w:val="ar_AE" w:bidi="ar_AE"/>
+        </w:rPr>
+      </w:r>
+      <w:r>
+        <w:rPr>
+          <w:vertAlign w:val="superscript"/>
+          <w:rtl/>
+          <w:cs/>
           <w:lang w:val="ar_AE" w:bidi="ar_AE"/>
         </w:rPr>
         <w:t>12</w:t>
       </w:r>
       <w:r>
         <w:rPr>
+          <w:rtl/>
+          <w:cs/>
           <w:lang w:val="ar_AE" w:bidi="ar_AE"/>
         </w:rPr>
         <w:t xml:space="preserve"> وَكَمْ أَشْكُرُ الْمَسِيحَ يَسُوعَ رَبَّنَا الَّذِي أَعْطَانِي الْقُدْرَةَ وَعَيَّنَنِي خَادِماً لَهُ، إِذِ اعْتَبَرَنِي جَدِيراً بِثِقَتِهِ،</w:t>
       </w:r>
-      <w:r>
-        <w:rPr>
-          <w:lang w:val="ar_AE" w:bidi="ar_AE"/>
-        </w:rPr>
-      </w:r>
-      <w:r>
-        <w:rPr>
-          <w:lang w:val="ar_AE" w:bidi="ar_AE"/>
-        </w:rPr>
-      </w:r>
-    </w:p>
-    <w:p>
-      <w:pPr>
-        <w:bidi/>
-      </w:pPr>
-      <w:r>
-        <w:rPr>
-          <w:lang w:val="ar_AE" w:bidi="ar_AE"/>
-        </w:rPr>
-      </w:r>
-    </w:p>
-    <w:p>
-      <w:pPr>
-        <w:bidi/>
-      </w:pPr>
-      <w:r>
-        <w:rPr>
-          <w:lang w:val="ar_AE" w:bidi="ar_AE"/>
-        </w:rPr>
-      </w:r>
-      <w:r>
-        <w:rPr>
-          <w:vertAlign w:val="superscript"/>
+    </w:p>
+    <w:p>
+      <w:pPr>
+        <w:bidi/>
+      </w:pPr>
+      <w:r>
+        <w:rPr>
+          <w:rtl/>
+          <w:cs/>
+          <w:lang w:val="ar_AE" w:bidi="ar_AE"/>
+        </w:rPr>
+      </w:r>
+      <w:r>
+        <w:rPr>
+          <w:vertAlign w:val="superscript"/>
+          <w:rtl/>
+          <w:cs/>
           <w:lang w:val="ar_AE" w:bidi="ar_AE"/>
         </w:rPr>
         <w:t>13</w:t>
       </w:r>
       <w:r>
         <w:rPr>
+          <w:rtl/>
+          <w:cs/>
           <w:lang w:val="ar_AE" w:bidi="ar_AE"/>
         </w:rPr>
         <w:t xml:space="preserve"> مَعَ أَنِّي كُنْتُ فِي الْمَاضِي مُجَدِّفاً عَلَيْهِ، وَمُضْطَهِداً وَمُهِيناً لَهُ! وَلَكِنِّي عُومِلْتُ بِالرَّحْمَةِ، لأَنِّي عَمِلْتُ مَا عَمِلْتُهُ عَنْ جَهْلٍ وَفِي عَدَمِ إِيمَانٍ.</w:t>
       </w:r>
-      <w:r>
-        <w:rPr>
-          <w:lang w:val="ar_AE" w:bidi="ar_AE"/>
-        </w:rPr>
-      </w:r>
-      <w:r>
-        <w:rPr>
-          <w:lang w:val="ar_AE" w:bidi="ar_AE"/>
-        </w:rPr>
-      </w:r>
-    </w:p>
-    <w:p>
-      <w:pPr>
-        <w:bidi/>
-      </w:pPr>
-      <w:r>
-        <w:rPr>
-          <w:lang w:val="ar_AE" w:bidi="ar_AE"/>
-        </w:rPr>
-      </w:r>
-    </w:p>
-    <w:p>
-      <w:pPr>
-        <w:bidi/>
-      </w:pPr>
-      <w:r>
-        <w:rPr>
-          <w:lang w:val="ar_AE" w:bidi="ar_AE"/>
-        </w:rPr>
-      </w:r>
-      <w:r>
-        <w:rPr>
-          <w:vertAlign w:val="superscript"/>
+    </w:p>
+    <w:p>
+      <w:pPr>
+        <w:bidi/>
+      </w:pPr>
+      <w:r>
+        <w:rPr>
+          <w:rtl/>
+          <w:cs/>
+          <w:lang w:val="ar_AE" w:bidi="ar_AE"/>
+        </w:rPr>
+      </w:r>
+      <w:r>
+        <w:rPr>
+          <w:vertAlign w:val="superscript"/>
+          <w:rtl/>
+          <w:cs/>
           <w:lang w:val="ar_AE" w:bidi="ar_AE"/>
         </w:rPr>
         <w:t>14</w:t>
       </w:r>
       <w:r>
         <w:rPr>
+          <w:rtl/>
+          <w:cs/>
           <w:lang w:val="ar_AE" w:bidi="ar_AE"/>
         </w:rPr>
         <w:t xml:space="preserve"> إِلَّا أَنَّ نِعْمَةَ رَبِّنَا قَدْ فَاضَتْ عَلَيَّ فَوْقَ كُلِّ حَدٍّ، وَمَعَهَا الإِيمَانُ وَالْمَحَبَّةُ، وَذَلِكَ فِي الْمَسِيحِ يَسُوعَ.</w:t>
       </w:r>
-      <w:r>
-        <w:rPr>
-          <w:lang w:val="ar_AE" w:bidi="ar_AE"/>
-        </w:rPr>
-      </w:r>
-      <w:r>
-        <w:rPr>
-          <w:lang w:val="ar_AE" w:bidi="ar_AE"/>
-        </w:rPr>
-      </w:r>
-    </w:p>
-    <w:p>
-      <w:pPr>
-        <w:bidi/>
-      </w:pPr>
-      <w:r>
-        <w:rPr>
-          <w:lang w:val="ar_AE" w:bidi="ar_AE"/>
-        </w:rPr>
-      </w:r>
-    </w:p>
-    <w:p>
-      <w:pPr>
-        <w:bidi/>
-      </w:pPr>
-      <w:r>
-        <w:rPr>
-          <w:lang w:val="ar_AE" w:bidi="ar_AE"/>
-        </w:rPr>
-      </w:r>
-      <w:r>
-        <w:rPr>
-          <w:vertAlign w:val="superscript"/>
+    </w:p>
+    <w:p>
+      <w:pPr>
+        <w:bidi/>
+      </w:pPr>
+      <w:r>
+        <w:rPr>
+          <w:rtl/>
+          <w:cs/>
+          <w:lang w:val="ar_AE" w:bidi="ar_AE"/>
+        </w:rPr>
+      </w:r>
+      <w:r>
+        <w:rPr>
+          <w:vertAlign w:val="superscript"/>
+          <w:rtl/>
+          <w:cs/>
           <w:lang w:val="ar_AE" w:bidi="ar_AE"/>
         </w:rPr>
         <w:t>15</w:t>
       </w:r>
       <w:r>
         <w:rPr>
+          <w:rtl/>
+          <w:cs/>
           <w:lang w:val="ar_AE" w:bidi="ar_AE"/>
         </w:rPr>
         <w:t xml:space="preserve"> مَا أَصْدَقَ هَذَا الْقَوْلَ، وَمَا أَجْدَرَهُ بِالتَّصْدِيقِ الْكُلِّيِّ: إِنَّ الْمَسِيحَ يَسُوعَ قَدْ جَاءَ إِلَى الْعَالَمِ لِيُخَلِّصَ الْخَاطِئِينَ، وَأَنَا أَوَّلُهُمْ!</w:t>
       </w:r>
-      <w:r>
-        <w:rPr>
-          <w:lang w:val="ar_AE" w:bidi="ar_AE"/>
-        </w:rPr>
-      </w:r>
-      <w:r>
-        <w:rPr>
-          <w:lang w:val="ar_AE" w:bidi="ar_AE"/>
-        </w:rPr>
-      </w:r>
-    </w:p>
-    <w:p>
-      <w:pPr>
-        <w:bidi/>
-      </w:pPr>
-      <w:r>
-        <w:rPr>
-          <w:lang w:val="ar_AE" w:bidi="ar_AE"/>
-        </w:rPr>
-      </w:r>
-    </w:p>
-    <w:p>
-      <w:pPr>
-        <w:bidi/>
-      </w:pPr>
-      <w:r>
-        <w:rPr>
-          <w:lang w:val="ar_AE" w:bidi="ar_AE"/>
-        </w:rPr>
-      </w:r>
-      <w:r>
-        <w:rPr>
-          <w:vertAlign w:val="superscript"/>
+    </w:p>
+    <w:p>
+      <w:pPr>
+        <w:bidi/>
+      </w:pPr>
+      <w:r>
+        <w:rPr>
+          <w:rtl/>
+          <w:cs/>
+          <w:lang w:val="ar_AE" w:bidi="ar_AE"/>
+        </w:rPr>
+      </w:r>
+      <w:r>
+        <w:rPr>
+          <w:vertAlign w:val="superscript"/>
+          <w:rtl/>
+          <w:cs/>
           <w:lang w:val="ar_AE" w:bidi="ar_AE"/>
         </w:rPr>
         <w:t>16</w:t>
       </w:r>
       <w:r>
         <w:rPr>
+          <w:rtl/>
+          <w:cs/>
           <w:lang w:val="ar_AE" w:bidi="ar_AE"/>
         </w:rPr>
         <w:t xml:space="preserve"> وَلَكِنْ لِهَذَا السَّبَبِ عُومِلْتُ بِالرَّحْمَةِ، لِيَجْعَلَ يَسُوعُ الْمَسِيحُ مِنِّي، أَنَا أَوَّلاً، مِثَالاً يُظْهِرُ صَبْرَهُ الطَّوِيلَ، لِجَمِيعِ الَّذِينَ سَيُؤْمِنُونَ بِهِ لِنَوَالِ الْحَيَاةِ الأَبَدِيَّةِ.</w:t>
       </w:r>
-      <w:r>
-        <w:rPr>
-          <w:lang w:val="ar_AE" w:bidi="ar_AE"/>
-        </w:rPr>
-      </w:r>
-      <w:r>
-        <w:rPr>
-          <w:lang w:val="ar_AE" w:bidi="ar_AE"/>
-        </w:rPr>
-      </w:r>
-    </w:p>
-    <w:p>
-      <w:pPr>
-        <w:bidi/>
-      </w:pPr>
-      <w:r>
-        <w:rPr>
-          <w:lang w:val="ar_AE" w:bidi="ar_AE"/>
-        </w:rPr>
-      </w:r>
-    </w:p>
-    <w:p>
-      <w:pPr>
-        <w:bidi/>
-      </w:pPr>
-      <w:r>
-        <w:rPr>
-          <w:lang w:val="ar_AE" w:bidi="ar_AE"/>
-        </w:rPr>
-      </w:r>
-      <w:r>
-        <w:rPr>
-          <w:vertAlign w:val="superscript"/>
+    </w:p>
+    <w:p>
+      <w:pPr>
+        <w:bidi/>
+      </w:pPr>
+      <w:r>
+        <w:rPr>
+          <w:rtl/>
+          <w:cs/>
+          <w:lang w:val="ar_AE" w:bidi="ar_AE"/>
+        </w:rPr>
+      </w:r>
+      <w:r>
+        <w:rPr>
+          <w:vertAlign w:val="superscript"/>
+          <w:rtl/>
+          <w:cs/>
           <w:lang w:val="ar_AE" w:bidi="ar_AE"/>
         </w:rPr>
         <w:t>17</w:t>
       </w:r>
       <w:r>
         <w:rPr>
+          <w:rtl/>
+          <w:cs/>
           <w:lang w:val="ar_AE" w:bidi="ar_AE"/>
         </w:rPr>
         <w:t xml:space="preserve"> فَلِلْمَلِكِ الأَزَلِيِّ، اللهِ الْوَاحِدِ غَيْرِ الْمَنْظُورِ وَغَيْرِ الْفَانِي، الْكَرَامَةُ وَالْمَجْدُ إِلَى أَبَدِ الآبِدِينَ. آمِين!</w:t>
       </w:r>
-      <w:r>
-        <w:rPr>
-          <w:lang w:val="ar_AE" w:bidi="ar_AE"/>
-        </w:rPr>
-      </w:r>
-      <w:r>
-        <w:rPr>
-          <w:lang w:val="ar_AE" w:bidi="ar_AE"/>
-        </w:rPr>
-      </w:r>
-    </w:p>
-    <w:p>
-      <w:pPr>
-        <w:bidi/>
-      </w:pPr>
-      <w:r>
-        <w:rPr>
-          <w:lang w:val="ar_AE" w:bidi="ar_AE"/>
-        </w:rPr>
-      </w:r>
-    </w:p>
-    <w:p>
-      <w:pPr>
-        <w:bidi/>
-      </w:pPr>
-      <w:r>
-        <w:rPr>
-          <w:lang w:val="ar_AE" w:bidi="ar_AE"/>
-        </w:rPr>
-      </w:r>
-      <w:r>
-        <w:rPr>
-          <w:vertAlign w:val="superscript"/>
+    </w:p>
+    <w:p>
+      <w:pPr>
+        <w:bidi/>
+      </w:pPr>
+      <w:r>
+        <w:rPr>
+          <w:rtl/>
+          <w:cs/>
+          <w:lang w:val="ar_AE" w:bidi="ar_AE"/>
+        </w:rPr>
+      </w:r>
+      <w:r>
+        <w:rPr>
+          <w:vertAlign w:val="superscript"/>
+          <w:rtl/>
+          <w:cs/>
           <w:lang w:val="ar_AE" w:bidi="ar_AE"/>
         </w:rPr>
         <w:t>18</w:t>
       </w:r>
       <w:r>
         <w:rPr>
+          <w:rtl/>
+          <w:cs/>
           <w:lang w:val="ar_AE" w:bidi="ar_AE"/>
         </w:rPr>
         <w:t xml:space="preserve"> هذِهِ التَّوْصِيَاتُ، يَا تِيمُوثَاوُسُ وَلَدِي، أُسَلِّمُهَا لَكَ، بِمُقْتَضَى النُّبُوآتِ السَّابِقَةِ الْمُخْتَصَّةِ بِكَ، وَغَايَتِي أَنْ تُحْسِنَ الْجِهَادَ فِي حَرْبِكَ الرُّوحِيَّةِ،</w:t>
       </w:r>
-      <w:r>
-        <w:rPr>
-          <w:lang w:val="ar_AE" w:bidi="ar_AE"/>
-        </w:rPr>
-      </w:r>
-      <w:r>
-        <w:rPr>
-          <w:lang w:val="ar_AE" w:bidi="ar_AE"/>
-        </w:rPr>
-      </w:r>
-    </w:p>
-    <w:p>
-      <w:pPr>
-        <w:bidi/>
-      </w:pPr>
-      <w:r>
-        <w:rPr>
-          <w:lang w:val="ar_AE" w:bidi="ar_AE"/>
-        </w:rPr>
-      </w:r>
-    </w:p>
-    <w:p>
-      <w:pPr>
-        <w:bidi/>
-      </w:pPr>
-      <w:r>
-        <w:rPr>
-          <w:lang w:val="ar_AE" w:bidi="ar_AE"/>
-        </w:rPr>
-      </w:r>
-      <w:r>
-        <w:rPr>
-          <w:vertAlign w:val="superscript"/>
+    </w:p>
+    <w:p>
+      <w:pPr>
+        <w:bidi/>
+      </w:pPr>
+      <w:r>
+        <w:rPr>
+          <w:rtl/>
+          <w:cs/>
+          <w:lang w:val="ar_AE" w:bidi="ar_AE"/>
+        </w:rPr>
+      </w:r>
+      <w:r>
+        <w:rPr>
+          <w:vertAlign w:val="superscript"/>
+          <w:rtl/>
+          <w:cs/>
           <w:lang w:val="ar_AE" w:bidi="ar_AE"/>
         </w:rPr>
         <w:t>19</w:t>
       </w:r>
       <w:r>
         <w:rPr>
+          <w:rtl/>
+          <w:cs/>
           <w:lang w:val="ar_AE" w:bidi="ar_AE"/>
         </w:rPr>
         <w:t xml:space="preserve"> مُتَمَسِّكاً بِالإِيمَانِ، وَبِالضَّمِيرِ الصَّالِحِ، هَذَا الضَّمِيرِ الَّذِي تَخَلَّى عَنْهُ بَعْضُهُمْ، فَانْكَسَرَتْ بِهِمْ سَفِينَةُ الإِيمَانِ.</w:t>
       </w:r>
-      <w:r>
-        <w:rPr>
-          <w:lang w:val="ar_AE" w:bidi="ar_AE"/>
-        </w:rPr>
-      </w:r>
-      <w:r>
-        <w:rPr>
-          <w:lang w:val="ar_AE" w:bidi="ar_AE"/>
-        </w:rPr>
-      </w:r>
-    </w:p>
-    <w:p>
-      <w:pPr>
-        <w:bidi/>
-      </w:pPr>
-      <w:r>
-        <w:rPr>
-          <w:lang w:val="ar_AE" w:bidi="ar_AE"/>
-        </w:rPr>
-      </w:r>
-    </w:p>
-    <w:p>
-      <w:pPr>
-        <w:bidi/>
-      </w:pPr>
-      <w:r>
-        <w:rPr>
-          <w:lang w:val="ar_AE" w:bidi="ar_AE"/>
-        </w:rPr>
-      </w:r>
-      <w:r>
-        <w:rPr>
-          <w:vertAlign w:val="superscript"/>
+    </w:p>
+    <w:p>
+      <w:pPr>
+        <w:bidi/>
+      </w:pPr>
+      <w:r>
+        <w:rPr>
+          <w:rtl/>
+          <w:cs/>
+          <w:lang w:val="ar_AE" w:bidi="ar_AE"/>
+        </w:rPr>
+      </w:r>
+      <w:r>
+        <w:rPr>
+          <w:vertAlign w:val="superscript"/>
+          <w:rtl/>
+          <w:cs/>
           <w:lang w:val="ar_AE" w:bidi="ar_AE"/>
         </w:rPr>
         <w:t>20</w:t>
       </w:r>
       <w:r>
         <w:rPr>
+          <w:rtl/>
+          <w:cs/>
           <w:lang w:val="ar_AE" w:bidi="ar_AE"/>
         </w:rPr>
         <w:t xml:space="preserve"> وَمِنْ هؤُلاءِ هِمِنَايُوسُ وَإِسْكَنْدَرُ، وَقَدْ سَلَّمْتُهُمَا إِلَى الشَّيْطَانِ لِيتَعَلَّمَا بِالتَّأْدِيبِ أَلَّا يُجَدِّفَا.</w:t>
       </w:r>
-      <w:r>
-        <w:rPr>
-          <w:lang w:val="ar_AE" w:bidi="ar_AE"/>
-        </w:rPr>
-      </w:r>
-      <w:r>
-        <w:rPr>
-          <w:lang w:val="ar_AE" w:bidi="ar_AE"/>
-        </w:rPr>
-      </w:r>
-    </w:p>
-    <w:p>
-      <w:pPr>
-        <w:bidi/>
-      </w:pPr>
-      <w:r>
-        <w:rPr>
-          <w:lang w:val="ar_AE" w:bidi="ar_AE"/>
-        </w:rPr>
-      </w:r>
     </w:p>
     <w:p>
       <w:pPr>
@@ -1118,660 +837,454 @@
       </w:pPr>
       <w:r>
         <w:rPr>
-          <w:lang w:val="ar_AE" w:bidi="ar_AE"/>
-        </w:rPr>
-        <w:t>1 Timothy 2:1</w:t>
-      </w:r>
-      <w:r>
-        <w:rPr>
-          <w:lang w:val="ar_AE" w:bidi="ar_AE"/>
-        </w:rPr>
-      </w:r>
-    </w:p>
-    <w:p>
-      <w:pPr>
-        <w:bidi/>
-      </w:pPr>
-      <w:r>
-        <w:rPr>
-          <w:lang w:val="ar_AE" w:bidi="ar_AE"/>
-        </w:rPr>
-      </w:r>
-      <w:r>
-        <w:rPr>
-          <w:vertAlign w:val="superscript"/>
+          <w:rtl/>
+          <w:cs/>
+          <w:lang w:val="ar_AE" w:bidi="ar_AE"/>
+        </w:rPr>
+        <w:t>تيموثاوس الأولى 2:1</w:t>
+      </w:r>
+      <w:r>
+        <w:rPr>
+          <w:rtl/>
+          <w:cs/>
+          <w:lang w:val="ar_AE" w:bidi="ar_AE"/>
+        </w:rPr>
+      </w:r>
+    </w:p>
+    <w:p>
+      <w:pPr>
+        <w:bidi/>
+      </w:pPr>
+      <w:r>
+        <w:rPr>
+          <w:rtl/>
+          <w:cs/>
+          <w:lang w:val="ar_AE" w:bidi="ar_AE"/>
+        </w:rPr>
+      </w:r>
+      <w:r>
+        <w:rPr>
+          <w:vertAlign w:val="superscript"/>
+          <w:rtl/>
+          <w:cs/>
           <w:lang w:val="ar_AE" w:bidi="ar_AE"/>
         </w:rPr>
         <w:t>1</w:t>
       </w:r>
       <w:r>
         <w:rPr>
+          <w:rtl/>
+          <w:cs/>
           <w:lang w:val="ar_AE" w:bidi="ar_AE"/>
         </w:rPr>
         <w:t xml:space="preserve"> فَأَطْلُبُ، قَبْلَ كُلِّ شَيْءٍ، أَنْ تُقِيمُوا الطِّلْبَاتِ الْحَارَّةَ وَالصَّلَوَاتِ وَالتَّضَرُّعَاتِ وَالتَّشَكُّرَاتِ لأَجْلِ جَمِيعِ النَّاسِ،</w:t>
       </w:r>
-      <w:r>
-        <w:rPr>
-          <w:lang w:val="ar_AE" w:bidi="ar_AE"/>
-        </w:rPr>
-      </w:r>
-      <w:r>
-        <w:rPr>
-          <w:lang w:val="ar_AE" w:bidi="ar_AE"/>
-        </w:rPr>
-      </w:r>
-    </w:p>
-    <w:p>
-      <w:pPr>
-        <w:bidi/>
-      </w:pPr>
-      <w:r>
-        <w:rPr>
-          <w:lang w:val="ar_AE" w:bidi="ar_AE"/>
-        </w:rPr>
-      </w:r>
-    </w:p>
-    <w:p>
-      <w:pPr>
-        <w:bidi/>
-      </w:pPr>
-      <w:r>
-        <w:rPr>
-          <w:lang w:val="ar_AE" w:bidi="ar_AE"/>
-        </w:rPr>
-      </w:r>
-      <w:r>
-        <w:rPr>
-          <w:vertAlign w:val="superscript"/>
+    </w:p>
+    <w:p>
+      <w:pPr>
+        <w:bidi/>
+      </w:pPr>
+      <w:r>
+        <w:rPr>
+          <w:rtl/>
+          <w:cs/>
+          <w:lang w:val="ar_AE" w:bidi="ar_AE"/>
+        </w:rPr>
+      </w:r>
+      <w:r>
+        <w:rPr>
+          <w:vertAlign w:val="superscript"/>
+          <w:rtl/>
+          <w:cs/>
           <w:lang w:val="ar_AE" w:bidi="ar_AE"/>
         </w:rPr>
         <w:t>2</w:t>
       </w:r>
       <w:r>
         <w:rPr>
+          <w:rtl/>
+          <w:cs/>
           <w:lang w:val="ar_AE" w:bidi="ar_AE"/>
         </w:rPr>
         <w:t xml:space="preserve"> وَلأَجْلِ الْمُلُوكِ وَأَصْحَابِ السُّلْطَةِ، لِكَيْ نَعِيشَ حَيَاةً مُطْمَئِنَّةً هَادِئَةً كُلِّيَّةَ التَّقْوَى وَالْوَقَارِ.</w:t>
       </w:r>
-      <w:r>
-        <w:rPr>
-          <w:lang w:val="ar_AE" w:bidi="ar_AE"/>
-        </w:rPr>
-      </w:r>
-      <w:r>
-        <w:rPr>
-          <w:lang w:val="ar_AE" w:bidi="ar_AE"/>
-        </w:rPr>
-      </w:r>
-    </w:p>
-    <w:p>
-      <w:pPr>
-        <w:bidi/>
-      </w:pPr>
-      <w:r>
-        <w:rPr>
-          <w:lang w:val="ar_AE" w:bidi="ar_AE"/>
-        </w:rPr>
-      </w:r>
-    </w:p>
-    <w:p>
-      <w:pPr>
-        <w:bidi/>
-      </w:pPr>
-      <w:r>
-        <w:rPr>
-          <w:lang w:val="ar_AE" w:bidi="ar_AE"/>
-        </w:rPr>
-      </w:r>
-      <w:r>
-        <w:rPr>
-          <w:vertAlign w:val="superscript"/>
+    </w:p>
+    <w:p>
+      <w:pPr>
+        <w:bidi/>
+      </w:pPr>
+      <w:r>
+        <w:rPr>
+          <w:rtl/>
+          <w:cs/>
+          <w:lang w:val="ar_AE" w:bidi="ar_AE"/>
+        </w:rPr>
+      </w:r>
+      <w:r>
+        <w:rPr>
+          <w:vertAlign w:val="superscript"/>
+          <w:rtl/>
+          <w:cs/>
           <w:lang w:val="ar_AE" w:bidi="ar_AE"/>
         </w:rPr>
         <w:t>3</w:t>
       </w:r>
       <w:r>
         <w:rPr>
+          <w:rtl/>
+          <w:cs/>
           <w:lang w:val="ar_AE" w:bidi="ar_AE"/>
         </w:rPr>
         <w:t xml:space="preserve"> فَإِنَّ هَذَا الأَمْرَ جَيِّدٌ وَمَقْبُولٌ فِي نَظَرِ اللهِ مُخَلِّصِنَا،</w:t>
       </w:r>
-      <w:r>
-        <w:rPr>
-          <w:lang w:val="ar_AE" w:bidi="ar_AE"/>
-        </w:rPr>
-      </w:r>
-      <w:r>
-        <w:rPr>
-          <w:lang w:val="ar_AE" w:bidi="ar_AE"/>
-        </w:rPr>
-      </w:r>
-    </w:p>
-    <w:p>
-      <w:pPr>
-        <w:bidi/>
-      </w:pPr>
-      <w:r>
-        <w:rPr>
-          <w:lang w:val="ar_AE" w:bidi="ar_AE"/>
-        </w:rPr>
-      </w:r>
-    </w:p>
-    <w:p>
-      <w:pPr>
-        <w:bidi/>
-      </w:pPr>
-      <w:r>
-        <w:rPr>
-          <w:lang w:val="ar_AE" w:bidi="ar_AE"/>
-        </w:rPr>
-      </w:r>
-      <w:r>
-        <w:rPr>
-          <w:vertAlign w:val="superscript"/>
+    </w:p>
+    <w:p>
+      <w:pPr>
+        <w:bidi/>
+      </w:pPr>
+      <w:r>
+        <w:rPr>
+          <w:rtl/>
+          <w:cs/>
+          <w:lang w:val="ar_AE" w:bidi="ar_AE"/>
+        </w:rPr>
+      </w:r>
+      <w:r>
+        <w:rPr>
+          <w:vertAlign w:val="superscript"/>
+          <w:rtl/>
+          <w:cs/>
           <w:lang w:val="ar_AE" w:bidi="ar_AE"/>
         </w:rPr>
         <w:t>4</w:t>
       </w:r>
       <w:r>
         <w:rPr>
+          <w:rtl/>
+          <w:cs/>
           <w:lang w:val="ar_AE" w:bidi="ar_AE"/>
         </w:rPr>
         <w:t xml:space="preserve"> فَهُوَ يُرِيدُ لِجَمِيعِ النَّاسِ أَنْ يَخْلُصُوا، وَيُقْبِلُوا إِلَى مَعْرِفَةِ الْحَقِّ،</w:t>
       </w:r>
-      <w:r>
-        <w:rPr>
-          <w:lang w:val="ar_AE" w:bidi="ar_AE"/>
-        </w:rPr>
-      </w:r>
-      <w:r>
-        <w:rPr>
-          <w:lang w:val="ar_AE" w:bidi="ar_AE"/>
-        </w:rPr>
-      </w:r>
-    </w:p>
-    <w:p>
-      <w:pPr>
-        <w:bidi/>
-      </w:pPr>
-      <w:r>
-        <w:rPr>
-          <w:lang w:val="ar_AE" w:bidi="ar_AE"/>
-        </w:rPr>
-      </w:r>
-    </w:p>
-    <w:p>
-      <w:pPr>
-        <w:bidi/>
-      </w:pPr>
-      <w:r>
-        <w:rPr>
-          <w:lang w:val="ar_AE" w:bidi="ar_AE"/>
-        </w:rPr>
-      </w:r>
-      <w:r>
-        <w:rPr>
-          <w:vertAlign w:val="superscript"/>
+    </w:p>
+    <w:p>
+      <w:pPr>
+        <w:bidi/>
+      </w:pPr>
+      <w:r>
+        <w:rPr>
+          <w:rtl/>
+          <w:cs/>
+          <w:lang w:val="ar_AE" w:bidi="ar_AE"/>
+        </w:rPr>
+      </w:r>
+      <w:r>
+        <w:rPr>
+          <w:vertAlign w:val="superscript"/>
+          <w:rtl/>
+          <w:cs/>
           <w:lang w:val="ar_AE" w:bidi="ar_AE"/>
         </w:rPr>
         <w:t>5</w:t>
       </w:r>
       <w:r>
         <w:rPr>
+          <w:rtl/>
+          <w:cs/>
           <w:lang w:val="ar_AE" w:bidi="ar_AE"/>
         </w:rPr>
         <w:t xml:space="preserve"> فَإِنَّ اللهَ وَاحِدٌ، وَالْوَسِيطُ بَيْنَ اللهِ وَالنَّاسِ وَاحِدٌ، وَهُوَ الإِنْسَانُ الْمَسِيحُ يَسُوعُ،</w:t>
       </w:r>
-      <w:r>
-        <w:rPr>
-          <w:lang w:val="ar_AE" w:bidi="ar_AE"/>
-        </w:rPr>
-      </w:r>
-      <w:r>
-        <w:rPr>
-          <w:lang w:val="ar_AE" w:bidi="ar_AE"/>
-        </w:rPr>
-      </w:r>
-    </w:p>
-    <w:p>
-      <w:pPr>
-        <w:bidi/>
-      </w:pPr>
-      <w:r>
-        <w:rPr>
-          <w:lang w:val="ar_AE" w:bidi="ar_AE"/>
-        </w:rPr>
-      </w:r>
-    </w:p>
-    <w:p>
-      <w:pPr>
-        <w:bidi/>
-      </w:pPr>
-      <w:r>
-        <w:rPr>
-          <w:lang w:val="ar_AE" w:bidi="ar_AE"/>
-        </w:rPr>
-      </w:r>
-      <w:r>
-        <w:rPr>
-          <w:vertAlign w:val="superscript"/>
+    </w:p>
+    <w:p>
+      <w:pPr>
+        <w:bidi/>
+      </w:pPr>
+      <w:r>
+        <w:rPr>
+          <w:rtl/>
+          <w:cs/>
+          <w:lang w:val="ar_AE" w:bidi="ar_AE"/>
+        </w:rPr>
+      </w:r>
+      <w:r>
+        <w:rPr>
+          <w:vertAlign w:val="superscript"/>
+          <w:rtl/>
+          <w:cs/>
           <w:lang w:val="ar_AE" w:bidi="ar_AE"/>
         </w:rPr>
         <w:t>6</w:t>
       </w:r>
       <w:r>
         <w:rPr>
+          <w:rtl/>
+          <w:cs/>
           <w:lang w:val="ar_AE" w:bidi="ar_AE"/>
         </w:rPr>
         <w:t xml:space="preserve"> الَّذِي بَذَلَ نَفْسَهُ فِدْيَةً عِوَضاً عَنِ الْجَمِيعِ. هَذِهِ شَهَادَةٌ تُؤَدَّى فِي أَوْقَاتِهَا الْخَاصَّةِ،</w:t>
       </w:r>
-      <w:r>
-        <w:rPr>
-          <w:lang w:val="ar_AE" w:bidi="ar_AE"/>
-        </w:rPr>
-      </w:r>
-      <w:r>
-        <w:rPr>
-          <w:lang w:val="ar_AE" w:bidi="ar_AE"/>
-        </w:rPr>
-      </w:r>
-    </w:p>
-    <w:p>
-      <w:pPr>
-        <w:bidi/>
-      </w:pPr>
-      <w:r>
-        <w:rPr>
-          <w:lang w:val="ar_AE" w:bidi="ar_AE"/>
-        </w:rPr>
-      </w:r>
-    </w:p>
-    <w:p>
-      <w:pPr>
-        <w:bidi/>
-      </w:pPr>
-      <w:r>
-        <w:rPr>
-          <w:lang w:val="ar_AE" w:bidi="ar_AE"/>
-        </w:rPr>
-      </w:r>
-      <w:r>
-        <w:rPr>
-          <w:vertAlign w:val="superscript"/>
+    </w:p>
+    <w:p>
+      <w:pPr>
+        <w:bidi/>
+      </w:pPr>
+      <w:r>
+        <w:rPr>
+          <w:rtl/>
+          <w:cs/>
+          <w:lang w:val="ar_AE" w:bidi="ar_AE"/>
+        </w:rPr>
+      </w:r>
+      <w:r>
+        <w:rPr>
+          <w:vertAlign w:val="superscript"/>
+          <w:rtl/>
+          <w:cs/>
           <w:lang w:val="ar_AE" w:bidi="ar_AE"/>
         </w:rPr>
         <w:t>7</w:t>
       </w:r>
       <w:r>
         <w:rPr>
+          <w:rtl/>
+          <w:cs/>
           <w:lang w:val="ar_AE" w:bidi="ar_AE"/>
         </w:rPr>
         <w:t xml:space="preserve"> وَلَهَا قَدْ عُيِّنْتُ أَنَا مُبَشِّراً وَرَسُولاً، الْحَقَّ أَقُولُ وَلَسْتُ أَكْذِبُ، مُعَلِّماً لِلأُمَمِ فِي الإِيمَانِ وَالْحَقِّ.</w:t>
       </w:r>
-      <w:r>
-        <w:rPr>
-          <w:lang w:val="ar_AE" w:bidi="ar_AE"/>
-        </w:rPr>
-      </w:r>
-      <w:r>
-        <w:rPr>
-          <w:lang w:val="ar_AE" w:bidi="ar_AE"/>
-        </w:rPr>
-      </w:r>
-    </w:p>
-    <w:p>
-      <w:pPr>
-        <w:bidi/>
-      </w:pPr>
-      <w:r>
-        <w:rPr>
-          <w:lang w:val="ar_AE" w:bidi="ar_AE"/>
-        </w:rPr>
-      </w:r>
-    </w:p>
-    <w:p>
-      <w:pPr>
-        <w:bidi/>
-      </w:pPr>
-      <w:r>
-        <w:rPr>
-          <w:lang w:val="ar_AE" w:bidi="ar_AE"/>
-        </w:rPr>
-      </w:r>
-      <w:r>
-        <w:rPr>
-          <w:vertAlign w:val="superscript"/>
+    </w:p>
+    <w:p>
+      <w:pPr>
+        <w:bidi/>
+      </w:pPr>
+      <w:r>
+        <w:rPr>
+          <w:rtl/>
+          <w:cs/>
+          <w:lang w:val="ar_AE" w:bidi="ar_AE"/>
+        </w:rPr>
+      </w:r>
+      <w:r>
+        <w:rPr>
+          <w:vertAlign w:val="superscript"/>
+          <w:rtl/>
+          <w:cs/>
           <w:lang w:val="ar_AE" w:bidi="ar_AE"/>
         </w:rPr>
         <w:t>8</w:t>
       </w:r>
       <w:r>
         <w:rPr>
+          <w:rtl/>
+          <w:cs/>
           <w:lang w:val="ar_AE" w:bidi="ar_AE"/>
         </w:rPr>
         <w:t xml:space="preserve"> فَأُرِيدُ إِذَنْ، أَنْ يُصَلِّيَ الرِّجَالُ فِي كُلِّ مَكَانٍ، رَافِعِينَ أَيَادِيَ طَاهِرَةً، وَهُمْ لَا يُضْمِرُونَ أَيَّ حِقْدٍ أَوْ شُكُوكٍ.</w:t>
       </w:r>
-      <w:r>
-        <w:rPr>
-          <w:lang w:val="ar_AE" w:bidi="ar_AE"/>
-        </w:rPr>
-      </w:r>
-      <w:r>
-        <w:rPr>
-          <w:lang w:val="ar_AE" w:bidi="ar_AE"/>
-        </w:rPr>
-      </w:r>
-    </w:p>
-    <w:p>
-      <w:pPr>
-        <w:bidi/>
-      </w:pPr>
-      <w:r>
-        <w:rPr>
-          <w:lang w:val="ar_AE" w:bidi="ar_AE"/>
-        </w:rPr>
-      </w:r>
-    </w:p>
-    <w:p>
-      <w:pPr>
-        <w:bidi/>
-      </w:pPr>
-      <w:r>
-        <w:rPr>
-          <w:lang w:val="ar_AE" w:bidi="ar_AE"/>
-        </w:rPr>
-      </w:r>
-      <w:r>
-        <w:rPr>
-          <w:vertAlign w:val="superscript"/>
+    </w:p>
+    <w:p>
+      <w:pPr>
+        <w:bidi/>
+      </w:pPr>
+      <w:r>
+        <w:rPr>
+          <w:rtl/>
+          <w:cs/>
+          <w:lang w:val="ar_AE" w:bidi="ar_AE"/>
+        </w:rPr>
+      </w:r>
+      <w:r>
+        <w:rPr>
+          <w:vertAlign w:val="superscript"/>
+          <w:rtl/>
+          <w:cs/>
           <w:lang w:val="ar_AE" w:bidi="ar_AE"/>
         </w:rPr>
         <w:t>9</w:t>
       </w:r>
       <w:r>
         <w:rPr>
+          <w:rtl/>
+          <w:cs/>
           <w:lang w:val="ar_AE" w:bidi="ar_AE"/>
         </w:rPr>
         <w:t xml:space="preserve"> كَمَا أُرِيدُ أَيْضاً، أَنْ تَظْهَرَ النِّسَاءُ بِمَظْهَرٍ لائِقٍ مُحْتَشِمِ الثِّيَابِ، مُتَزَيِّنَاتٍ بِالْحَيَاءِ وَالرَّزَانَةِ، غَيْرَ مُتَحَلِّيَاتٍ بِالضَّفَائِرِ وَالذَّهَبِ وَاللآلِئِ وَالْحُلَلِ الْغَالِيَةِ الثَّمَنِ،</w:t>
       </w:r>
-      <w:r>
-        <w:rPr>
-          <w:lang w:val="ar_AE" w:bidi="ar_AE"/>
-        </w:rPr>
-      </w:r>
-      <w:r>
-        <w:rPr>
-          <w:lang w:val="ar_AE" w:bidi="ar_AE"/>
-        </w:rPr>
-      </w:r>
-    </w:p>
-    <w:p>
-      <w:pPr>
-        <w:bidi/>
-      </w:pPr>
-      <w:r>
-        <w:rPr>
-          <w:lang w:val="ar_AE" w:bidi="ar_AE"/>
-        </w:rPr>
-      </w:r>
-    </w:p>
-    <w:p>
-      <w:pPr>
-        <w:bidi/>
-      </w:pPr>
-      <w:r>
-        <w:rPr>
-          <w:lang w:val="ar_AE" w:bidi="ar_AE"/>
-        </w:rPr>
-      </w:r>
-      <w:r>
-        <w:rPr>
-          <w:vertAlign w:val="superscript"/>
+    </w:p>
+    <w:p>
+      <w:pPr>
+        <w:bidi/>
+      </w:pPr>
+      <w:r>
+        <w:rPr>
+          <w:rtl/>
+          <w:cs/>
+          <w:lang w:val="ar_AE" w:bidi="ar_AE"/>
+        </w:rPr>
+      </w:r>
+      <w:r>
+        <w:rPr>
+          <w:vertAlign w:val="superscript"/>
+          <w:rtl/>
+          <w:cs/>
           <w:lang w:val="ar_AE" w:bidi="ar_AE"/>
         </w:rPr>
         <w:t>10</w:t>
       </w:r>
       <w:r>
         <w:rPr>
+          <w:rtl/>
+          <w:cs/>
           <w:lang w:val="ar_AE" w:bidi="ar_AE"/>
         </w:rPr>
         <w:t xml:space="preserve"> بَلْ بِمَا يَلِيقُ بِنِسَاءٍ يَعْتَرِفْنَ عَلَناً بِأَنَّهُنَّ يَعِشْنَ فِي تَقْوَى اللهِ، بِالأَعْمَالِ الصَّالِحَةِ!</w:t>
       </w:r>
-      <w:r>
-        <w:rPr>
-          <w:lang w:val="ar_AE" w:bidi="ar_AE"/>
-        </w:rPr>
-      </w:r>
-      <w:r>
-        <w:rPr>
-          <w:lang w:val="ar_AE" w:bidi="ar_AE"/>
-        </w:rPr>
-      </w:r>
-    </w:p>
-    <w:p>
-      <w:pPr>
-        <w:bidi/>
-      </w:pPr>
-      <w:r>
-        <w:rPr>
-          <w:lang w:val="ar_AE" w:bidi="ar_AE"/>
-        </w:rPr>
-      </w:r>
-    </w:p>
-    <w:p>
-      <w:pPr>
-        <w:bidi/>
-      </w:pPr>
-      <w:r>
-        <w:rPr>
-          <w:lang w:val="ar_AE" w:bidi="ar_AE"/>
-        </w:rPr>
-      </w:r>
-      <w:r>
-        <w:rPr>
-          <w:vertAlign w:val="superscript"/>
+    </w:p>
+    <w:p>
+      <w:pPr>
+        <w:bidi/>
+      </w:pPr>
+      <w:r>
+        <w:rPr>
+          <w:rtl/>
+          <w:cs/>
+          <w:lang w:val="ar_AE" w:bidi="ar_AE"/>
+        </w:rPr>
+      </w:r>
+      <w:r>
+        <w:rPr>
+          <w:vertAlign w:val="superscript"/>
+          <w:rtl/>
+          <w:cs/>
           <w:lang w:val="ar_AE" w:bidi="ar_AE"/>
         </w:rPr>
         <w:t>11</w:t>
       </w:r>
       <w:r>
         <w:rPr>
+          <w:rtl/>
+          <w:cs/>
           <w:lang w:val="ar_AE" w:bidi="ar_AE"/>
         </w:rPr>
         <w:t xml:space="preserve"> عَلَى الْمَرْأَةِ أَنْ تَتَلَقَّى التَّعْلِيمَ بِسُكُوتٍ وَبِكُلِّ خُضُوعٍ.</w:t>
       </w:r>
-      <w:r>
-        <w:rPr>
-          <w:lang w:val="ar_AE" w:bidi="ar_AE"/>
-        </w:rPr>
-      </w:r>
-      <w:r>
-        <w:rPr>
-          <w:lang w:val="ar_AE" w:bidi="ar_AE"/>
-        </w:rPr>
-      </w:r>
-    </w:p>
-    <w:p>
-      <w:pPr>
-        <w:bidi/>
-      </w:pPr>
-      <w:r>
-        <w:rPr>
-          <w:lang w:val="ar_AE" w:bidi="ar_AE"/>
-        </w:rPr>
-      </w:r>
-    </w:p>
-    <w:p>
-      <w:pPr>
-        <w:bidi/>
-      </w:pPr>
-      <w:r>
-        <w:rPr>
-          <w:lang w:val="ar_AE" w:bidi="ar_AE"/>
-        </w:rPr>
-      </w:r>
-      <w:r>
-        <w:rPr>
-          <w:vertAlign w:val="superscript"/>
+    </w:p>
+    <w:p>
+      <w:pPr>
+        <w:bidi/>
+      </w:pPr>
+      <w:r>
+        <w:rPr>
+          <w:rtl/>
+          <w:cs/>
+          <w:lang w:val="ar_AE" w:bidi="ar_AE"/>
+        </w:rPr>
+      </w:r>
+      <w:r>
+        <w:rPr>
+          <w:vertAlign w:val="superscript"/>
+          <w:rtl/>
+          <w:cs/>
           <w:lang w:val="ar_AE" w:bidi="ar_AE"/>
         </w:rPr>
         <w:t>12</w:t>
       </w:r>
       <w:r>
         <w:rPr>
+          <w:rtl/>
+          <w:cs/>
           <w:lang w:val="ar_AE" w:bidi="ar_AE"/>
         </w:rPr>
         <w:t xml:space="preserve"> وَلَسْتُ أَسْمَحُ لِلْمَرْأَةِ أَنْ تُعَلِّمَ وَلا تَتَسَلَّطَ عَلَى الرَّجُلِ. بَلْ عَلَيْهَا أَنْ تَلْزَمَ السُّكُوتَ.</w:t>
       </w:r>
-      <w:r>
-        <w:rPr>
-          <w:lang w:val="ar_AE" w:bidi="ar_AE"/>
-        </w:rPr>
-      </w:r>
-      <w:r>
-        <w:rPr>
-          <w:lang w:val="ar_AE" w:bidi="ar_AE"/>
-        </w:rPr>
-      </w:r>
-    </w:p>
-    <w:p>
-      <w:pPr>
-        <w:bidi/>
-      </w:pPr>
-      <w:r>
-        <w:rPr>
-          <w:lang w:val="ar_AE" w:bidi="ar_AE"/>
-        </w:rPr>
-      </w:r>
-    </w:p>
-    <w:p>
-      <w:pPr>
-        <w:bidi/>
-      </w:pPr>
-      <w:r>
-        <w:rPr>
-          <w:lang w:val="ar_AE" w:bidi="ar_AE"/>
-        </w:rPr>
-      </w:r>
-      <w:r>
-        <w:rPr>
-          <w:vertAlign w:val="superscript"/>
+    </w:p>
+    <w:p>
+      <w:pPr>
+        <w:bidi/>
+      </w:pPr>
+      <w:r>
+        <w:rPr>
+          <w:rtl/>
+          <w:cs/>
+          <w:lang w:val="ar_AE" w:bidi="ar_AE"/>
+        </w:rPr>
+      </w:r>
+      <w:r>
+        <w:rPr>
+          <w:vertAlign w:val="superscript"/>
+          <w:rtl/>
+          <w:cs/>
           <w:lang w:val="ar_AE" w:bidi="ar_AE"/>
         </w:rPr>
         <w:t>13</w:t>
       </w:r>
       <w:r>
         <w:rPr>
+          <w:rtl/>
+          <w:cs/>
           <w:lang w:val="ar_AE" w:bidi="ar_AE"/>
         </w:rPr>
         <w:t xml:space="preserve"> ذَلِكَ لأَنَّ آدَمَ كُوِّنَ أَوَّلاً، ثُمَّ حَوَّاءُ:</w:t>
       </w:r>
-      <w:r>
-        <w:rPr>
-          <w:lang w:val="ar_AE" w:bidi="ar_AE"/>
-        </w:rPr>
-      </w:r>
-      <w:r>
-        <w:rPr>
-          <w:lang w:val="ar_AE" w:bidi="ar_AE"/>
-        </w:rPr>
-      </w:r>
-    </w:p>
-    <w:p>
-      <w:pPr>
-        <w:bidi/>
-      </w:pPr>
-      <w:r>
-        <w:rPr>
-          <w:lang w:val="ar_AE" w:bidi="ar_AE"/>
-        </w:rPr>
-      </w:r>
-    </w:p>
-    <w:p>
-      <w:pPr>
-        <w:bidi/>
-      </w:pPr>
-      <w:r>
-        <w:rPr>
-          <w:lang w:val="ar_AE" w:bidi="ar_AE"/>
-        </w:rPr>
-      </w:r>
-      <w:r>
-        <w:rPr>
-          <w:vertAlign w:val="superscript"/>
+    </w:p>
+    <w:p>
+      <w:pPr>
+        <w:bidi/>
+      </w:pPr>
+      <w:r>
+        <w:rPr>
+          <w:rtl/>
+          <w:cs/>
+          <w:lang w:val="ar_AE" w:bidi="ar_AE"/>
+        </w:rPr>
+      </w:r>
+      <w:r>
+        <w:rPr>
+          <w:vertAlign w:val="superscript"/>
+          <w:rtl/>
+          <w:cs/>
           <w:lang w:val="ar_AE" w:bidi="ar_AE"/>
         </w:rPr>
         <w:t>14</w:t>
       </w:r>
       <w:r>
         <w:rPr>
+          <w:rtl/>
+          <w:cs/>
           <w:lang w:val="ar_AE" w:bidi="ar_AE"/>
         </w:rPr>
         <w:t xml:space="preserve"> وَلَمْ يَكُنْ آدَمُ هُوَ الَّذِي انْخَدَعَ (بِمَكْرِ الشَّيْطَانِ)، بَلِ الْمَرْأَةُ انْخَدَعَتْ، فَوَقَعَتْ فِي الْمَعْصِيَةِ.</w:t>
       </w:r>
-      <w:r>
-        <w:rPr>
-          <w:lang w:val="ar_AE" w:bidi="ar_AE"/>
-        </w:rPr>
-      </w:r>
-      <w:r>
-        <w:rPr>
-          <w:lang w:val="ar_AE" w:bidi="ar_AE"/>
-        </w:rPr>
-      </w:r>
-    </w:p>
-    <w:p>
-      <w:pPr>
-        <w:bidi/>
-      </w:pPr>
-      <w:r>
-        <w:rPr>
-          <w:lang w:val="ar_AE" w:bidi="ar_AE"/>
-        </w:rPr>
-      </w:r>
-    </w:p>
-    <w:p>
-      <w:pPr>
-        <w:bidi/>
-      </w:pPr>
-      <w:r>
-        <w:rPr>
-          <w:lang w:val="ar_AE" w:bidi="ar_AE"/>
-        </w:rPr>
-      </w:r>
-      <w:r>
-        <w:rPr>
-          <w:vertAlign w:val="superscript"/>
+    </w:p>
+    <w:p>
+      <w:pPr>
+        <w:bidi/>
+      </w:pPr>
+      <w:r>
+        <w:rPr>
+          <w:rtl/>
+          <w:cs/>
+          <w:lang w:val="ar_AE" w:bidi="ar_AE"/>
+        </w:rPr>
+      </w:r>
+      <w:r>
+        <w:rPr>
+          <w:vertAlign w:val="superscript"/>
+          <w:rtl/>
+          <w:cs/>
           <w:lang w:val="ar_AE" w:bidi="ar_AE"/>
         </w:rPr>
         <w:t>15</w:t>
       </w:r>
       <w:r>
         <w:rPr>
+          <w:rtl/>
+          <w:cs/>
           <w:lang w:val="ar_AE" w:bidi="ar_AE"/>
         </w:rPr>
         <w:t xml:space="preserve"> إِلا أَنَّهَا سَتَخْلُصُ بِوِلادَةِ الأَوْلادِ، عَلَى أَنْ يَثْبُتْنَ فِي الإِيمَانِ وَالْمَحَبَّةِ وَالْقَدَاسَةِ مَعَ الرَّزَانَةِ!</w:t>
       </w:r>
-      <w:r>
-        <w:rPr>
-          <w:lang w:val="ar_AE" w:bidi="ar_AE"/>
-        </w:rPr>
-      </w:r>
-      <w:r>
-        <w:rPr>
-          <w:lang w:val="ar_AE" w:bidi="ar_AE"/>
-        </w:rPr>
-      </w:r>
-    </w:p>
-    <w:p>
-      <w:pPr>
-        <w:bidi/>
-      </w:pPr>
-      <w:r>
-        <w:rPr>
-          <w:lang w:val="ar_AE" w:bidi="ar_AE"/>
-        </w:rPr>
-      </w:r>
     </w:p>
     <w:p>
       <w:pPr>
@@ -1780,703 +1293,483 @@
       </w:pPr>
       <w:r>
         <w:rPr>
-          <w:lang w:val="ar_AE" w:bidi="ar_AE"/>
-        </w:rPr>
-        <w:t>1 Timothy 3:1</w:t>
-      </w:r>
-      <w:r>
-        <w:rPr>
-          <w:lang w:val="ar_AE" w:bidi="ar_AE"/>
-        </w:rPr>
-      </w:r>
-    </w:p>
-    <w:p>
-      <w:pPr>
-        <w:bidi/>
-      </w:pPr>
-      <w:r>
-        <w:rPr>
-          <w:lang w:val="ar_AE" w:bidi="ar_AE"/>
-        </w:rPr>
-      </w:r>
-      <w:r>
-        <w:rPr>
-          <w:vertAlign w:val="superscript"/>
+          <w:rtl/>
+          <w:cs/>
+          <w:lang w:val="ar_AE" w:bidi="ar_AE"/>
+        </w:rPr>
+        <w:t>تيموثاوس الأولى 3:1</w:t>
+      </w:r>
+      <w:r>
+        <w:rPr>
+          <w:rtl/>
+          <w:cs/>
+          <w:lang w:val="ar_AE" w:bidi="ar_AE"/>
+        </w:rPr>
+      </w:r>
+    </w:p>
+    <w:p>
+      <w:pPr>
+        <w:bidi/>
+      </w:pPr>
+      <w:r>
+        <w:rPr>
+          <w:rtl/>
+          <w:cs/>
+          <w:lang w:val="ar_AE" w:bidi="ar_AE"/>
+        </w:rPr>
+      </w:r>
+      <w:r>
+        <w:rPr>
+          <w:vertAlign w:val="superscript"/>
+          <w:rtl/>
+          <w:cs/>
           <w:lang w:val="ar_AE" w:bidi="ar_AE"/>
         </w:rPr>
         <w:t>1</w:t>
       </w:r>
       <w:r>
         <w:rPr>
+          <w:rtl/>
+          <w:cs/>
           <w:lang w:val="ar_AE" w:bidi="ar_AE"/>
         </w:rPr>
         <w:t xml:space="preserve"> مَا أَصْدَقَ الْقَوْلَ إِنَّ مَنْ يَرْغَبُ فِي أَنْ يَكُونَ رَاعِياً فَإِنَّمَا يَتُوقُ إِلَى عَمَلٍ صَالِحٍ.</w:t>
       </w:r>
-      <w:r>
-        <w:rPr>
-          <w:lang w:val="ar_AE" w:bidi="ar_AE"/>
-        </w:rPr>
-      </w:r>
-      <w:r>
-        <w:rPr>
-          <w:lang w:val="ar_AE" w:bidi="ar_AE"/>
-        </w:rPr>
-      </w:r>
-    </w:p>
-    <w:p>
-      <w:pPr>
-        <w:bidi/>
-      </w:pPr>
-      <w:r>
-        <w:rPr>
-          <w:lang w:val="ar_AE" w:bidi="ar_AE"/>
-        </w:rPr>
-      </w:r>
-    </w:p>
-    <w:p>
-      <w:pPr>
-        <w:bidi/>
-      </w:pPr>
-      <w:r>
-        <w:rPr>
-          <w:lang w:val="ar_AE" w:bidi="ar_AE"/>
-        </w:rPr>
-      </w:r>
-      <w:r>
-        <w:rPr>
-          <w:vertAlign w:val="superscript"/>
+    </w:p>
+    <w:p>
+      <w:pPr>
+        <w:bidi/>
+      </w:pPr>
+      <w:r>
+        <w:rPr>
+          <w:rtl/>
+          <w:cs/>
+          <w:lang w:val="ar_AE" w:bidi="ar_AE"/>
+        </w:rPr>
+      </w:r>
+      <w:r>
+        <w:rPr>
+          <w:vertAlign w:val="superscript"/>
+          <w:rtl/>
+          <w:cs/>
           <w:lang w:val="ar_AE" w:bidi="ar_AE"/>
         </w:rPr>
         <w:t>2</w:t>
       </w:r>
       <w:r>
         <w:rPr>
+          <w:rtl/>
+          <w:cs/>
           <w:lang w:val="ar_AE" w:bidi="ar_AE"/>
         </w:rPr>
         <w:t xml:space="preserve"> إِذَنْ، يَجِبُ أَنْ يَكُونَ الرَّاعِي بِلا عَيْبٍ، زَوْجاً لامْرَأَةٍ وَاحِدَةٍ، يَقِظاً عَاقِلاً مُهَذَّباً مِضْيَافاً، قَادِراً عَلَى التَّعْلِيمِ؛</w:t>
       </w:r>
-      <w:r>
-        <w:rPr>
-          <w:lang w:val="ar_AE" w:bidi="ar_AE"/>
-        </w:rPr>
-      </w:r>
-      <w:r>
-        <w:rPr>
-          <w:lang w:val="ar_AE" w:bidi="ar_AE"/>
-        </w:rPr>
-      </w:r>
-    </w:p>
-    <w:p>
-      <w:pPr>
-        <w:bidi/>
-      </w:pPr>
-      <w:r>
-        <w:rPr>
-          <w:lang w:val="ar_AE" w:bidi="ar_AE"/>
-        </w:rPr>
-      </w:r>
-    </w:p>
-    <w:p>
-      <w:pPr>
-        <w:bidi/>
-      </w:pPr>
-      <w:r>
-        <w:rPr>
-          <w:lang w:val="ar_AE" w:bidi="ar_AE"/>
-        </w:rPr>
-      </w:r>
-      <w:r>
-        <w:rPr>
-          <w:vertAlign w:val="superscript"/>
+    </w:p>
+    <w:p>
+      <w:pPr>
+        <w:bidi/>
+      </w:pPr>
+      <w:r>
+        <w:rPr>
+          <w:rtl/>
+          <w:cs/>
+          <w:lang w:val="ar_AE" w:bidi="ar_AE"/>
+        </w:rPr>
+      </w:r>
+      <w:r>
+        <w:rPr>
+          <w:vertAlign w:val="superscript"/>
+          <w:rtl/>
+          <w:cs/>
           <w:lang w:val="ar_AE" w:bidi="ar_AE"/>
         </w:rPr>
         <w:t>3</w:t>
       </w:r>
       <w:r>
         <w:rPr>
+          <w:rtl/>
+          <w:cs/>
           <w:lang w:val="ar_AE" w:bidi="ar_AE"/>
         </w:rPr>
         <w:t xml:space="preserve"> لَا مُدْمِناً لِلْخَمْرِ وَلا عَنِيفاً؛ بَلْ لَطِيفاً، غَيْرَ مُتَعَوِّدِ الْخِصَامِ، غَيْرَ مُولَعٍ بِالْمَالِ،</w:t>
       </w:r>
-      <w:r>
-        <w:rPr>
-          <w:lang w:val="ar_AE" w:bidi="ar_AE"/>
-        </w:rPr>
-      </w:r>
-      <w:r>
-        <w:rPr>
-          <w:lang w:val="ar_AE" w:bidi="ar_AE"/>
-        </w:rPr>
-      </w:r>
-    </w:p>
-    <w:p>
-      <w:pPr>
-        <w:bidi/>
-      </w:pPr>
-      <w:r>
-        <w:rPr>
-          <w:lang w:val="ar_AE" w:bidi="ar_AE"/>
-        </w:rPr>
-      </w:r>
-    </w:p>
-    <w:p>
-      <w:pPr>
-        <w:bidi/>
-      </w:pPr>
-      <w:r>
-        <w:rPr>
-          <w:lang w:val="ar_AE" w:bidi="ar_AE"/>
-        </w:rPr>
-      </w:r>
-      <w:r>
-        <w:rPr>
-          <w:vertAlign w:val="superscript"/>
+    </w:p>
+    <w:p>
+      <w:pPr>
+        <w:bidi/>
+      </w:pPr>
+      <w:r>
+        <w:rPr>
+          <w:rtl/>
+          <w:cs/>
+          <w:lang w:val="ar_AE" w:bidi="ar_AE"/>
+        </w:rPr>
+      </w:r>
+      <w:r>
+        <w:rPr>
+          <w:vertAlign w:val="superscript"/>
+          <w:rtl/>
+          <w:cs/>
           <w:lang w:val="ar_AE" w:bidi="ar_AE"/>
         </w:rPr>
         <w:t>4</w:t>
       </w:r>
       <w:r>
         <w:rPr>
+          <w:rtl/>
+          <w:cs/>
           <w:lang w:val="ar_AE" w:bidi="ar_AE"/>
         </w:rPr>
         <w:t xml:space="preserve"> يُحْسِنُ تَدْبِيرَ بَيْتِهِ، وَيُرَبِّي أَوْلادَهُ فِي الْخُضُوعِ بِكُلِّ احْتِرَامٍ.</w:t>
       </w:r>
-      <w:r>
-        <w:rPr>
-          <w:lang w:val="ar_AE" w:bidi="ar_AE"/>
-        </w:rPr>
-      </w:r>
-      <w:r>
-        <w:rPr>
-          <w:lang w:val="ar_AE" w:bidi="ar_AE"/>
-        </w:rPr>
-      </w:r>
-    </w:p>
-    <w:p>
-      <w:pPr>
-        <w:bidi/>
-      </w:pPr>
-      <w:r>
-        <w:rPr>
-          <w:lang w:val="ar_AE" w:bidi="ar_AE"/>
-        </w:rPr>
-      </w:r>
-    </w:p>
-    <w:p>
-      <w:pPr>
-        <w:bidi/>
-      </w:pPr>
-      <w:r>
-        <w:rPr>
-          <w:lang w:val="ar_AE" w:bidi="ar_AE"/>
-        </w:rPr>
-      </w:r>
-      <w:r>
-        <w:rPr>
-          <w:vertAlign w:val="superscript"/>
+    </w:p>
+    <w:p>
+      <w:pPr>
+        <w:bidi/>
+      </w:pPr>
+      <w:r>
+        <w:rPr>
+          <w:rtl/>
+          <w:cs/>
+          <w:lang w:val="ar_AE" w:bidi="ar_AE"/>
+        </w:rPr>
+      </w:r>
+      <w:r>
+        <w:rPr>
+          <w:vertAlign w:val="superscript"/>
+          <w:rtl/>
+          <w:cs/>
           <w:lang w:val="ar_AE" w:bidi="ar_AE"/>
         </w:rPr>
         <w:t>5</w:t>
       </w:r>
       <w:r>
         <w:rPr>
+          <w:rtl/>
+          <w:cs/>
           <w:lang w:val="ar_AE" w:bidi="ar_AE"/>
         </w:rPr>
         <w:t xml:space="preserve"> فَإِنْ كَانَ أَحَدٌ لَا يُحْسِنُ تَدْبِيرَ بَيْتِهِ، فَكَيْفَ يَعْتَنِي بِكَنِيسَةِ اللهِ؟</w:t>
       </w:r>
-      <w:r>
-        <w:rPr>
-          <w:lang w:val="ar_AE" w:bidi="ar_AE"/>
-        </w:rPr>
-      </w:r>
-      <w:r>
-        <w:rPr>
-          <w:lang w:val="ar_AE" w:bidi="ar_AE"/>
-        </w:rPr>
-      </w:r>
-    </w:p>
-    <w:p>
-      <w:pPr>
-        <w:bidi/>
-      </w:pPr>
-      <w:r>
-        <w:rPr>
-          <w:lang w:val="ar_AE" w:bidi="ar_AE"/>
-        </w:rPr>
-      </w:r>
-    </w:p>
-    <w:p>
-      <w:pPr>
-        <w:bidi/>
-      </w:pPr>
-      <w:r>
-        <w:rPr>
-          <w:lang w:val="ar_AE" w:bidi="ar_AE"/>
-        </w:rPr>
-      </w:r>
-      <w:r>
-        <w:rPr>
-          <w:vertAlign w:val="superscript"/>
+    </w:p>
+    <w:p>
+      <w:pPr>
+        <w:bidi/>
+      </w:pPr>
+      <w:r>
+        <w:rPr>
+          <w:rtl/>
+          <w:cs/>
+          <w:lang w:val="ar_AE" w:bidi="ar_AE"/>
+        </w:rPr>
+      </w:r>
+      <w:r>
+        <w:rPr>
+          <w:vertAlign w:val="superscript"/>
+          <w:rtl/>
+          <w:cs/>
           <w:lang w:val="ar_AE" w:bidi="ar_AE"/>
         </w:rPr>
         <w:t>6</w:t>
       </w:r>
       <w:r>
         <w:rPr>
+          <w:rtl/>
+          <w:cs/>
           <w:lang w:val="ar_AE" w:bidi="ar_AE"/>
         </w:rPr>
         <w:t xml:space="preserve"> وَيَجِبُ أَيْضاً أَنْ لَا يَكُونَ مُبْتَدِئاً فِي الإِيمَانِ، لِئَلَّا يَنْتَفِخَ تَكَبُّراً، فَيَقَعَ عَلَيْهِ عِقَابُ إِبْلِيسَ!</w:t>
       </w:r>
-      <w:r>
-        <w:rPr>
-          <w:lang w:val="ar_AE" w:bidi="ar_AE"/>
-        </w:rPr>
-      </w:r>
-      <w:r>
-        <w:rPr>
-          <w:lang w:val="ar_AE" w:bidi="ar_AE"/>
-        </w:rPr>
-      </w:r>
-    </w:p>
-    <w:p>
-      <w:pPr>
-        <w:bidi/>
-      </w:pPr>
-      <w:r>
-        <w:rPr>
-          <w:lang w:val="ar_AE" w:bidi="ar_AE"/>
-        </w:rPr>
-      </w:r>
-    </w:p>
-    <w:p>
-      <w:pPr>
-        <w:bidi/>
-      </w:pPr>
-      <w:r>
-        <w:rPr>
-          <w:lang w:val="ar_AE" w:bidi="ar_AE"/>
-        </w:rPr>
-      </w:r>
-      <w:r>
-        <w:rPr>
-          <w:vertAlign w:val="superscript"/>
+    </w:p>
+    <w:p>
+      <w:pPr>
+        <w:bidi/>
+      </w:pPr>
+      <w:r>
+        <w:rPr>
+          <w:rtl/>
+          <w:cs/>
+          <w:lang w:val="ar_AE" w:bidi="ar_AE"/>
+        </w:rPr>
+      </w:r>
+      <w:r>
+        <w:rPr>
+          <w:vertAlign w:val="superscript"/>
+          <w:rtl/>
+          <w:cs/>
           <w:lang w:val="ar_AE" w:bidi="ar_AE"/>
         </w:rPr>
         <w:t>7</w:t>
       </w:r>
       <w:r>
         <w:rPr>
+          <w:rtl/>
+          <w:cs/>
           <w:lang w:val="ar_AE" w:bidi="ar_AE"/>
         </w:rPr>
         <w:t xml:space="preserve"> وَمِنَ الضَّرُورِيِّ أَنْ تَكُونَ لَهُ شَهَادَةٌ حَسَنَةٌ مِنَ الَّذِينَ فِي خَارِجِ الْكَنِيسَةِ، لِكَيْ لَا يَقَعَ فِي الْعَارِ وَفِي فَخِّ إِبْلِيسَ.</w:t>
       </w:r>
-      <w:r>
-        <w:rPr>
-          <w:lang w:val="ar_AE" w:bidi="ar_AE"/>
-        </w:rPr>
-      </w:r>
-      <w:r>
-        <w:rPr>
-          <w:lang w:val="ar_AE" w:bidi="ar_AE"/>
-        </w:rPr>
-      </w:r>
-    </w:p>
-    <w:p>
-      <w:pPr>
-        <w:bidi/>
-      </w:pPr>
-      <w:r>
-        <w:rPr>
-          <w:lang w:val="ar_AE" w:bidi="ar_AE"/>
-        </w:rPr>
-      </w:r>
-    </w:p>
-    <w:p>
-      <w:pPr>
-        <w:bidi/>
-      </w:pPr>
-      <w:r>
-        <w:rPr>
-          <w:lang w:val="ar_AE" w:bidi="ar_AE"/>
-        </w:rPr>
-      </w:r>
-      <w:r>
-        <w:rPr>
-          <w:vertAlign w:val="superscript"/>
+    </w:p>
+    <w:p>
+      <w:pPr>
+        <w:bidi/>
+      </w:pPr>
+      <w:r>
+        <w:rPr>
+          <w:rtl/>
+          <w:cs/>
+          <w:lang w:val="ar_AE" w:bidi="ar_AE"/>
+        </w:rPr>
+      </w:r>
+      <w:r>
+        <w:rPr>
+          <w:vertAlign w:val="superscript"/>
+          <w:rtl/>
+          <w:cs/>
           <w:lang w:val="ar_AE" w:bidi="ar_AE"/>
         </w:rPr>
         <w:t>8</w:t>
       </w:r>
       <w:r>
         <w:rPr>
+          <w:rtl/>
+          <w:cs/>
           <w:lang w:val="ar_AE" w:bidi="ar_AE"/>
         </w:rPr>
         <w:t xml:space="preserve"> أَمَّا الْمُدَبِّرُونَ، فَيَجِبُ أَنْ يَكُونُوا أَيْضاً ذَوِي وَقَارٍ، لَا ذَوِي لِسَانَيْنِ، وَلا مُدْمِنِينَ لِلْخَمْرِ، لَا سَاعِينَ إِلَى الْمَكْسَبِ الْخَسِيسِ.</w:t>
       </w:r>
-      <w:r>
-        <w:rPr>
-          <w:lang w:val="ar_AE" w:bidi="ar_AE"/>
-        </w:rPr>
-      </w:r>
-      <w:r>
-        <w:rPr>
-          <w:lang w:val="ar_AE" w:bidi="ar_AE"/>
-        </w:rPr>
-      </w:r>
-    </w:p>
-    <w:p>
-      <w:pPr>
-        <w:bidi/>
-      </w:pPr>
-      <w:r>
-        <w:rPr>
-          <w:lang w:val="ar_AE" w:bidi="ar_AE"/>
-        </w:rPr>
-      </w:r>
-    </w:p>
-    <w:p>
-      <w:pPr>
-        <w:bidi/>
-      </w:pPr>
-      <w:r>
-        <w:rPr>
-          <w:lang w:val="ar_AE" w:bidi="ar_AE"/>
-        </w:rPr>
-      </w:r>
-      <w:r>
-        <w:rPr>
-          <w:vertAlign w:val="superscript"/>
+    </w:p>
+    <w:p>
+      <w:pPr>
+        <w:bidi/>
+      </w:pPr>
+      <w:r>
+        <w:rPr>
+          <w:rtl/>
+          <w:cs/>
+          <w:lang w:val="ar_AE" w:bidi="ar_AE"/>
+        </w:rPr>
+      </w:r>
+      <w:r>
+        <w:rPr>
+          <w:vertAlign w:val="superscript"/>
+          <w:rtl/>
+          <w:cs/>
           <w:lang w:val="ar_AE" w:bidi="ar_AE"/>
         </w:rPr>
         <w:t>9</w:t>
       </w:r>
       <w:r>
         <w:rPr>
+          <w:rtl/>
+          <w:cs/>
           <w:lang w:val="ar_AE" w:bidi="ar_AE"/>
         </w:rPr>
         <w:t xml:space="preserve"> يَتَمَسَّكُونَ بِحَقَائِقِ الإِيمَانِ الْخَفِيَّةِ بِضَمِيرٍ نَقِيٍّ.</w:t>
       </w:r>
-      <w:r>
-        <w:rPr>
-          <w:lang w:val="ar_AE" w:bidi="ar_AE"/>
-        </w:rPr>
-      </w:r>
-      <w:r>
-        <w:rPr>
-          <w:lang w:val="ar_AE" w:bidi="ar_AE"/>
-        </w:rPr>
-      </w:r>
-    </w:p>
-    <w:p>
-      <w:pPr>
-        <w:bidi/>
-      </w:pPr>
-      <w:r>
-        <w:rPr>
-          <w:lang w:val="ar_AE" w:bidi="ar_AE"/>
-        </w:rPr>
-      </w:r>
-    </w:p>
-    <w:p>
-      <w:pPr>
-        <w:bidi/>
-      </w:pPr>
-      <w:r>
-        <w:rPr>
-          <w:lang w:val="ar_AE" w:bidi="ar_AE"/>
-        </w:rPr>
-      </w:r>
-      <w:r>
-        <w:rPr>
-          <w:vertAlign w:val="superscript"/>
+    </w:p>
+    <w:p>
+      <w:pPr>
+        <w:bidi/>
+      </w:pPr>
+      <w:r>
+        <w:rPr>
+          <w:rtl/>
+          <w:cs/>
+          <w:lang w:val="ar_AE" w:bidi="ar_AE"/>
+        </w:rPr>
+      </w:r>
+      <w:r>
+        <w:rPr>
+          <w:vertAlign w:val="superscript"/>
+          <w:rtl/>
+          <w:cs/>
           <w:lang w:val="ar_AE" w:bidi="ar_AE"/>
         </w:rPr>
         <w:t>10</w:t>
       </w:r>
       <w:r>
         <w:rPr>
+          <w:rtl/>
+          <w:cs/>
           <w:lang w:val="ar_AE" w:bidi="ar_AE"/>
         </w:rPr>
         <w:t xml:space="preserve"> وَأَيْضاً يَجِبُ أَنْ يَتِمَّ اخْتِبَارُ الْمُدَبِّرِينَ أَوَّلاً، فَإِذَا تَبَيَّنَ أَنَّهُمْ بِلا لَوْمٍ، فَلْيُبَاشِرُوا خِدْمَةَ التَّدْبِيرِ.</w:t>
       </w:r>
-      <w:r>
-        <w:rPr>
-          <w:lang w:val="ar_AE" w:bidi="ar_AE"/>
-        </w:rPr>
-      </w:r>
-      <w:r>
-        <w:rPr>
-          <w:lang w:val="ar_AE" w:bidi="ar_AE"/>
-        </w:rPr>
-      </w:r>
-    </w:p>
-    <w:p>
-      <w:pPr>
-        <w:bidi/>
-      </w:pPr>
-      <w:r>
-        <w:rPr>
-          <w:lang w:val="ar_AE" w:bidi="ar_AE"/>
-        </w:rPr>
-      </w:r>
-    </w:p>
-    <w:p>
-      <w:pPr>
-        <w:bidi/>
-      </w:pPr>
-      <w:r>
-        <w:rPr>
-          <w:lang w:val="ar_AE" w:bidi="ar_AE"/>
-        </w:rPr>
-      </w:r>
-      <w:r>
-        <w:rPr>
-          <w:vertAlign w:val="superscript"/>
+    </w:p>
+    <w:p>
+      <w:pPr>
+        <w:bidi/>
+      </w:pPr>
+      <w:r>
+        <w:rPr>
+          <w:rtl/>
+          <w:cs/>
+          <w:lang w:val="ar_AE" w:bidi="ar_AE"/>
+        </w:rPr>
+      </w:r>
+      <w:r>
+        <w:rPr>
+          <w:vertAlign w:val="superscript"/>
+          <w:rtl/>
+          <w:cs/>
           <w:lang w:val="ar_AE" w:bidi="ar_AE"/>
         </w:rPr>
         <w:t>11</w:t>
       </w:r>
       <w:r>
         <w:rPr>
+          <w:rtl/>
+          <w:cs/>
           <w:lang w:val="ar_AE" w:bidi="ar_AE"/>
         </w:rPr>
         <w:t xml:space="preserve"> كَذَلِكَ يَجِبُ أَنْ تَكُونَ النِّسَاءُ أَيْضاً رَزِينَاتٍ، غَيْرَ نَمَّامَاتٍ، يَقِظَاتٍ، أَمِينَاتٍ فِي كُلِّ شَيْءٍ.</w:t>
       </w:r>
-      <w:r>
-        <w:rPr>
-          <w:lang w:val="ar_AE" w:bidi="ar_AE"/>
-        </w:rPr>
-      </w:r>
-      <w:r>
-        <w:rPr>
-          <w:lang w:val="ar_AE" w:bidi="ar_AE"/>
-        </w:rPr>
-      </w:r>
-    </w:p>
-    <w:p>
-      <w:pPr>
-        <w:bidi/>
-      </w:pPr>
-      <w:r>
-        <w:rPr>
-          <w:lang w:val="ar_AE" w:bidi="ar_AE"/>
-        </w:rPr>
-      </w:r>
-    </w:p>
-    <w:p>
-      <w:pPr>
-        <w:bidi/>
-      </w:pPr>
-      <w:r>
-        <w:rPr>
-          <w:lang w:val="ar_AE" w:bidi="ar_AE"/>
-        </w:rPr>
-      </w:r>
-      <w:r>
-        <w:rPr>
-          <w:vertAlign w:val="superscript"/>
+    </w:p>
+    <w:p>
+      <w:pPr>
+        <w:bidi/>
+      </w:pPr>
+      <w:r>
+        <w:rPr>
+          <w:rtl/>
+          <w:cs/>
+          <w:lang w:val="ar_AE" w:bidi="ar_AE"/>
+        </w:rPr>
+      </w:r>
+      <w:r>
+        <w:rPr>
+          <w:vertAlign w:val="superscript"/>
+          <w:rtl/>
+          <w:cs/>
           <w:lang w:val="ar_AE" w:bidi="ar_AE"/>
         </w:rPr>
         <w:t>12</w:t>
       </w:r>
       <w:r>
         <w:rPr>
+          <w:rtl/>
+          <w:cs/>
           <w:lang w:val="ar_AE" w:bidi="ar_AE"/>
         </w:rPr>
         <w:t xml:space="preserve"> كَمَا يَجِبُ أَنْ يَكُونَ كُلُّ مُدَبِّرٍ زَوْجاً لامْرَأَةٍ وَاحِدَةٍ، يُحْسِنُ تَدْبِيرَ أَوْلادِهِ وَبَيْتِهِ.</w:t>
       </w:r>
-      <w:r>
-        <w:rPr>
-          <w:lang w:val="ar_AE" w:bidi="ar_AE"/>
-        </w:rPr>
-      </w:r>
-      <w:r>
-        <w:rPr>
-          <w:lang w:val="ar_AE" w:bidi="ar_AE"/>
-        </w:rPr>
-      </w:r>
-    </w:p>
-    <w:p>
-      <w:pPr>
-        <w:bidi/>
-      </w:pPr>
-      <w:r>
-        <w:rPr>
-          <w:lang w:val="ar_AE" w:bidi="ar_AE"/>
-        </w:rPr>
-      </w:r>
-    </w:p>
-    <w:p>
-      <w:pPr>
-        <w:bidi/>
-      </w:pPr>
-      <w:r>
-        <w:rPr>
-          <w:lang w:val="ar_AE" w:bidi="ar_AE"/>
-        </w:rPr>
-      </w:r>
-      <w:r>
-        <w:rPr>
-          <w:vertAlign w:val="superscript"/>
+    </w:p>
+    <w:p>
+      <w:pPr>
+        <w:bidi/>
+      </w:pPr>
+      <w:r>
+        <w:rPr>
+          <w:rtl/>
+          <w:cs/>
+          <w:lang w:val="ar_AE" w:bidi="ar_AE"/>
+        </w:rPr>
+      </w:r>
+      <w:r>
+        <w:rPr>
+          <w:vertAlign w:val="superscript"/>
+          <w:rtl/>
+          <w:cs/>
           <w:lang w:val="ar_AE" w:bidi="ar_AE"/>
         </w:rPr>
         <w:t>13</w:t>
       </w:r>
       <w:r>
         <w:rPr>
+          <w:rtl/>
+          <w:cs/>
           <w:lang w:val="ar_AE" w:bidi="ar_AE"/>
         </w:rPr>
         <w:t xml:space="preserve"> فَإِنَّ الَّذِينَ يَقُومُونَ بِخِدْمَةِ التَّدْبِيرِ خَيْرَ قِيَامٍ، يَكْسِبُونَ لأَنْفُسِهِمْ مَكَانَةً جَيِّدَةً، وَجُرْأَةً كَبِيرَةً فِي الإِيمَانِ الثَّابِتِ فِي الْمَسِيحِ يَسُوعَ!</w:t>
       </w:r>
-      <w:r>
-        <w:rPr>
-          <w:lang w:val="ar_AE" w:bidi="ar_AE"/>
-        </w:rPr>
-      </w:r>
-      <w:r>
-        <w:rPr>
-          <w:lang w:val="ar_AE" w:bidi="ar_AE"/>
-        </w:rPr>
-      </w:r>
-    </w:p>
-    <w:p>
-      <w:pPr>
-        <w:bidi/>
-      </w:pPr>
-      <w:r>
-        <w:rPr>
-          <w:lang w:val="ar_AE" w:bidi="ar_AE"/>
-        </w:rPr>
-      </w:r>
-    </w:p>
-    <w:p>
-      <w:pPr>
-        <w:bidi/>
-      </w:pPr>
-      <w:r>
-        <w:rPr>
-          <w:lang w:val="ar_AE" w:bidi="ar_AE"/>
-        </w:rPr>
-      </w:r>
-      <w:r>
-        <w:rPr>
-          <w:vertAlign w:val="superscript"/>
+    </w:p>
+    <w:p>
+      <w:pPr>
+        <w:bidi/>
+      </w:pPr>
+      <w:r>
+        <w:rPr>
+          <w:rtl/>
+          <w:cs/>
+          <w:lang w:val="ar_AE" w:bidi="ar_AE"/>
+        </w:rPr>
+      </w:r>
+      <w:r>
+        <w:rPr>
+          <w:vertAlign w:val="superscript"/>
+          <w:rtl/>
+          <w:cs/>
           <w:lang w:val="ar_AE" w:bidi="ar_AE"/>
         </w:rPr>
         <w:t>14</w:t>
       </w:r>
       <w:r>
         <w:rPr>
+          <w:rtl/>
+          <w:cs/>
           <w:lang w:val="ar_AE" w:bidi="ar_AE"/>
         </w:rPr>
         <w:t xml:space="preserve"> هَذِهِ التَّوْصِيَاتُ أَكْتُبُهَا إِلَيْكَ، وَأَنَا أَرْجُو أَنْ آتِيَ إِلَيْكَ بِأَكْثَرِ سُرْعَةٍ،</w:t>
       </w:r>
-      <w:r>
-        <w:rPr>
-          <w:lang w:val="ar_AE" w:bidi="ar_AE"/>
-        </w:rPr>
-      </w:r>
-      <w:r>
-        <w:rPr>
-          <w:lang w:val="ar_AE" w:bidi="ar_AE"/>
-        </w:rPr>
-      </w:r>
-    </w:p>
-    <w:p>
-      <w:pPr>
-        <w:bidi/>
-      </w:pPr>
-      <w:r>
-        <w:rPr>
-          <w:lang w:val="ar_AE" w:bidi="ar_AE"/>
-        </w:rPr>
-      </w:r>
-    </w:p>
-    <w:p>
-      <w:pPr>
-        <w:bidi/>
-      </w:pPr>
-      <w:r>
-        <w:rPr>
-          <w:lang w:val="ar_AE" w:bidi="ar_AE"/>
-        </w:rPr>
-      </w:r>
-      <w:r>
-        <w:rPr>
-          <w:vertAlign w:val="superscript"/>
+    </w:p>
+    <w:p>
+      <w:pPr>
+        <w:bidi/>
+      </w:pPr>
+      <w:r>
+        <w:rPr>
+          <w:rtl/>
+          <w:cs/>
+          <w:lang w:val="ar_AE" w:bidi="ar_AE"/>
+        </w:rPr>
+      </w:r>
+      <w:r>
+        <w:rPr>
+          <w:vertAlign w:val="superscript"/>
+          <w:rtl/>
+          <w:cs/>
           <w:lang w:val="ar_AE" w:bidi="ar_AE"/>
         </w:rPr>
         <w:t>15</w:t>
       </w:r>
       <w:r>
         <w:rPr>
+          <w:rtl/>
+          <w:cs/>
           <w:lang w:val="ar_AE" w:bidi="ar_AE"/>
         </w:rPr>
         <w:t xml:space="preserve"> حَتَّى إِذَا تَأَخَّرْتُ تَعْلَمُ كَيْفَ يَجِبُ التَّصَرُّفُ فِي بَيْتِ اللهِ، أَيْ كَنِيسَةِ اللهِ الْحَيِّ، رُكْنِ الْحَقِّ وَدُعَامَتِهِ.</w:t>
       </w:r>
-      <w:r>
-        <w:rPr>
-          <w:lang w:val="ar_AE" w:bidi="ar_AE"/>
-        </w:rPr>
-      </w:r>
-      <w:r>
-        <w:rPr>
-          <w:lang w:val="ar_AE" w:bidi="ar_AE"/>
-        </w:rPr>
-      </w:r>
-    </w:p>
-    <w:p>
-      <w:pPr>
-        <w:bidi/>
-      </w:pPr>
-      <w:r>
-        <w:rPr>
-          <w:lang w:val="ar_AE" w:bidi="ar_AE"/>
-        </w:rPr>
-      </w:r>
-    </w:p>
-    <w:p>
-      <w:pPr>
-        <w:bidi/>
-      </w:pPr>
-      <w:r>
-        <w:rPr>
-          <w:lang w:val="ar_AE" w:bidi="ar_AE"/>
-        </w:rPr>
-      </w:r>
-      <w:r>
-        <w:rPr>
-          <w:vertAlign w:val="superscript"/>
+    </w:p>
+    <w:p>
+      <w:pPr>
+        <w:bidi/>
+      </w:pPr>
+      <w:r>
+        <w:rPr>
+          <w:rtl/>
+          <w:cs/>
+          <w:lang w:val="ar_AE" w:bidi="ar_AE"/>
+        </w:rPr>
+      </w:r>
+      <w:r>
+        <w:rPr>
+          <w:vertAlign w:val="superscript"/>
+          <w:rtl/>
+          <w:cs/>
           <w:lang w:val="ar_AE" w:bidi="ar_AE"/>
         </w:rPr>
         <w:t>16</w:t>
       </w:r>
       <w:r>
         <w:rPr>
+          <w:rtl/>
+          <w:cs/>
           <w:lang w:val="ar_AE" w:bidi="ar_AE"/>
         </w:rPr>
         <w:t xml:space="preserve"> وَبِاعْتِرَافِ الْجَمِيعِ، إِنَّ سِرَّ التَّقْوَى عَظِيمٌ: اللهُ ظَهَرَ فِي الْجَسَدِ، شَهِدَ الرُّوحُ لِبِرِّهِ، شَاهَدَتْهُ الْمَلائِكَةُ، بُشِّرَ بِهِ بَيْنَ الأُمَمِ، أُومِنَ بِهِ فِي الْعَالَمِ، ثُمَّ رُفِعَ فِي الْمَجْدِ.</w:t>
       </w:r>
-      <w:r>
-        <w:rPr>
-          <w:lang w:val="ar_AE" w:bidi="ar_AE"/>
-        </w:rPr>
-      </w:r>
-      <w:r>
-        <w:rPr>
-          <w:lang w:val="ar_AE" w:bidi="ar_AE"/>
-        </w:rPr>
-      </w:r>
-    </w:p>
-    <w:p>
-      <w:pPr>
-        <w:bidi/>
-      </w:pPr>
-      <w:r>
-        <w:rPr>
-          <w:lang w:val="ar_AE" w:bidi="ar_AE"/>
-        </w:rPr>
-      </w:r>
     </w:p>
     <w:p>
       <w:pPr>
@@ -2485,703 +1778,483 @@
       </w:pPr>
       <w:r>
         <w:rPr>
-          <w:lang w:val="ar_AE" w:bidi="ar_AE"/>
-        </w:rPr>
-        <w:t>1 Timothy 4:1</w:t>
-      </w:r>
-      <w:r>
-        <w:rPr>
-          <w:lang w:val="ar_AE" w:bidi="ar_AE"/>
-        </w:rPr>
-      </w:r>
-    </w:p>
-    <w:p>
-      <w:pPr>
-        <w:bidi/>
-      </w:pPr>
-      <w:r>
-        <w:rPr>
-          <w:lang w:val="ar_AE" w:bidi="ar_AE"/>
-        </w:rPr>
-      </w:r>
-      <w:r>
-        <w:rPr>
-          <w:vertAlign w:val="superscript"/>
+          <w:rtl/>
+          <w:cs/>
+          <w:lang w:val="ar_AE" w:bidi="ar_AE"/>
+        </w:rPr>
+        <w:t>تيموثاوس الأولى 4:1</w:t>
+      </w:r>
+      <w:r>
+        <w:rPr>
+          <w:rtl/>
+          <w:cs/>
+          <w:lang w:val="ar_AE" w:bidi="ar_AE"/>
+        </w:rPr>
+      </w:r>
+    </w:p>
+    <w:p>
+      <w:pPr>
+        <w:bidi/>
+      </w:pPr>
+      <w:r>
+        <w:rPr>
+          <w:rtl/>
+          <w:cs/>
+          <w:lang w:val="ar_AE" w:bidi="ar_AE"/>
+        </w:rPr>
+      </w:r>
+      <w:r>
+        <w:rPr>
+          <w:vertAlign w:val="superscript"/>
+          <w:rtl/>
+          <w:cs/>
           <w:lang w:val="ar_AE" w:bidi="ar_AE"/>
         </w:rPr>
         <w:t>1</w:t>
       </w:r>
       <w:r>
         <w:rPr>
+          <w:rtl/>
+          <w:cs/>
           <w:lang w:val="ar_AE" w:bidi="ar_AE"/>
         </w:rPr>
         <w:t xml:space="preserve"> إِلَّا أَنَّ الرُّوحَ يُعْلِنُ صَرَاحَةً أَنَّ قَوْماً فِي الأَزْمِنَةِ الأَخِيرَةِ سَوْفَ يَرْتَدُّونَ عَنِ الإِيمَانِ، مُنْسَاقِينَ وَرَاءَ أَرْوَاحٍ مُضَلِّلَةٍ وَتَعَالِيمَ شَيْطَانِيَّةٍ،</w:t>
       </w:r>
-      <w:r>
-        <w:rPr>
-          <w:lang w:val="ar_AE" w:bidi="ar_AE"/>
-        </w:rPr>
-      </w:r>
-      <w:r>
-        <w:rPr>
-          <w:lang w:val="ar_AE" w:bidi="ar_AE"/>
-        </w:rPr>
-      </w:r>
-    </w:p>
-    <w:p>
-      <w:pPr>
-        <w:bidi/>
-      </w:pPr>
-      <w:r>
-        <w:rPr>
-          <w:lang w:val="ar_AE" w:bidi="ar_AE"/>
-        </w:rPr>
-      </w:r>
-    </w:p>
-    <w:p>
-      <w:pPr>
-        <w:bidi/>
-      </w:pPr>
-      <w:r>
-        <w:rPr>
-          <w:lang w:val="ar_AE" w:bidi="ar_AE"/>
-        </w:rPr>
-      </w:r>
-      <w:r>
-        <w:rPr>
-          <w:vertAlign w:val="superscript"/>
+    </w:p>
+    <w:p>
+      <w:pPr>
+        <w:bidi/>
+      </w:pPr>
+      <w:r>
+        <w:rPr>
+          <w:rtl/>
+          <w:cs/>
+          <w:lang w:val="ar_AE" w:bidi="ar_AE"/>
+        </w:rPr>
+      </w:r>
+      <w:r>
+        <w:rPr>
+          <w:vertAlign w:val="superscript"/>
+          <w:rtl/>
+          <w:cs/>
           <w:lang w:val="ar_AE" w:bidi="ar_AE"/>
         </w:rPr>
         <w:t>2</w:t>
       </w:r>
       <w:r>
         <w:rPr>
+          <w:rtl/>
+          <w:cs/>
           <w:lang w:val="ar_AE" w:bidi="ar_AE"/>
         </w:rPr>
         <w:t xml:space="preserve"> فِي مَوْجَةِ رِيَاءٍ يَنْشُرُهَا مُعَلِّمُونَ دَجَّالُونَ لَهُمْ ضَمَائِرُ كُوِيَتْ بِالنَّارِ.</w:t>
       </w:r>
-      <w:r>
-        <w:rPr>
-          <w:lang w:val="ar_AE" w:bidi="ar_AE"/>
-        </w:rPr>
-      </w:r>
-      <w:r>
-        <w:rPr>
-          <w:lang w:val="ar_AE" w:bidi="ar_AE"/>
-        </w:rPr>
-      </w:r>
-    </w:p>
-    <w:p>
-      <w:pPr>
-        <w:bidi/>
-      </w:pPr>
-      <w:r>
-        <w:rPr>
-          <w:lang w:val="ar_AE" w:bidi="ar_AE"/>
-        </w:rPr>
-      </w:r>
-    </w:p>
-    <w:p>
-      <w:pPr>
-        <w:bidi/>
-      </w:pPr>
-      <w:r>
-        <w:rPr>
-          <w:lang w:val="ar_AE" w:bidi="ar_AE"/>
-        </w:rPr>
-      </w:r>
-      <w:r>
-        <w:rPr>
-          <w:vertAlign w:val="superscript"/>
+    </w:p>
+    <w:p>
+      <w:pPr>
+        <w:bidi/>
+      </w:pPr>
+      <w:r>
+        <w:rPr>
+          <w:rtl/>
+          <w:cs/>
+          <w:lang w:val="ar_AE" w:bidi="ar_AE"/>
+        </w:rPr>
+      </w:r>
+      <w:r>
+        <w:rPr>
+          <w:vertAlign w:val="superscript"/>
+          <w:rtl/>
+          <w:cs/>
           <w:lang w:val="ar_AE" w:bidi="ar_AE"/>
         </w:rPr>
         <w:t>3</w:t>
       </w:r>
       <w:r>
         <w:rPr>
+          <w:rtl/>
+          <w:cs/>
           <w:lang w:val="ar_AE" w:bidi="ar_AE"/>
         </w:rPr>
         <w:t xml:space="preserve"> يُحَرِّمُونَ الزَّوَاجَ، وَيَأْمُرُونَ بِالامْتِنَاعِ عَنْ أَطْعِمَةٍ خَلَقَهَا اللهُ لِيَتَنَاوَلَهَا الْمُؤْمِنُونَ وَعَارِفُو الْحَقِّ شَاكِرِينَ.</w:t>
       </w:r>
-      <w:r>
-        <w:rPr>
-          <w:lang w:val="ar_AE" w:bidi="ar_AE"/>
-        </w:rPr>
-      </w:r>
-      <w:r>
-        <w:rPr>
-          <w:lang w:val="ar_AE" w:bidi="ar_AE"/>
-        </w:rPr>
-      </w:r>
-    </w:p>
-    <w:p>
-      <w:pPr>
-        <w:bidi/>
-      </w:pPr>
-      <w:r>
-        <w:rPr>
-          <w:lang w:val="ar_AE" w:bidi="ar_AE"/>
-        </w:rPr>
-      </w:r>
-    </w:p>
-    <w:p>
-      <w:pPr>
-        <w:bidi/>
-      </w:pPr>
-      <w:r>
-        <w:rPr>
-          <w:lang w:val="ar_AE" w:bidi="ar_AE"/>
-        </w:rPr>
-      </w:r>
-      <w:r>
-        <w:rPr>
-          <w:vertAlign w:val="superscript"/>
+    </w:p>
+    <w:p>
+      <w:pPr>
+        <w:bidi/>
+      </w:pPr>
+      <w:r>
+        <w:rPr>
+          <w:rtl/>
+          <w:cs/>
+          <w:lang w:val="ar_AE" w:bidi="ar_AE"/>
+        </w:rPr>
+      </w:r>
+      <w:r>
+        <w:rPr>
+          <w:vertAlign w:val="superscript"/>
+          <w:rtl/>
+          <w:cs/>
           <w:lang w:val="ar_AE" w:bidi="ar_AE"/>
         </w:rPr>
         <w:t>4</w:t>
       </w:r>
       <w:r>
         <w:rPr>
+          <w:rtl/>
+          <w:cs/>
           <w:lang w:val="ar_AE" w:bidi="ar_AE"/>
         </w:rPr>
         <w:t xml:space="preserve"> فَإِنَّ كُلَّ مَا خَلَقَهُ اللهُ جَيِّدٌ، وَلا شَيْءَ مِنْهُ يُرْفَضُ إِذَا تَنَاوَلَهُ الإِنْسَانُ شَاكِراً؛</w:t>
       </w:r>
-      <w:r>
-        <w:rPr>
-          <w:lang w:val="ar_AE" w:bidi="ar_AE"/>
-        </w:rPr>
-      </w:r>
-      <w:r>
-        <w:rPr>
-          <w:lang w:val="ar_AE" w:bidi="ar_AE"/>
-        </w:rPr>
-      </w:r>
-    </w:p>
-    <w:p>
-      <w:pPr>
-        <w:bidi/>
-      </w:pPr>
-      <w:r>
-        <w:rPr>
-          <w:lang w:val="ar_AE" w:bidi="ar_AE"/>
-        </w:rPr>
-      </w:r>
-    </w:p>
-    <w:p>
-      <w:pPr>
-        <w:bidi/>
-      </w:pPr>
-      <w:r>
-        <w:rPr>
-          <w:lang w:val="ar_AE" w:bidi="ar_AE"/>
-        </w:rPr>
-      </w:r>
-      <w:r>
-        <w:rPr>
-          <w:vertAlign w:val="superscript"/>
+    </w:p>
+    <w:p>
+      <w:pPr>
+        <w:bidi/>
+      </w:pPr>
+      <w:r>
+        <w:rPr>
+          <w:rtl/>
+          <w:cs/>
+          <w:lang w:val="ar_AE" w:bidi="ar_AE"/>
+        </w:rPr>
+      </w:r>
+      <w:r>
+        <w:rPr>
+          <w:vertAlign w:val="superscript"/>
+          <w:rtl/>
+          <w:cs/>
           <w:lang w:val="ar_AE" w:bidi="ar_AE"/>
         </w:rPr>
         <w:t>5</w:t>
       </w:r>
       <w:r>
         <w:rPr>
+          <w:rtl/>
+          <w:cs/>
           <w:lang w:val="ar_AE" w:bidi="ar_AE"/>
         </w:rPr>
         <w:t xml:space="preserve"> لأَنَّهُ يَصِيرُ مُقَدَّساً بِكَلِمَةِ اللهِ وَالصَّلاةِ.</w:t>
       </w:r>
-      <w:r>
-        <w:rPr>
-          <w:lang w:val="ar_AE" w:bidi="ar_AE"/>
-        </w:rPr>
-      </w:r>
-      <w:r>
-        <w:rPr>
-          <w:lang w:val="ar_AE" w:bidi="ar_AE"/>
-        </w:rPr>
-      </w:r>
-    </w:p>
-    <w:p>
-      <w:pPr>
-        <w:bidi/>
-      </w:pPr>
-      <w:r>
-        <w:rPr>
-          <w:lang w:val="ar_AE" w:bidi="ar_AE"/>
-        </w:rPr>
-      </w:r>
-    </w:p>
-    <w:p>
-      <w:pPr>
-        <w:bidi/>
-      </w:pPr>
-      <w:r>
-        <w:rPr>
-          <w:lang w:val="ar_AE" w:bidi="ar_AE"/>
-        </w:rPr>
-      </w:r>
-      <w:r>
-        <w:rPr>
-          <w:vertAlign w:val="superscript"/>
+    </w:p>
+    <w:p>
+      <w:pPr>
+        <w:bidi/>
+      </w:pPr>
+      <w:r>
+        <w:rPr>
+          <w:rtl/>
+          <w:cs/>
+          <w:lang w:val="ar_AE" w:bidi="ar_AE"/>
+        </w:rPr>
+      </w:r>
+      <w:r>
+        <w:rPr>
+          <w:vertAlign w:val="superscript"/>
+          <w:rtl/>
+          <w:cs/>
           <w:lang w:val="ar_AE" w:bidi="ar_AE"/>
         </w:rPr>
         <w:t>6</w:t>
       </w:r>
       <w:r>
         <w:rPr>
+          <w:rtl/>
+          <w:cs/>
           <w:lang w:val="ar_AE" w:bidi="ar_AE"/>
         </w:rPr>
         <w:t xml:space="preserve"> إِنْ بَسَطْتَ هَذِهِ الأُمُورَ أَمَامَ الإِخْوَةِ، كُنْتَ خَادِماً صَالِحاً لِلْمَسِيحِ يَسُوعَ، مُتَغَذِّياً بِكَلامِ الإِيمَانِ وَالتَّعْلِيمِ الصَّالِحِ الَّذِي اتَّبَعْتَهُ تَمَاماً.</w:t>
       </w:r>
-      <w:r>
-        <w:rPr>
-          <w:lang w:val="ar_AE" w:bidi="ar_AE"/>
-        </w:rPr>
-      </w:r>
-      <w:r>
-        <w:rPr>
-          <w:lang w:val="ar_AE" w:bidi="ar_AE"/>
-        </w:rPr>
-      </w:r>
-    </w:p>
-    <w:p>
-      <w:pPr>
-        <w:bidi/>
-      </w:pPr>
-      <w:r>
-        <w:rPr>
-          <w:lang w:val="ar_AE" w:bidi="ar_AE"/>
-        </w:rPr>
-      </w:r>
-    </w:p>
-    <w:p>
-      <w:pPr>
-        <w:bidi/>
-      </w:pPr>
-      <w:r>
-        <w:rPr>
-          <w:lang w:val="ar_AE" w:bidi="ar_AE"/>
-        </w:rPr>
-      </w:r>
-      <w:r>
-        <w:rPr>
-          <w:vertAlign w:val="superscript"/>
+    </w:p>
+    <w:p>
+      <w:pPr>
+        <w:bidi/>
+      </w:pPr>
+      <w:r>
+        <w:rPr>
+          <w:rtl/>
+          <w:cs/>
+          <w:lang w:val="ar_AE" w:bidi="ar_AE"/>
+        </w:rPr>
+      </w:r>
+      <w:r>
+        <w:rPr>
+          <w:vertAlign w:val="superscript"/>
+          <w:rtl/>
+          <w:cs/>
           <w:lang w:val="ar_AE" w:bidi="ar_AE"/>
         </w:rPr>
         <w:t>7</w:t>
       </w:r>
       <w:r>
         <w:rPr>
+          <w:rtl/>
+          <w:cs/>
           <w:lang w:val="ar_AE" w:bidi="ar_AE"/>
         </w:rPr>
         <w:t xml:space="preserve"> أَمَّا أَسَاطِيرُ الْعَجَائِزِ الْمُبْتَذَلَةُ، فَتَجَنَّبْهَا. إِنَّمَا مَرِّنْ نَفْسَكَ فِي طَرِيقِ التَّقْوَى.</w:t>
       </w:r>
-      <w:r>
-        <w:rPr>
-          <w:lang w:val="ar_AE" w:bidi="ar_AE"/>
-        </w:rPr>
-      </w:r>
-      <w:r>
-        <w:rPr>
-          <w:lang w:val="ar_AE" w:bidi="ar_AE"/>
-        </w:rPr>
-      </w:r>
-    </w:p>
-    <w:p>
-      <w:pPr>
-        <w:bidi/>
-      </w:pPr>
-      <w:r>
-        <w:rPr>
-          <w:lang w:val="ar_AE" w:bidi="ar_AE"/>
-        </w:rPr>
-      </w:r>
-    </w:p>
-    <w:p>
-      <w:pPr>
-        <w:bidi/>
-      </w:pPr>
-      <w:r>
-        <w:rPr>
-          <w:lang w:val="ar_AE" w:bidi="ar_AE"/>
-        </w:rPr>
-      </w:r>
-      <w:r>
-        <w:rPr>
-          <w:vertAlign w:val="superscript"/>
+    </w:p>
+    <w:p>
+      <w:pPr>
+        <w:bidi/>
+      </w:pPr>
+      <w:r>
+        <w:rPr>
+          <w:rtl/>
+          <w:cs/>
+          <w:lang w:val="ar_AE" w:bidi="ar_AE"/>
+        </w:rPr>
+      </w:r>
+      <w:r>
+        <w:rPr>
+          <w:vertAlign w:val="superscript"/>
+          <w:rtl/>
+          <w:cs/>
           <w:lang w:val="ar_AE" w:bidi="ar_AE"/>
         </w:rPr>
         <w:t>8</w:t>
       </w:r>
       <w:r>
         <w:rPr>
+          <w:rtl/>
+          <w:cs/>
           <w:lang w:val="ar_AE" w:bidi="ar_AE"/>
         </w:rPr>
         <w:t xml:space="preserve"> فَالرِّيَاضَةُ الْبَدَنِيَّةُ نَافِعَةٌ بَعْضَ الشَّيْءِ. أَمَّا التَّقْوَى فَنَافِعَةٌ لِكُلِّ شَيْءٍ، لأَنَّ فِيهَا وَعْداً بِالْحَيَاةِ الْحَاضِرَةِ وَالآتِيَةِ.</w:t>
       </w:r>
-      <w:r>
-        <w:rPr>
-          <w:lang w:val="ar_AE" w:bidi="ar_AE"/>
-        </w:rPr>
-      </w:r>
-      <w:r>
-        <w:rPr>
-          <w:lang w:val="ar_AE" w:bidi="ar_AE"/>
-        </w:rPr>
-      </w:r>
-    </w:p>
-    <w:p>
-      <w:pPr>
-        <w:bidi/>
-      </w:pPr>
-      <w:r>
-        <w:rPr>
-          <w:lang w:val="ar_AE" w:bidi="ar_AE"/>
-        </w:rPr>
-      </w:r>
-    </w:p>
-    <w:p>
-      <w:pPr>
-        <w:bidi/>
-      </w:pPr>
-      <w:r>
-        <w:rPr>
-          <w:lang w:val="ar_AE" w:bidi="ar_AE"/>
-        </w:rPr>
-      </w:r>
-      <w:r>
-        <w:rPr>
-          <w:vertAlign w:val="superscript"/>
+    </w:p>
+    <w:p>
+      <w:pPr>
+        <w:bidi/>
+      </w:pPr>
+      <w:r>
+        <w:rPr>
+          <w:rtl/>
+          <w:cs/>
+          <w:lang w:val="ar_AE" w:bidi="ar_AE"/>
+        </w:rPr>
+      </w:r>
+      <w:r>
+        <w:rPr>
+          <w:vertAlign w:val="superscript"/>
+          <w:rtl/>
+          <w:cs/>
           <w:lang w:val="ar_AE" w:bidi="ar_AE"/>
         </w:rPr>
         <w:t>9</w:t>
       </w:r>
       <w:r>
         <w:rPr>
+          <w:rtl/>
+          <w:cs/>
           <w:lang w:val="ar_AE" w:bidi="ar_AE"/>
         </w:rPr>
         <w:t xml:space="preserve"> مَا أَصْدَقَ هَذَا الْقَوْلَ، وَمَا أَجْدَرَهُ بِالتَّصْدِيقِ!</w:t>
       </w:r>
-      <w:r>
-        <w:rPr>
-          <w:lang w:val="ar_AE" w:bidi="ar_AE"/>
-        </w:rPr>
-      </w:r>
-      <w:r>
-        <w:rPr>
-          <w:lang w:val="ar_AE" w:bidi="ar_AE"/>
-        </w:rPr>
-      </w:r>
-    </w:p>
-    <w:p>
-      <w:pPr>
-        <w:bidi/>
-      </w:pPr>
-      <w:r>
-        <w:rPr>
-          <w:lang w:val="ar_AE" w:bidi="ar_AE"/>
-        </w:rPr>
-      </w:r>
-    </w:p>
-    <w:p>
-      <w:pPr>
-        <w:bidi/>
-      </w:pPr>
-      <w:r>
-        <w:rPr>
-          <w:lang w:val="ar_AE" w:bidi="ar_AE"/>
-        </w:rPr>
-      </w:r>
-      <w:r>
-        <w:rPr>
-          <w:vertAlign w:val="superscript"/>
+    </w:p>
+    <w:p>
+      <w:pPr>
+        <w:bidi/>
+      </w:pPr>
+      <w:r>
+        <w:rPr>
+          <w:rtl/>
+          <w:cs/>
+          <w:lang w:val="ar_AE" w:bidi="ar_AE"/>
+        </w:rPr>
+      </w:r>
+      <w:r>
+        <w:rPr>
+          <w:vertAlign w:val="superscript"/>
+          <w:rtl/>
+          <w:cs/>
           <w:lang w:val="ar_AE" w:bidi="ar_AE"/>
         </w:rPr>
         <w:t>10</w:t>
       </w:r>
       <w:r>
         <w:rPr>
+          <w:rtl/>
+          <w:cs/>
           <w:lang w:val="ar_AE" w:bidi="ar_AE"/>
         </w:rPr>
         <w:t xml:space="preserve"> فَإِنَّنَا لأَجْلِ هَذَا نَعْمَلُ بِاجْتِهَادٍ وَنُقَاسِي التَّعْيِيرَ، لأَنَّنَا وَضَعْنَا رَجَاءَنَا فِي اللهِ الْحَيِّ، حَافِظِ جَمِيعِ النَّاسِ، وَبِالأَخَصِّ الْمُؤْمِنِينَ.</w:t>
       </w:r>
-      <w:r>
-        <w:rPr>
-          <w:lang w:val="ar_AE" w:bidi="ar_AE"/>
-        </w:rPr>
-      </w:r>
-      <w:r>
-        <w:rPr>
-          <w:lang w:val="ar_AE" w:bidi="ar_AE"/>
-        </w:rPr>
-      </w:r>
-    </w:p>
-    <w:p>
-      <w:pPr>
-        <w:bidi/>
-      </w:pPr>
-      <w:r>
-        <w:rPr>
-          <w:lang w:val="ar_AE" w:bidi="ar_AE"/>
-        </w:rPr>
-      </w:r>
-    </w:p>
-    <w:p>
-      <w:pPr>
-        <w:bidi/>
-      </w:pPr>
-      <w:r>
-        <w:rPr>
-          <w:lang w:val="ar_AE" w:bidi="ar_AE"/>
-        </w:rPr>
-      </w:r>
-      <w:r>
-        <w:rPr>
-          <w:vertAlign w:val="superscript"/>
+    </w:p>
+    <w:p>
+      <w:pPr>
+        <w:bidi/>
+      </w:pPr>
+      <w:r>
+        <w:rPr>
+          <w:rtl/>
+          <w:cs/>
+          <w:lang w:val="ar_AE" w:bidi="ar_AE"/>
+        </w:rPr>
+      </w:r>
+      <w:r>
+        <w:rPr>
+          <w:vertAlign w:val="superscript"/>
+          <w:rtl/>
+          <w:cs/>
           <w:lang w:val="ar_AE" w:bidi="ar_AE"/>
         </w:rPr>
         <w:t>11</w:t>
       </w:r>
       <w:r>
         <w:rPr>
+          <w:rtl/>
+          <w:cs/>
           <w:lang w:val="ar_AE" w:bidi="ar_AE"/>
         </w:rPr>
         <w:t xml:space="preserve"> أَوْصِ بِهذِهِ الأُمُورِ وَعَلِّمْ!</w:t>
       </w:r>
-      <w:r>
-        <w:rPr>
-          <w:lang w:val="ar_AE" w:bidi="ar_AE"/>
-        </w:rPr>
-      </w:r>
-      <w:r>
-        <w:rPr>
-          <w:lang w:val="ar_AE" w:bidi="ar_AE"/>
-        </w:rPr>
-      </w:r>
-    </w:p>
-    <w:p>
-      <w:pPr>
-        <w:bidi/>
-      </w:pPr>
-      <w:r>
-        <w:rPr>
-          <w:lang w:val="ar_AE" w:bidi="ar_AE"/>
-        </w:rPr>
-      </w:r>
-    </w:p>
-    <w:p>
-      <w:pPr>
-        <w:bidi/>
-      </w:pPr>
-      <w:r>
-        <w:rPr>
-          <w:lang w:val="ar_AE" w:bidi="ar_AE"/>
-        </w:rPr>
-      </w:r>
-      <w:r>
-        <w:rPr>
-          <w:vertAlign w:val="superscript"/>
+    </w:p>
+    <w:p>
+      <w:pPr>
+        <w:bidi/>
+      </w:pPr>
+      <w:r>
+        <w:rPr>
+          <w:rtl/>
+          <w:cs/>
+          <w:lang w:val="ar_AE" w:bidi="ar_AE"/>
+        </w:rPr>
+      </w:r>
+      <w:r>
+        <w:rPr>
+          <w:vertAlign w:val="superscript"/>
+          <w:rtl/>
+          <w:cs/>
           <w:lang w:val="ar_AE" w:bidi="ar_AE"/>
         </w:rPr>
         <w:t>12</w:t>
       </w:r>
       <w:r>
         <w:rPr>
+          <w:rtl/>
+          <w:cs/>
           <w:lang w:val="ar_AE" w:bidi="ar_AE"/>
         </w:rPr>
         <w:t xml:space="preserve"> لَا يَسْتَخِفْ أَحَدٌ بِحَدَاثَةِ سِنِّكَ. وَإِنَّمَا كُنْ قُدْوَةً لِلْمُؤْمِنِينَ، فِي الْكَلامِ وَالسُّلُوكِ وَالْمَحَبَّةِ وَالإِيمَانِ وَالطَّهَارَةِ.</w:t>
       </w:r>
-      <w:r>
-        <w:rPr>
-          <w:lang w:val="ar_AE" w:bidi="ar_AE"/>
-        </w:rPr>
-      </w:r>
-      <w:r>
-        <w:rPr>
-          <w:lang w:val="ar_AE" w:bidi="ar_AE"/>
-        </w:rPr>
-      </w:r>
-    </w:p>
-    <w:p>
-      <w:pPr>
-        <w:bidi/>
-      </w:pPr>
-      <w:r>
-        <w:rPr>
-          <w:lang w:val="ar_AE" w:bidi="ar_AE"/>
-        </w:rPr>
-      </w:r>
-    </w:p>
-    <w:p>
-      <w:pPr>
-        <w:bidi/>
-      </w:pPr>
-      <w:r>
-        <w:rPr>
-          <w:lang w:val="ar_AE" w:bidi="ar_AE"/>
-        </w:rPr>
-      </w:r>
-      <w:r>
-        <w:rPr>
-          <w:vertAlign w:val="superscript"/>
+    </w:p>
+    <w:p>
+      <w:pPr>
+        <w:bidi/>
+      </w:pPr>
+      <w:r>
+        <w:rPr>
+          <w:rtl/>
+          <w:cs/>
+          <w:lang w:val="ar_AE" w:bidi="ar_AE"/>
+        </w:rPr>
+      </w:r>
+      <w:r>
+        <w:rPr>
+          <w:vertAlign w:val="superscript"/>
+          <w:rtl/>
+          <w:cs/>
           <w:lang w:val="ar_AE" w:bidi="ar_AE"/>
         </w:rPr>
         <w:t>13</w:t>
       </w:r>
       <w:r>
         <w:rPr>
+          <w:rtl/>
+          <w:cs/>
           <w:lang w:val="ar_AE" w:bidi="ar_AE"/>
         </w:rPr>
         <w:t xml:space="preserve"> إِلَى حِينِ وُصُولِي، انْصَرِفْ إِلَى قِرَاءَةِ الْكِتَابِ، وَإِلَى الْوَعْظِ، وَإِلَى التَّعْلِيمِ.</w:t>
       </w:r>
-      <w:r>
-        <w:rPr>
-          <w:lang w:val="ar_AE" w:bidi="ar_AE"/>
-        </w:rPr>
-      </w:r>
-      <w:r>
-        <w:rPr>
-          <w:lang w:val="ar_AE" w:bidi="ar_AE"/>
-        </w:rPr>
-      </w:r>
-    </w:p>
-    <w:p>
-      <w:pPr>
-        <w:bidi/>
-      </w:pPr>
-      <w:r>
-        <w:rPr>
-          <w:lang w:val="ar_AE" w:bidi="ar_AE"/>
-        </w:rPr>
-      </w:r>
-    </w:p>
-    <w:p>
-      <w:pPr>
-        <w:bidi/>
-      </w:pPr>
-      <w:r>
-        <w:rPr>
-          <w:lang w:val="ar_AE" w:bidi="ar_AE"/>
-        </w:rPr>
-      </w:r>
-      <w:r>
-        <w:rPr>
-          <w:vertAlign w:val="superscript"/>
+    </w:p>
+    <w:p>
+      <w:pPr>
+        <w:bidi/>
+      </w:pPr>
+      <w:r>
+        <w:rPr>
+          <w:rtl/>
+          <w:cs/>
+          <w:lang w:val="ar_AE" w:bidi="ar_AE"/>
+        </w:rPr>
+      </w:r>
+      <w:r>
+        <w:rPr>
+          <w:vertAlign w:val="superscript"/>
+          <w:rtl/>
+          <w:cs/>
           <w:lang w:val="ar_AE" w:bidi="ar_AE"/>
         </w:rPr>
         <w:t>14</w:t>
       </w:r>
       <w:r>
         <w:rPr>
+          <w:rtl/>
+          <w:cs/>
           <w:lang w:val="ar_AE" w:bidi="ar_AE"/>
         </w:rPr>
         <w:t xml:space="preserve"> لَا تُهْمِلِ الْمَوْهِبَةَ الْخَاصَّةَ الَّتِي فِيكَ، الَّتِي أُعْطِيَتْ لَكَ بِالتَّنَبُّوءِ وَوَضْعِ الشُّيُوخِ أَيْدِيَهُمْ عَلَيْكَ.</w:t>
       </w:r>
-      <w:r>
-        <w:rPr>
-          <w:lang w:val="ar_AE" w:bidi="ar_AE"/>
-        </w:rPr>
-      </w:r>
-      <w:r>
-        <w:rPr>
-          <w:lang w:val="ar_AE" w:bidi="ar_AE"/>
-        </w:rPr>
-      </w:r>
-    </w:p>
-    <w:p>
-      <w:pPr>
-        <w:bidi/>
-      </w:pPr>
-      <w:r>
-        <w:rPr>
-          <w:lang w:val="ar_AE" w:bidi="ar_AE"/>
-        </w:rPr>
-      </w:r>
-    </w:p>
-    <w:p>
-      <w:pPr>
-        <w:bidi/>
-      </w:pPr>
-      <w:r>
-        <w:rPr>
-          <w:lang w:val="ar_AE" w:bidi="ar_AE"/>
-        </w:rPr>
-      </w:r>
-      <w:r>
-        <w:rPr>
-          <w:vertAlign w:val="superscript"/>
+    </w:p>
+    <w:p>
+      <w:pPr>
+        <w:bidi/>
+      </w:pPr>
+      <w:r>
+        <w:rPr>
+          <w:rtl/>
+          <w:cs/>
+          <w:lang w:val="ar_AE" w:bidi="ar_AE"/>
+        </w:rPr>
+      </w:r>
+      <w:r>
+        <w:rPr>
+          <w:vertAlign w:val="superscript"/>
+          <w:rtl/>
+          <w:cs/>
           <w:lang w:val="ar_AE" w:bidi="ar_AE"/>
         </w:rPr>
         <w:t>15</w:t>
       </w:r>
       <w:r>
         <w:rPr>
+          <w:rtl/>
+          <w:cs/>
           <w:lang w:val="ar_AE" w:bidi="ar_AE"/>
         </w:rPr>
         <w:t xml:space="preserve"> انْصَرِفْ إِلَى هذِهِ الأُمُورِ، وَانْشَغِلْ بِها كُلِّيًّا، لِيَكُونَ تَقَدُّمُكَ وَاضِحاً لِلْجَمِيعِ.</w:t>
       </w:r>
-      <w:r>
-        <w:rPr>
-          <w:lang w:val="ar_AE" w:bidi="ar_AE"/>
-        </w:rPr>
-      </w:r>
-      <w:r>
-        <w:rPr>
-          <w:lang w:val="ar_AE" w:bidi="ar_AE"/>
-        </w:rPr>
-      </w:r>
-    </w:p>
-    <w:p>
-      <w:pPr>
-        <w:bidi/>
-      </w:pPr>
-      <w:r>
-        <w:rPr>
-          <w:lang w:val="ar_AE" w:bidi="ar_AE"/>
-        </w:rPr>
-      </w:r>
-    </w:p>
-    <w:p>
-      <w:pPr>
-        <w:bidi/>
-      </w:pPr>
-      <w:r>
-        <w:rPr>
-          <w:lang w:val="ar_AE" w:bidi="ar_AE"/>
-        </w:rPr>
-      </w:r>
-      <w:r>
-        <w:rPr>
-          <w:vertAlign w:val="superscript"/>
+    </w:p>
+    <w:p>
+      <w:pPr>
+        <w:bidi/>
+      </w:pPr>
+      <w:r>
+        <w:rPr>
+          <w:rtl/>
+          <w:cs/>
+          <w:lang w:val="ar_AE" w:bidi="ar_AE"/>
+        </w:rPr>
+      </w:r>
+      <w:r>
+        <w:rPr>
+          <w:vertAlign w:val="superscript"/>
+          <w:rtl/>
+          <w:cs/>
           <w:lang w:val="ar_AE" w:bidi="ar_AE"/>
         </w:rPr>
         <w:t>16</w:t>
       </w:r>
       <w:r>
         <w:rPr>
+          <w:rtl/>
+          <w:cs/>
           <w:lang w:val="ar_AE" w:bidi="ar_AE"/>
         </w:rPr>
         <w:t xml:space="preserve"> انْتَبِهْ جَيِّداً لِنَفْسِكَ وَلِلتَّعْلِيمِ. فَإِنَّكَ إِذْ تُوَاظِبُ عَلَى ذَلِكَ، تُنْقِذُ نَفْسَكَ وَسَامِعِيكَ أَيْضاً.</w:t>
       </w:r>
-      <w:r>
-        <w:rPr>
-          <w:lang w:val="ar_AE" w:bidi="ar_AE"/>
-        </w:rPr>
-      </w:r>
-      <w:r>
-        <w:rPr>
-          <w:lang w:val="ar_AE" w:bidi="ar_AE"/>
-        </w:rPr>
-      </w:r>
-    </w:p>
-    <w:p>
-      <w:pPr>
-        <w:bidi/>
-      </w:pPr>
-      <w:r>
-        <w:rPr>
-          <w:lang w:val="ar_AE" w:bidi="ar_AE"/>
-        </w:rPr>
-      </w:r>
     </w:p>
     <w:p>
       <w:pPr>
@@ -3190,1090 +2263,744 @@
       </w:pPr>
       <w:r>
         <w:rPr>
-          <w:lang w:val="ar_AE" w:bidi="ar_AE"/>
-        </w:rPr>
-        <w:t>1 Timothy 5:1</w:t>
-      </w:r>
-      <w:r>
-        <w:rPr>
-          <w:lang w:val="ar_AE" w:bidi="ar_AE"/>
-        </w:rPr>
-      </w:r>
-    </w:p>
-    <w:p>
-      <w:pPr>
-        <w:bidi/>
-      </w:pPr>
-      <w:r>
-        <w:rPr>
-          <w:lang w:val="ar_AE" w:bidi="ar_AE"/>
-        </w:rPr>
-      </w:r>
-      <w:r>
-        <w:rPr>
-          <w:vertAlign w:val="superscript"/>
+          <w:rtl/>
+          <w:cs/>
+          <w:lang w:val="ar_AE" w:bidi="ar_AE"/>
+        </w:rPr>
+        <w:t>تيموثاوس الأولى 5:1</w:t>
+      </w:r>
+      <w:r>
+        <w:rPr>
+          <w:rtl/>
+          <w:cs/>
+          <w:lang w:val="ar_AE" w:bidi="ar_AE"/>
+        </w:rPr>
+      </w:r>
+    </w:p>
+    <w:p>
+      <w:pPr>
+        <w:bidi/>
+      </w:pPr>
+      <w:r>
+        <w:rPr>
+          <w:rtl/>
+          <w:cs/>
+          <w:lang w:val="ar_AE" w:bidi="ar_AE"/>
+        </w:rPr>
+      </w:r>
+      <w:r>
+        <w:rPr>
+          <w:vertAlign w:val="superscript"/>
+          <w:rtl/>
+          <w:cs/>
           <w:lang w:val="ar_AE" w:bidi="ar_AE"/>
         </w:rPr>
         <w:t>1</w:t>
       </w:r>
       <w:r>
         <w:rPr>
+          <w:rtl/>
+          <w:cs/>
           <w:lang w:val="ar_AE" w:bidi="ar_AE"/>
         </w:rPr>
         <w:t xml:space="preserve"> لَا تُوَبِّخْ شَيْخاً تَوْبِيخاً قَاسِياً، بَلْ عِظْهُ كَأَنَّهُ أَبٌ لَكَ. وَعَامِلِ الشُّبَّانَ كَأَنَّهُمْ إِخْوَةٌ لَكَ؛</w:t>
       </w:r>
-      <w:r>
-        <w:rPr>
-          <w:lang w:val="ar_AE" w:bidi="ar_AE"/>
-        </w:rPr>
-      </w:r>
-      <w:r>
-        <w:rPr>
-          <w:lang w:val="ar_AE" w:bidi="ar_AE"/>
-        </w:rPr>
-      </w:r>
-    </w:p>
-    <w:p>
-      <w:pPr>
-        <w:bidi/>
-      </w:pPr>
-      <w:r>
-        <w:rPr>
-          <w:lang w:val="ar_AE" w:bidi="ar_AE"/>
-        </w:rPr>
-      </w:r>
-    </w:p>
-    <w:p>
-      <w:pPr>
-        <w:bidi/>
-      </w:pPr>
-      <w:r>
-        <w:rPr>
-          <w:lang w:val="ar_AE" w:bidi="ar_AE"/>
-        </w:rPr>
-      </w:r>
-      <w:r>
-        <w:rPr>
-          <w:vertAlign w:val="superscript"/>
+    </w:p>
+    <w:p>
+      <w:pPr>
+        <w:bidi/>
+      </w:pPr>
+      <w:r>
+        <w:rPr>
+          <w:rtl/>
+          <w:cs/>
+          <w:lang w:val="ar_AE" w:bidi="ar_AE"/>
+        </w:rPr>
+      </w:r>
+      <w:r>
+        <w:rPr>
+          <w:vertAlign w:val="superscript"/>
+          <w:rtl/>
+          <w:cs/>
           <w:lang w:val="ar_AE" w:bidi="ar_AE"/>
         </w:rPr>
         <w:t>2</w:t>
       </w:r>
       <w:r>
         <w:rPr>
+          <w:rtl/>
+          <w:cs/>
           <w:lang w:val="ar_AE" w:bidi="ar_AE"/>
         </w:rPr>
         <w:t xml:space="preserve"> وَالعَجَائِزَ كَأَنَّهُنَّ أُمَّهَاتٌ؛ وَالشَّابَّاتِ كَأَنَّهُنَّ أَخَوَاتٌ، بِكُلِّ طَهَارَةٍ.</w:t>
       </w:r>
-      <w:r>
-        <w:rPr>
-          <w:lang w:val="ar_AE" w:bidi="ar_AE"/>
-        </w:rPr>
-      </w:r>
-      <w:r>
-        <w:rPr>
-          <w:lang w:val="ar_AE" w:bidi="ar_AE"/>
-        </w:rPr>
-      </w:r>
-    </w:p>
-    <w:p>
-      <w:pPr>
-        <w:bidi/>
-      </w:pPr>
-      <w:r>
-        <w:rPr>
-          <w:lang w:val="ar_AE" w:bidi="ar_AE"/>
-        </w:rPr>
-      </w:r>
-    </w:p>
-    <w:p>
-      <w:pPr>
-        <w:bidi/>
-      </w:pPr>
-      <w:r>
-        <w:rPr>
-          <w:lang w:val="ar_AE" w:bidi="ar_AE"/>
-        </w:rPr>
-      </w:r>
-      <w:r>
-        <w:rPr>
-          <w:vertAlign w:val="superscript"/>
+    </w:p>
+    <w:p>
+      <w:pPr>
+        <w:bidi/>
+      </w:pPr>
+      <w:r>
+        <w:rPr>
+          <w:rtl/>
+          <w:cs/>
+          <w:lang w:val="ar_AE" w:bidi="ar_AE"/>
+        </w:rPr>
+      </w:r>
+      <w:r>
+        <w:rPr>
+          <w:vertAlign w:val="superscript"/>
+          <w:rtl/>
+          <w:cs/>
           <w:lang w:val="ar_AE" w:bidi="ar_AE"/>
         </w:rPr>
         <w:t>3</w:t>
       </w:r>
       <w:r>
         <w:rPr>
+          <w:rtl/>
+          <w:cs/>
           <w:lang w:val="ar_AE" w:bidi="ar_AE"/>
         </w:rPr>
         <w:t xml:space="preserve"> أَكْرِمِ الأَرَامِلَ اللَّوَاتِي لَا مُعِيلَ لَهُنَّ.</w:t>
       </w:r>
-      <w:r>
-        <w:rPr>
-          <w:lang w:val="ar_AE" w:bidi="ar_AE"/>
-        </w:rPr>
-      </w:r>
-      <w:r>
-        <w:rPr>
-          <w:lang w:val="ar_AE" w:bidi="ar_AE"/>
-        </w:rPr>
-      </w:r>
-    </w:p>
-    <w:p>
-      <w:pPr>
-        <w:bidi/>
-      </w:pPr>
-      <w:r>
-        <w:rPr>
-          <w:lang w:val="ar_AE" w:bidi="ar_AE"/>
-        </w:rPr>
-      </w:r>
-    </w:p>
-    <w:p>
-      <w:pPr>
-        <w:bidi/>
-      </w:pPr>
-      <w:r>
-        <w:rPr>
-          <w:lang w:val="ar_AE" w:bidi="ar_AE"/>
-        </w:rPr>
-      </w:r>
-      <w:r>
-        <w:rPr>
-          <w:vertAlign w:val="superscript"/>
+    </w:p>
+    <w:p>
+      <w:pPr>
+        <w:bidi/>
+      </w:pPr>
+      <w:r>
+        <w:rPr>
+          <w:rtl/>
+          <w:cs/>
+          <w:lang w:val="ar_AE" w:bidi="ar_AE"/>
+        </w:rPr>
+      </w:r>
+      <w:r>
+        <w:rPr>
+          <w:vertAlign w:val="superscript"/>
+          <w:rtl/>
+          <w:cs/>
           <w:lang w:val="ar_AE" w:bidi="ar_AE"/>
         </w:rPr>
         <w:t>4</w:t>
       </w:r>
       <w:r>
         <w:rPr>
+          <w:rtl/>
+          <w:cs/>
           <w:lang w:val="ar_AE" w:bidi="ar_AE"/>
         </w:rPr>
         <w:t xml:space="preserve"> فَإِنْ كَانَ لِلأَرْمَلَةِ أَوْلادٌ أَوْ أَحْفَادٌ، فَمِنْ أَوَّلِ وَاجِبَاتِ هَؤُلاءِ أَنْ يَتَعَلَّمُوا تَوْقِيرَ أَهْلِهِمْ وَأَنْ يَفُوا حَقَّ وَالِدِيهِمْ. فَإِنَّ هَذَا الْعَمَلَ مَقْبُولٌ فِي نَظَرِ اللهِ.</w:t>
       </w:r>
-      <w:r>
-        <w:rPr>
-          <w:lang w:val="ar_AE" w:bidi="ar_AE"/>
-        </w:rPr>
-      </w:r>
-      <w:r>
-        <w:rPr>
-          <w:lang w:val="ar_AE" w:bidi="ar_AE"/>
-        </w:rPr>
-      </w:r>
-    </w:p>
-    <w:p>
-      <w:pPr>
-        <w:bidi/>
-      </w:pPr>
-      <w:r>
-        <w:rPr>
-          <w:lang w:val="ar_AE" w:bidi="ar_AE"/>
-        </w:rPr>
-      </w:r>
-    </w:p>
-    <w:p>
-      <w:pPr>
-        <w:bidi/>
-      </w:pPr>
-      <w:r>
-        <w:rPr>
-          <w:lang w:val="ar_AE" w:bidi="ar_AE"/>
-        </w:rPr>
-      </w:r>
-      <w:r>
-        <w:rPr>
-          <w:vertAlign w:val="superscript"/>
+    </w:p>
+    <w:p>
+      <w:pPr>
+        <w:bidi/>
+      </w:pPr>
+      <w:r>
+        <w:rPr>
+          <w:rtl/>
+          <w:cs/>
+          <w:lang w:val="ar_AE" w:bidi="ar_AE"/>
+        </w:rPr>
+      </w:r>
+      <w:r>
+        <w:rPr>
+          <w:vertAlign w:val="superscript"/>
+          <w:rtl/>
+          <w:cs/>
           <w:lang w:val="ar_AE" w:bidi="ar_AE"/>
         </w:rPr>
         <w:t>5</w:t>
       </w:r>
       <w:r>
         <w:rPr>
+          <w:rtl/>
+          <w:cs/>
           <w:lang w:val="ar_AE" w:bidi="ar_AE"/>
         </w:rPr>
         <w:t xml:space="preserve"> وَلَكِنَّ الأَرْمَلَةَ الَّتِي تَعِيشُ وَحِيدَةً وَلا مُعِيلَ لَهَا، فَقَدْ وَضَعَتْ رَجَاءَهَا فِي اللهِ وَهِيَ تُدَاوِمُ عَلَى الأَدْعِيَةِ وَالصَّلَوَاتِ لَيْلاً وَنَهَاراً.</w:t>
       </w:r>
-      <w:r>
-        <w:rPr>
-          <w:lang w:val="ar_AE" w:bidi="ar_AE"/>
-        </w:rPr>
-      </w:r>
-      <w:r>
-        <w:rPr>
-          <w:lang w:val="ar_AE" w:bidi="ar_AE"/>
-        </w:rPr>
-      </w:r>
-    </w:p>
-    <w:p>
-      <w:pPr>
-        <w:bidi/>
-      </w:pPr>
-      <w:r>
-        <w:rPr>
-          <w:lang w:val="ar_AE" w:bidi="ar_AE"/>
-        </w:rPr>
-      </w:r>
-    </w:p>
-    <w:p>
-      <w:pPr>
-        <w:bidi/>
-      </w:pPr>
-      <w:r>
-        <w:rPr>
-          <w:lang w:val="ar_AE" w:bidi="ar_AE"/>
-        </w:rPr>
-      </w:r>
-      <w:r>
-        <w:rPr>
-          <w:vertAlign w:val="superscript"/>
+    </w:p>
+    <w:p>
+      <w:pPr>
+        <w:bidi/>
+      </w:pPr>
+      <w:r>
+        <w:rPr>
+          <w:rtl/>
+          <w:cs/>
+          <w:lang w:val="ar_AE" w:bidi="ar_AE"/>
+        </w:rPr>
+      </w:r>
+      <w:r>
+        <w:rPr>
+          <w:vertAlign w:val="superscript"/>
+          <w:rtl/>
+          <w:cs/>
           <w:lang w:val="ar_AE" w:bidi="ar_AE"/>
         </w:rPr>
         <w:t>6</w:t>
       </w:r>
       <w:r>
         <w:rPr>
+          <w:rtl/>
+          <w:cs/>
           <w:lang w:val="ar_AE" w:bidi="ar_AE"/>
         </w:rPr>
         <w:t xml:space="preserve"> أَمَّا تِلْكَ الَّتِي تَعِيشُ مُنْغَمِسَةً فِي اللَّذَّاتِ، فَقَدْ مَاتَتْ، وَإِنْ كَانَتْ حَيَّةً.</w:t>
       </w:r>
-      <w:r>
-        <w:rPr>
-          <w:lang w:val="ar_AE" w:bidi="ar_AE"/>
-        </w:rPr>
-      </w:r>
-      <w:r>
-        <w:rPr>
-          <w:lang w:val="ar_AE" w:bidi="ar_AE"/>
-        </w:rPr>
-      </w:r>
-    </w:p>
-    <w:p>
-      <w:pPr>
-        <w:bidi/>
-      </w:pPr>
-      <w:r>
-        <w:rPr>
-          <w:lang w:val="ar_AE" w:bidi="ar_AE"/>
-        </w:rPr>
-      </w:r>
-    </w:p>
-    <w:p>
-      <w:pPr>
-        <w:bidi/>
-      </w:pPr>
-      <w:r>
-        <w:rPr>
-          <w:lang w:val="ar_AE" w:bidi="ar_AE"/>
-        </w:rPr>
-      </w:r>
-      <w:r>
-        <w:rPr>
-          <w:vertAlign w:val="superscript"/>
+    </w:p>
+    <w:p>
+      <w:pPr>
+        <w:bidi/>
+      </w:pPr>
+      <w:r>
+        <w:rPr>
+          <w:rtl/>
+          <w:cs/>
+          <w:lang w:val="ar_AE" w:bidi="ar_AE"/>
+        </w:rPr>
+      </w:r>
+      <w:r>
+        <w:rPr>
+          <w:vertAlign w:val="superscript"/>
+          <w:rtl/>
+          <w:cs/>
           <w:lang w:val="ar_AE" w:bidi="ar_AE"/>
         </w:rPr>
         <w:t>7</w:t>
       </w:r>
       <w:r>
         <w:rPr>
+          <w:rtl/>
+          <w:cs/>
           <w:lang w:val="ar_AE" w:bidi="ar_AE"/>
         </w:rPr>
         <w:t xml:space="preserve"> وَعَلَيْكَ أَنْ تُوصِيَ بِهذِهِ الأُمُورِ، لِكَيْ يَكُونَ الْجَمِيعُ بِلا لَوْمٍ.</w:t>
       </w:r>
-      <w:r>
-        <w:rPr>
-          <w:lang w:val="ar_AE" w:bidi="ar_AE"/>
-        </w:rPr>
-      </w:r>
-      <w:r>
-        <w:rPr>
-          <w:lang w:val="ar_AE" w:bidi="ar_AE"/>
-        </w:rPr>
-      </w:r>
-    </w:p>
-    <w:p>
-      <w:pPr>
-        <w:bidi/>
-      </w:pPr>
-      <w:r>
-        <w:rPr>
-          <w:lang w:val="ar_AE" w:bidi="ar_AE"/>
-        </w:rPr>
-      </w:r>
-    </w:p>
-    <w:p>
-      <w:pPr>
-        <w:bidi/>
-      </w:pPr>
-      <w:r>
-        <w:rPr>
-          <w:lang w:val="ar_AE" w:bidi="ar_AE"/>
-        </w:rPr>
-      </w:r>
-      <w:r>
-        <w:rPr>
-          <w:vertAlign w:val="superscript"/>
+    </w:p>
+    <w:p>
+      <w:pPr>
+        <w:bidi/>
+      </w:pPr>
+      <w:r>
+        <w:rPr>
+          <w:rtl/>
+          <w:cs/>
+          <w:lang w:val="ar_AE" w:bidi="ar_AE"/>
+        </w:rPr>
+      </w:r>
+      <w:r>
+        <w:rPr>
+          <w:vertAlign w:val="superscript"/>
+          <w:rtl/>
+          <w:cs/>
           <w:lang w:val="ar_AE" w:bidi="ar_AE"/>
         </w:rPr>
         <w:t>8</w:t>
       </w:r>
       <w:r>
         <w:rPr>
+          <w:rtl/>
+          <w:cs/>
           <w:lang w:val="ar_AE" w:bidi="ar_AE"/>
         </w:rPr>
         <w:t xml:space="preserve"> فَإِذَا كَانَ أَحَدٌ لَا يَهْتَمُّ بِذَوِيهِ، وَبِخَاصَّةٍ بِأَهْلِ بَيْتِهِ، فَقَدْ أَنْكَرَ الإِيمَانَ، وَهُوَ أَسْوَأُ مِنْ غَيْرِ الْمُؤْمِنِ.</w:t>
       </w:r>
-      <w:r>
-        <w:rPr>
-          <w:lang w:val="ar_AE" w:bidi="ar_AE"/>
-        </w:rPr>
-      </w:r>
-      <w:r>
-        <w:rPr>
-          <w:lang w:val="ar_AE" w:bidi="ar_AE"/>
-        </w:rPr>
-      </w:r>
-    </w:p>
-    <w:p>
-      <w:pPr>
-        <w:bidi/>
-      </w:pPr>
-      <w:r>
-        <w:rPr>
-          <w:lang w:val="ar_AE" w:bidi="ar_AE"/>
-        </w:rPr>
-      </w:r>
-    </w:p>
-    <w:p>
-      <w:pPr>
-        <w:bidi/>
-      </w:pPr>
-      <w:r>
-        <w:rPr>
-          <w:lang w:val="ar_AE" w:bidi="ar_AE"/>
-        </w:rPr>
-      </w:r>
-      <w:r>
-        <w:rPr>
-          <w:vertAlign w:val="superscript"/>
+    </w:p>
+    <w:p>
+      <w:pPr>
+        <w:bidi/>
+      </w:pPr>
+      <w:r>
+        <w:rPr>
+          <w:rtl/>
+          <w:cs/>
+          <w:lang w:val="ar_AE" w:bidi="ar_AE"/>
+        </w:rPr>
+      </w:r>
+      <w:r>
+        <w:rPr>
+          <w:vertAlign w:val="superscript"/>
+          <w:rtl/>
+          <w:cs/>
           <w:lang w:val="ar_AE" w:bidi="ar_AE"/>
         </w:rPr>
         <w:t>9</w:t>
       </w:r>
       <w:r>
         <w:rPr>
+          <w:rtl/>
+          <w:cs/>
           <w:lang w:val="ar_AE" w:bidi="ar_AE"/>
         </w:rPr>
         <w:t xml:space="preserve"> لِتُقَيَّدْ فِي سِجِلِّ الأَرَامِلِ مَنْ بَلَغَتْ سِنَّ السِّتِّينَ عَلَى الأَقَلِّ، عَلَى أَنْ تَكُونَ قَدْ تَزَوَّجَتْ مِنْ رَجُلٍ وَاحِدٍ،</w:t>
       </w:r>
-      <w:r>
-        <w:rPr>
-          <w:lang w:val="ar_AE" w:bidi="ar_AE"/>
-        </w:rPr>
-      </w:r>
-      <w:r>
-        <w:rPr>
-          <w:lang w:val="ar_AE" w:bidi="ar_AE"/>
-        </w:rPr>
-      </w:r>
-    </w:p>
-    <w:p>
-      <w:pPr>
-        <w:bidi/>
-      </w:pPr>
-      <w:r>
-        <w:rPr>
-          <w:lang w:val="ar_AE" w:bidi="ar_AE"/>
-        </w:rPr>
-      </w:r>
-    </w:p>
-    <w:p>
-      <w:pPr>
-        <w:bidi/>
-      </w:pPr>
-      <w:r>
-        <w:rPr>
-          <w:lang w:val="ar_AE" w:bidi="ar_AE"/>
-        </w:rPr>
-      </w:r>
-      <w:r>
-        <w:rPr>
-          <w:vertAlign w:val="superscript"/>
+    </w:p>
+    <w:p>
+      <w:pPr>
+        <w:bidi/>
+      </w:pPr>
+      <w:r>
+        <w:rPr>
+          <w:rtl/>
+          <w:cs/>
+          <w:lang w:val="ar_AE" w:bidi="ar_AE"/>
+        </w:rPr>
+      </w:r>
+      <w:r>
+        <w:rPr>
+          <w:vertAlign w:val="superscript"/>
+          <w:rtl/>
+          <w:cs/>
           <w:lang w:val="ar_AE" w:bidi="ar_AE"/>
         </w:rPr>
         <w:t>10</w:t>
       </w:r>
       <w:r>
         <w:rPr>
+          <w:rtl/>
+          <w:cs/>
           <w:lang w:val="ar_AE" w:bidi="ar_AE"/>
         </w:rPr>
         <w:t xml:space="preserve"> وَيَكُونَ مَشْهُوداً لَهَا بِالأَعْمَالِ الصَّالِحَةِ، كَأَنْ تَكُونَ قَدْ رَبَّتِ الأَوْلادَ، وَأَضَافَتِ الْغُرَبَاءَ، وَغَسَّلَتْ أَقْدَامَ الْقِدِّيسِينَ، وَأَسْعَفَتِ الْمُتَضَايِقِينَ، وَمَارَسَتْ كُلَّ عَمَلٍ صَالِحٍ!</w:t>
       </w:r>
-      <w:r>
-        <w:rPr>
-          <w:lang w:val="ar_AE" w:bidi="ar_AE"/>
-        </w:rPr>
-      </w:r>
-      <w:r>
-        <w:rPr>
-          <w:lang w:val="ar_AE" w:bidi="ar_AE"/>
-        </w:rPr>
-      </w:r>
-    </w:p>
-    <w:p>
-      <w:pPr>
-        <w:bidi/>
-      </w:pPr>
-      <w:r>
-        <w:rPr>
-          <w:lang w:val="ar_AE" w:bidi="ar_AE"/>
-        </w:rPr>
-      </w:r>
-    </w:p>
-    <w:p>
-      <w:pPr>
-        <w:bidi/>
-      </w:pPr>
-      <w:r>
-        <w:rPr>
-          <w:lang w:val="ar_AE" w:bidi="ar_AE"/>
-        </w:rPr>
-      </w:r>
-      <w:r>
-        <w:rPr>
-          <w:vertAlign w:val="superscript"/>
+    </w:p>
+    <w:p>
+      <w:pPr>
+        <w:bidi/>
+      </w:pPr>
+      <w:r>
+        <w:rPr>
+          <w:rtl/>
+          <w:cs/>
+          <w:lang w:val="ar_AE" w:bidi="ar_AE"/>
+        </w:rPr>
+      </w:r>
+      <w:r>
+        <w:rPr>
+          <w:vertAlign w:val="superscript"/>
+          <w:rtl/>
+          <w:cs/>
           <w:lang w:val="ar_AE" w:bidi="ar_AE"/>
         </w:rPr>
         <w:t>11</w:t>
       </w:r>
       <w:r>
         <w:rPr>
+          <w:rtl/>
+          <w:cs/>
           <w:lang w:val="ar_AE" w:bidi="ar_AE"/>
         </w:rPr>
         <w:t xml:space="preserve"> أَمَّا الأَرَامِلُ الشَّابَّاتُ، فَلا تُقَيِّدْهُنَّ. إِذْ عِنْدَمَا يَنْشَغِلْنَ عَنْ الْمَسِيحِ، يَرْغَبْنَ فِي الزَّوَاجِ،</w:t>
       </w:r>
-      <w:r>
-        <w:rPr>
-          <w:lang w:val="ar_AE" w:bidi="ar_AE"/>
-        </w:rPr>
-      </w:r>
-      <w:r>
-        <w:rPr>
-          <w:lang w:val="ar_AE" w:bidi="ar_AE"/>
-        </w:rPr>
-      </w:r>
-    </w:p>
-    <w:p>
-      <w:pPr>
-        <w:bidi/>
-      </w:pPr>
-      <w:r>
-        <w:rPr>
-          <w:lang w:val="ar_AE" w:bidi="ar_AE"/>
-        </w:rPr>
-      </w:r>
-    </w:p>
-    <w:p>
-      <w:pPr>
-        <w:bidi/>
-      </w:pPr>
-      <w:r>
-        <w:rPr>
-          <w:lang w:val="ar_AE" w:bidi="ar_AE"/>
-        </w:rPr>
-      </w:r>
-      <w:r>
-        <w:rPr>
-          <w:vertAlign w:val="superscript"/>
+    </w:p>
+    <w:p>
+      <w:pPr>
+        <w:bidi/>
+      </w:pPr>
+      <w:r>
+        <w:rPr>
+          <w:rtl/>
+          <w:cs/>
+          <w:lang w:val="ar_AE" w:bidi="ar_AE"/>
+        </w:rPr>
+      </w:r>
+      <w:r>
+        <w:rPr>
+          <w:vertAlign w:val="superscript"/>
+          <w:rtl/>
+          <w:cs/>
           <w:lang w:val="ar_AE" w:bidi="ar_AE"/>
         </w:rPr>
         <w:t>12</w:t>
       </w:r>
       <w:r>
         <w:rPr>
+          <w:rtl/>
+          <w:cs/>
           <w:lang w:val="ar_AE" w:bidi="ar_AE"/>
         </w:rPr>
         <w:t xml:space="preserve"> فَيَصِرْنَ أَهْلاً لِلْقَصَاصِ، لأَنَّهُنَّ قَدْ نَكَثْنَ عَهْدَهُنَّ الأَوَّلَ.</w:t>
       </w:r>
-      <w:r>
-        <w:rPr>
-          <w:lang w:val="ar_AE" w:bidi="ar_AE"/>
-        </w:rPr>
-      </w:r>
-      <w:r>
-        <w:rPr>
-          <w:lang w:val="ar_AE" w:bidi="ar_AE"/>
-        </w:rPr>
-      </w:r>
-    </w:p>
-    <w:p>
-      <w:pPr>
-        <w:bidi/>
-      </w:pPr>
-      <w:r>
-        <w:rPr>
-          <w:lang w:val="ar_AE" w:bidi="ar_AE"/>
-        </w:rPr>
-      </w:r>
-    </w:p>
-    <w:p>
-      <w:pPr>
-        <w:bidi/>
-      </w:pPr>
-      <w:r>
-        <w:rPr>
-          <w:lang w:val="ar_AE" w:bidi="ar_AE"/>
-        </w:rPr>
-      </w:r>
-      <w:r>
-        <w:rPr>
-          <w:vertAlign w:val="superscript"/>
+    </w:p>
+    <w:p>
+      <w:pPr>
+        <w:bidi/>
+      </w:pPr>
+      <w:r>
+        <w:rPr>
+          <w:rtl/>
+          <w:cs/>
+          <w:lang w:val="ar_AE" w:bidi="ar_AE"/>
+        </w:rPr>
+      </w:r>
+      <w:r>
+        <w:rPr>
+          <w:vertAlign w:val="superscript"/>
+          <w:rtl/>
+          <w:cs/>
           <w:lang w:val="ar_AE" w:bidi="ar_AE"/>
         </w:rPr>
         <w:t>13</w:t>
       </w:r>
       <w:r>
         <w:rPr>
+          <w:rtl/>
+          <w:cs/>
           <w:lang w:val="ar_AE" w:bidi="ar_AE"/>
         </w:rPr>
         <w:t xml:space="preserve"> وَفِي الْوَقْتِ نَفْسِهِ يَتَعَوَّدْنَ الْبَطَالَةَ وَالتَّنَقُّلَ مِنْ بَيْتٍ إِلَى بَيْتٍ. وَلا تَكْفِيهِنَّ الْبَطَالَةُ، بَلْ يَنْصَرِفْنَ أَيْضاً إِلَى الثَّرْثَرَةِ وَالتَّشَاغُلِ بِمَا لَا يَعْنِيهِنَّ وَالتَّحَدُّثِ بِأُمُورٍ غَيْرِ لائِقَةٍ.</w:t>
       </w:r>
-      <w:r>
-        <w:rPr>
-          <w:lang w:val="ar_AE" w:bidi="ar_AE"/>
-        </w:rPr>
-      </w:r>
-      <w:r>
-        <w:rPr>
-          <w:lang w:val="ar_AE" w:bidi="ar_AE"/>
-        </w:rPr>
-      </w:r>
-    </w:p>
-    <w:p>
-      <w:pPr>
-        <w:bidi/>
-      </w:pPr>
-      <w:r>
-        <w:rPr>
-          <w:lang w:val="ar_AE" w:bidi="ar_AE"/>
-        </w:rPr>
-      </w:r>
-    </w:p>
-    <w:p>
-      <w:pPr>
-        <w:bidi/>
-      </w:pPr>
-      <w:r>
-        <w:rPr>
-          <w:lang w:val="ar_AE" w:bidi="ar_AE"/>
-        </w:rPr>
-      </w:r>
-      <w:r>
-        <w:rPr>
-          <w:vertAlign w:val="superscript"/>
+    </w:p>
+    <w:p>
+      <w:pPr>
+        <w:bidi/>
+      </w:pPr>
+      <w:r>
+        <w:rPr>
+          <w:rtl/>
+          <w:cs/>
+          <w:lang w:val="ar_AE" w:bidi="ar_AE"/>
+        </w:rPr>
+      </w:r>
+      <w:r>
+        <w:rPr>
+          <w:vertAlign w:val="superscript"/>
+          <w:rtl/>
+          <w:cs/>
           <w:lang w:val="ar_AE" w:bidi="ar_AE"/>
         </w:rPr>
         <w:t>14</w:t>
       </w:r>
       <w:r>
         <w:rPr>
+          <w:rtl/>
+          <w:cs/>
           <w:lang w:val="ar_AE" w:bidi="ar_AE"/>
         </w:rPr>
         <w:t xml:space="preserve"> فَأُرِيدُ إِذَنْ أَنْ تَتَزَوَّجَ الأَرَامِلُ الشَّابَّاتُ، فَيَلِدْنَ الأَوْلادَ، وَيُدَبِّرْنَ بُيُوتَهُنَّ، وَلا يُفْسِحْنَ لِلْمُقَاوِمِ الْمَجَالَ لِلطَّعْنِ فِي سُلُوكِهِنَّ.</w:t>
       </w:r>
-      <w:r>
-        <w:rPr>
-          <w:lang w:val="ar_AE" w:bidi="ar_AE"/>
-        </w:rPr>
-      </w:r>
-      <w:r>
-        <w:rPr>
-          <w:lang w:val="ar_AE" w:bidi="ar_AE"/>
-        </w:rPr>
-      </w:r>
-    </w:p>
-    <w:p>
-      <w:pPr>
-        <w:bidi/>
-      </w:pPr>
-      <w:r>
-        <w:rPr>
-          <w:lang w:val="ar_AE" w:bidi="ar_AE"/>
-        </w:rPr>
-      </w:r>
-    </w:p>
-    <w:p>
-      <w:pPr>
-        <w:bidi/>
-      </w:pPr>
-      <w:r>
-        <w:rPr>
-          <w:lang w:val="ar_AE" w:bidi="ar_AE"/>
-        </w:rPr>
-      </w:r>
-      <w:r>
-        <w:rPr>
-          <w:vertAlign w:val="superscript"/>
+    </w:p>
+    <w:p>
+      <w:pPr>
+        <w:bidi/>
+      </w:pPr>
+      <w:r>
+        <w:rPr>
+          <w:rtl/>
+          <w:cs/>
+          <w:lang w:val="ar_AE" w:bidi="ar_AE"/>
+        </w:rPr>
+      </w:r>
+      <w:r>
+        <w:rPr>
+          <w:vertAlign w:val="superscript"/>
+          <w:rtl/>
+          <w:cs/>
           <w:lang w:val="ar_AE" w:bidi="ar_AE"/>
         </w:rPr>
         <w:t>15</w:t>
       </w:r>
       <w:r>
         <w:rPr>
+          <w:rtl/>
+          <w:cs/>
           <w:lang w:val="ar_AE" w:bidi="ar_AE"/>
         </w:rPr>
         <w:t xml:space="preserve"> ذَلِكَ لأَنَّ بَعْضاً مِنْهُنَّ قَدِ انْحَرَفْنَ وَرَاءَ الشَّيْطَانِ فِعْلاً.</w:t>
       </w:r>
-      <w:r>
-        <w:rPr>
-          <w:lang w:val="ar_AE" w:bidi="ar_AE"/>
-        </w:rPr>
-      </w:r>
-      <w:r>
-        <w:rPr>
-          <w:lang w:val="ar_AE" w:bidi="ar_AE"/>
-        </w:rPr>
-      </w:r>
-    </w:p>
-    <w:p>
-      <w:pPr>
-        <w:bidi/>
-      </w:pPr>
-      <w:r>
-        <w:rPr>
-          <w:lang w:val="ar_AE" w:bidi="ar_AE"/>
-        </w:rPr>
-      </w:r>
-    </w:p>
-    <w:p>
-      <w:pPr>
-        <w:bidi/>
-      </w:pPr>
-      <w:r>
-        <w:rPr>
-          <w:lang w:val="ar_AE" w:bidi="ar_AE"/>
-        </w:rPr>
-      </w:r>
-      <w:r>
-        <w:rPr>
-          <w:vertAlign w:val="superscript"/>
+    </w:p>
+    <w:p>
+      <w:pPr>
+        <w:bidi/>
+      </w:pPr>
+      <w:r>
+        <w:rPr>
+          <w:rtl/>
+          <w:cs/>
+          <w:lang w:val="ar_AE" w:bidi="ar_AE"/>
+        </w:rPr>
+      </w:r>
+      <w:r>
+        <w:rPr>
+          <w:vertAlign w:val="superscript"/>
+          <w:rtl/>
+          <w:cs/>
           <w:lang w:val="ar_AE" w:bidi="ar_AE"/>
         </w:rPr>
         <w:t>16</w:t>
       </w:r>
       <w:r>
         <w:rPr>
+          <w:rtl/>
+          <w:cs/>
           <w:lang w:val="ar_AE" w:bidi="ar_AE"/>
         </w:rPr>
         <w:t xml:space="preserve"> وَإِنْ كَانَ لأَحَدِ الْمُؤْمِنِينَ أَوِ الْمُؤْمِنَاتِ أَرَامِلُ مِنْ ذَوِيهِ، فَعَلَيْهِ أَنْ يُعِينَهُنَّ حَتَّى لَا تَتَحَمَّلَ الْكَنِيسَةُ الأَعْبَاءَ، فَتَتَفَرَّغَ لإِعَانَةِ الأَرَامِلِ الْمُحْتَاجَاتِ حَقّاً.</w:t>
       </w:r>
-      <w:r>
-        <w:rPr>
-          <w:lang w:val="ar_AE" w:bidi="ar_AE"/>
-        </w:rPr>
-      </w:r>
-      <w:r>
-        <w:rPr>
-          <w:lang w:val="ar_AE" w:bidi="ar_AE"/>
-        </w:rPr>
-      </w:r>
-    </w:p>
-    <w:p>
-      <w:pPr>
-        <w:bidi/>
-      </w:pPr>
-      <w:r>
-        <w:rPr>
-          <w:lang w:val="ar_AE" w:bidi="ar_AE"/>
-        </w:rPr>
-      </w:r>
-    </w:p>
-    <w:p>
-      <w:pPr>
-        <w:bidi/>
-      </w:pPr>
-      <w:r>
-        <w:rPr>
-          <w:lang w:val="ar_AE" w:bidi="ar_AE"/>
-        </w:rPr>
-      </w:r>
-      <w:r>
-        <w:rPr>
-          <w:vertAlign w:val="superscript"/>
+    </w:p>
+    <w:p>
+      <w:pPr>
+        <w:bidi/>
+      </w:pPr>
+      <w:r>
+        <w:rPr>
+          <w:rtl/>
+          <w:cs/>
+          <w:lang w:val="ar_AE" w:bidi="ar_AE"/>
+        </w:rPr>
+      </w:r>
+      <w:r>
+        <w:rPr>
+          <w:vertAlign w:val="superscript"/>
+          <w:rtl/>
+          <w:cs/>
           <w:lang w:val="ar_AE" w:bidi="ar_AE"/>
         </w:rPr>
         <w:t>17</w:t>
       </w:r>
       <w:r>
         <w:rPr>
+          <w:rtl/>
+          <w:cs/>
           <w:lang w:val="ar_AE" w:bidi="ar_AE"/>
         </w:rPr>
         <w:t xml:space="preserve"> أَمَّا الشُّيُوخُ الَّذِينَ يُحْسِنُونَ الْقِيَادَةَ، فَلْيُعْتَبَرُوا أَهْلاً لِلإِكْرَامِ الْمُضَاعَفِ، وَبِخَاصَّةٍ الَّذِينَ يَبْذِلُونَ الْجَهْدَ فِي نَشْرِ الْكَلِمَةِ وَفِي التَّعْلِيمِ.</w:t>
       </w:r>
-      <w:r>
-        <w:rPr>
-          <w:lang w:val="ar_AE" w:bidi="ar_AE"/>
-        </w:rPr>
-      </w:r>
-      <w:r>
-        <w:rPr>
-          <w:lang w:val="ar_AE" w:bidi="ar_AE"/>
-        </w:rPr>
-      </w:r>
-    </w:p>
-    <w:p>
-      <w:pPr>
-        <w:bidi/>
-      </w:pPr>
-      <w:r>
-        <w:rPr>
-          <w:lang w:val="ar_AE" w:bidi="ar_AE"/>
-        </w:rPr>
-      </w:r>
-    </w:p>
-    <w:p>
-      <w:pPr>
-        <w:bidi/>
-      </w:pPr>
-      <w:r>
-        <w:rPr>
-          <w:lang w:val="ar_AE" w:bidi="ar_AE"/>
-        </w:rPr>
-      </w:r>
-      <w:r>
-        <w:rPr>
-          <w:vertAlign w:val="superscript"/>
+    </w:p>
+    <w:p>
+      <w:pPr>
+        <w:bidi/>
+      </w:pPr>
+      <w:r>
+        <w:rPr>
+          <w:rtl/>
+          <w:cs/>
+          <w:lang w:val="ar_AE" w:bidi="ar_AE"/>
+        </w:rPr>
+      </w:r>
+      <w:r>
+        <w:rPr>
+          <w:vertAlign w:val="superscript"/>
+          <w:rtl/>
+          <w:cs/>
           <w:lang w:val="ar_AE" w:bidi="ar_AE"/>
         </w:rPr>
         <w:t>18</w:t>
       </w:r>
       <w:r>
         <w:rPr>
+          <w:rtl/>
+          <w:cs/>
           <w:lang w:val="ar_AE" w:bidi="ar_AE"/>
         </w:rPr>
         <w:t xml:space="preserve"> لأَنَّ الْكِتَابَ يَقُول: «لا تَضَعْ كِمَامَةً عَلَى فَمِ الثَّوْرِ وَهُوَ يَدْرُسُ الْحُبُوبَ»، وَأَيْضاً: «الْعَامِلُ يَسْتَحِقُّ أُجْرَتَهُ».</w:t>
       </w:r>
-      <w:r>
-        <w:rPr>
-          <w:lang w:val="ar_AE" w:bidi="ar_AE"/>
-        </w:rPr>
-      </w:r>
-      <w:r>
-        <w:rPr>
-          <w:lang w:val="ar_AE" w:bidi="ar_AE"/>
-        </w:rPr>
-      </w:r>
-    </w:p>
-    <w:p>
-      <w:pPr>
-        <w:bidi/>
-      </w:pPr>
-      <w:r>
-        <w:rPr>
-          <w:lang w:val="ar_AE" w:bidi="ar_AE"/>
-        </w:rPr>
-      </w:r>
-    </w:p>
-    <w:p>
-      <w:pPr>
-        <w:bidi/>
-      </w:pPr>
-      <w:r>
-        <w:rPr>
-          <w:lang w:val="ar_AE" w:bidi="ar_AE"/>
-        </w:rPr>
-      </w:r>
-      <w:r>
-        <w:rPr>
-          <w:vertAlign w:val="superscript"/>
+    </w:p>
+    <w:p>
+      <w:pPr>
+        <w:bidi/>
+      </w:pPr>
+      <w:r>
+        <w:rPr>
+          <w:rtl/>
+          <w:cs/>
+          <w:lang w:val="ar_AE" w:bidi="ar_AE"/>
+        </w:rPr>
+      </w:r>
+      <w:r>
+        <w:rPr>
+          <w:vertAlign w:val="superscript"/>
+          <w:rtl/>
+          <w:cs/>
           <w:lang w:val="ar_AE" w:bidi="ar_AE"/>
         </w:rPr>
         <w:t>19</w:t>
       </w:r>
       <w:r>
         <w:rPr>
+          <w:rtl/>
+          <w:cs/>
           <w:lang w:val="ar_AE" w:bidi="ar_AE"/>
         </w:rPr>
         <w:t xml:space="preserve"> وَلا تَقْبَلْ تُهْمَةً مُوَجَّهَةً إِلَى أَحَدِ الشُّيُوخِ، إِلَّا إِذَا أَيَّدَهَا شَاهِدَانِ أَوْ ثَلاثَةٌ.</w:t>
       </w:r>
-      <w:r>
-        <w:rPr>
-          <w:lang w:val="ar_AE" w:bidi="ar_AE"/>
-        </w:rPr>
-      </w:r>
-      <w:r>
-        <w:rPr>
-          <w:lang w:val="ar_AE" w:bidi="ar_AE"/>
-        </w:rPr>
-      </w:r>
-    </w:p>
-    <w:p>
-      <w:pPr>
-        <w:bidi/>
-      </w:pPr>
-      <w:r>
-        <w:rPr>
-          <w:lang w:val="ar_AE" w:bidi="ar_AE"/>
-        </w:rPr>
-      </w:r>
-    </w:p>
-    <w:p>
-      <w:pPr>
-        <w:bidi/>
-      </w:pPr>
-      <w:r>
-        <w:rPr>
-          <w:lang w:val="ar_AE" w:bidi="ar_AE"/>
-        </w:rPr>
-      </w:r>
-      <w:r>
-        <w:rPr>
-          <w:vertAlign w:val="superscript"/>
+    </w:p>
+    <w:p>
+      <w:pPr>
+        <w:bidi/>
+      </w:pPr>
+      <w:r>
+        <w:rPr>
+          <w:rtl/>
+          <w:cs/>
+          <w:lang w:val="ar_AE" w:bidi="ar_AE"/>
+        </w:rPr>
+      </w:r>
+      <w:r>
+        <w:rPr>
+          <w:vertAlign w:val="superscript"/>
+          <w:rtl/>
+          <w:cs/>
           <w:lang w:val="ar_AE" w:bidi="ar_AE"/>
         </w:rPr>
         <w:t>20</w:t>
       </w:r>
       <w:r>
         <w:rPr>
+          <w:rtl/>
+          <w:cs/>
           <w:lang w:val="ar_AE" w:bidi="ar_AE"/>
         </w:rPr>
         <w:t xml:space="preserve"> فَإِذَا ثَبَتَ أَنَّ الْمُتَّهَمَ مُخْطِئٌ، وَبِّخْهُ أَمَامَ الْجَمِيعِ، لِيَكُونَ عِنْدَ الْبَاقِينَ خَوْفٌ!</w:t>
       </w:r>
-      <w:r>
-        <w:rPr>
-          <w:lang w:val="ar_AE" w:bidi="ar_AE"/>
-        </w:rPr>
-      </w:r>
-      <w:r>
-        <w:rPr>
-          <w:lang w:val="ar_AE" w:bidi="ar_AE"/>
-        </w:rPr>
-      </w:r>
-    </w:p>
-    <w:p>
-      <w:pPr>
-        <w:bidi/>
-      </w:pPr>
-      <w:r>
-        <w:rPr>
-          <w:lang w:val="ar_AE" w:bidi="ar_AE"/>
-        </w:rPr>
-      </w:r>
-    </w:p>
-    <w:p>
-      <w:pPr>
-        <w:bidi/>
-      </w:pPr>
-      <w:r>
-        <w:rPr>
-          <w:lang w:val="ar_AE" w:bidi="ar_AE"/>
-        </w:rPr>
-      </w:r>
-      <w:r>
-        <w:rPr>
-          <w:vertAlign w:val="superscript"/>
+    </w:p>
+    <w:p>
+      <w:pPr>
+        <w:bidi/>
+      </w:pPr>
+      <w:r>
+        <w:rPr>
+          <w:rtl/>
+          <w:cs/>
+          <w:lang w:val="ar_AE" w:bidi="ar_AE"/>
+        </w:rPr>
+      </w:r>
+      <w:r>
+        <w:rPr>
+          <w:vertAlign w:val="superscript"/>
+          <w:rtl/>
+          <w:cs/>
           <w:lang w:val="ar_AE" w:bidi="ar_AE"/>
         </w:rPr>
         <w:t>21</w:t>
       </w:r>
       <w:r>
         <w:rPr>
+          <w:rtl/>
+          <w:cs/>
           <w:lang w:val="ar_AE" w:bidi="ar_AE"/>
         </w:rPr>
         <w:t xml:space="preserve"> أَطْلُبُ مِنْكَ أَمَامَ اللهِ وَالْمَسِيحِ وَالْمَلائِكَةِ الْمُخْتَارِينَ أَنْ تَعْمَلَ بِهذِهِ التَّوْصِيَاتِ دُونَ مُحَابَاةِ أَشْخَاصٍ، فَلا تَعْمَلَ شَيْئاً بِتَحَيُّزٍ.</w:t>
       </w:r>
-      <w:r>
-        <w:rPr>
-          <w:lang w:val="ar_AE" w:bidi="ar_AE"/>
-        </w:rPr>
-      </w:r>
-      <w:r>
-        <w:rPr>
-          <w:lang w:val="ar_AE" w:bidi="ar_AE"/>
-        </w:rPr>
-      </w:r>
-    </w:p>
-    <w:p>
-      <w:pPr>
-        <w:bidi/>
-      </w:pPr>
-      <w:r>
-        <w:rPr>
-          <w:lang w:val="ar_AE" w:bidi="ar_AE"/>
-        </w:rPr>
-      </w:r>
-    </w:p>
-    <w:p>
-      <w:pPr>
-        <w:bidi/>
-      </w:pPr>
-      <w:r>
-        <w:rPr>
-          <w:lang w:val="ar_AE" w:bidi="ar_AE"/>
-        </w:rPr>
-      </w:r>
-      <w:r>
-        <w:rPr>
-          <w:vertAlign w:val="superscript"/>
+    </w:p>
+    <w:p>
+      <w:pPr>
+        <w:bidi/>
+      </w:pPr>
+      <w:r>
+        <w:rPr>
+          <w:rtl/>
+          <w:cs/>
+          <w:lang w:val="ar_AE" w:bidi="ar_AE"/>
+        </w:rPr>
+      </w:r>
+      <w:r>
+        <w:rPr>
+          <w:vertAlign w:val="superscript"/>
+          <w:rtl/>
+          <w:cs/>
           <w:lang w:val="ar_AE" w:bidi="ar_AE"/>
         </w:rPr>
         <w:t>22</w:t>
       </w:r>
       <w:r>
         <w:rPr>
+          <w:rtl/>
+          <w:cs/>
           <w:lang w:val="ar_AE" w:bidi="ar_AE"/>
         </w:rPr>
         <w:t xml:space="preserve"> لَا تَتَسَرَّعْ فِي وَضْعِ يَدِكَ عَلَى أَحَدٍ. وَلا تَشْتَرِكْ فِي خَطَايَا الآخَرِينَ. وَاحْفَظْ نَفْسَكَ طَاهِراً.</w:t>
       </w:r>
-      <w:r>
-        <w:rPr>
-          <w:lang w:val="ar_AE" w:bidi="ar_AE"/>
-        </w:rPr>
-      </w:r>
-      <w:r>
-        <w:rPr>
-          <w:lang w:val="ar_AE" w:bidi="ar_AE"/>
-        </w:rPr>
-      </w:r>
-    </w:p>
-    <w:p>
-      <w:pPr>
-        <w:bidi/>
-      </w:pPr>
-      <w:r>
-        <w:rPr>
-          <w:lang w:val="ar_AE" w:bidi="ar_AE"/>
-        </w:rPr>
-      </w:r>
-    </w:p>
-    <w:p>
-      <w:pPr>
-        <w:bidi/>
-      </w:pPr>
-      <w:r>
-        <w:rPr>
-          <w:lang w:val="ar_AE" w:bidi="ar_AE"/>
-        </w:rPr>
-      </w:r>
-      <w:r>
-        <w:rPr>
-          <w:vertAlign w:val="superscript"/>
+    </w:p>
+    <w:p>
+      <w:pPr>
+        <w:bidi/>
+      </w:pPr>
+      <w:r>
+        <w:rPr>
+          <w:rtl/>
+          <w:cs/>
+          <w:lang w:val="ar_AE" w:bidi="ar_AE"/>
+        </w:rPr>
+      </w:r>
+      <w:r>
+        <w:rPr>
+          <w:vertAlign w:val="superscript"/>
+          <w:rtl/>
+          <w:cs/>
           <w:lang w:val="ar_AE" w:bidi="ar_AE"/>
         </w:rPr>
         <w:t>23</w:t>
       </w:r>
       <w:r>
         <w:rPr>
+          <w:rtl/>
+          <w:cs/>
           <w:lang w:val="ar_AE" w:bidi="ar_AE"/>
         </w:rPr>
         <w:t xml:space="preserve"> لَا تَشْرَبِ الْمَاءَ فَقَطْ بَعْدَ الآنَ. وَإِنَّمَا خُذْ قَلِيلاً مِنَ الْخَمْرِ مُدَاوِياً مَعِدَتَكَ وَأَمْرَاضَكَ الَّتِي تُعَاوِدُكَ كَثِيراً.</w:t>
       </w:r>
-      <w:r>
-        <w:rPr>
-          <w:lang w:val="ar_AE" w:bidi="ar_AE"/>
-        </w:rPr>
-      </w:r>
-      <w:r>
-        <w:rPr>
-          <w:lang w:val="ar_AE" w:bidi="ar_AE"/>
-        </w:rPr>
-      </w:r>
-    </w:p>
-    <w:p>
-      <w:pPr>
-        <w:bidi/>
-      </w:pPr>
-      <w:r>
-        <w:rPr>
-          <w:lang w:val="ar_AE" w:bidi="ar_AE"/>
-        </w:rPr>
-      </w:r>
-    </w:p>
-    <w:p>
-      <w:pPr>
-        <w:bidi/>
-      </w:pPr>
-      <w:r>
-        <w:rPr>
-          <w:lang w:val="ar_AE" w:bidi="ar_AE"/>
-        </w:rPr>
-      </w:r>
-      <w:r>
-        <w:rPr>
-          <w:vertAlign w:val="superscript"/>
+    </w:p>
+    <w:p>
+      <w:pPr>
+        <w:bidi/>
+      </w:pPr>
+      <w:r>
+        <w:rPr>
+          <w:rtl/>
+          <w:cs/>
+          <w:lang w:val="ar_AE" w:bidi="ar_AE"/>
+        </w:rPr>
+      </w:r>
+      <w:r>
+        <w:rPr>
+          <w:vertAlign w:val="superscript"/>
+          <w:rtl/>
+          <w:cs/>
           <w:lang w:val="ar_AE" w:bidi="ar_AE"/>
         </w:rPr>
         <w:t>24</w:t>
       </w:r>
       <w:r>
         <w:rPr>
+          <w:rtl/>
+          <w:cs/>
           <w:lang w:val="ar_AE" w:bidi="ar_AE"/>
         </w:rPr>
         <w:t xml:space="preserve"> مِنَ النَّاسِ مَنْ تَكُونُ خَطَايَاهُمْ وَاضِحَةً قَبْلَ الْمُحَاكَمَةِ؛ وَمِنَ النَّاسِ مَنْ لَا تَظْهَرُ خَطَايَاهُمْ إِلَّا بَعْدَ الْمُحَاكَمَةِ.</w:t>
       </w:r>
-      <w:r>
-        <w:rPr>
-          <w:lang w:val="ar_AE" w:bidi="ar_AE"/>
-        </w:rPr>
-      </w:r>
-      <w:r>
-        <w:rPr>
-          <w:lang w:val="ar_AE" w:bidi="ar_AE"/>
-        </w:rPr>
-      </w:r>
-    </w:p>
-    <w:p>
-      <w:pPr>
-        <w:bidi/>
-      </w:pPr>
-      <w:r>
-        <w:rPr>
-          <w:lang w:val="ar_AE" w:bidi="ar_AE"/>
-        </w:rPr>
-      </w:r>
-    </w:p>
-    <w:p>
-      <w:pPr>
-        <w:bidi/>
-      </w:pPr>
-      <w:r>
-        <w:rPr>
-          <w:lang w:val="ar_AE" w:bidi="ar_AE"/>
-        </w:rPr>
-      </w:r>
-      <w:r>
-        <w:rPr>
-          <w:vertAlign w:val="superscript"/>
+    </w:p>
+    <w:p>
+      <w:pPr>
+        <w:bidi/>
+      </w:pPr>
+      <w:r>
+        <w:rPr>
+          <w:rtl/>
+          <w:cs/>
+          <w:lang w:val="ar_AE" w:bidi="ar_AE"/>
+        </w:rPr>
+      </w:r>
+      <w:r>
+        <w:rPr>
+          <w:vertAlign w:val="superscript"/>
+          <w:rtl/>
+          <w:cs/>
           <w:lang w:val="ar_AE" w:bidi="ar_AE"/>
         </w:rPr>
         <w:t>25</w:t>
       </w:r>
       <w:r>
         <w:rPr>
+          <w:rtl/>
+          <w:cs/>
           <w:lang w:val="ar_AE" w:bidi="ar_AE"/>
         </w:rPr>
         <w:t xml:space="preserve"> وَقِيَاساً عَلَى ذلِكَ، فَإِنَّ الأَعْمَالَ الصَّالِحَةَ تَكُونُ وَاضِحَةً مُسْبَقاً؛ وَالأَعْمَالَ الَّتِي لَيْسَتْ بِصَالِحَةٍ، لَا يُمْكِنُ أَنْ تَظَلَّ مَخْفِيَّةً.</w:t>
       </w:r>
-      <w:r>
-        <w:rPr>
-          <w:lang w:val="ar_AE" w:bidi="ar_AE"/>
-        </w:rPr>
-      </w:r>
-      <w:r>
-        <w:rPr>
-          <w:lang w:val="ar_AE" w:bidi="ar_AE"/>
-        </w:rPr>
-      </w:r>
-    </w:p>
-    <w:p>
-      <w:pPr>
-        <w:bidi/>
-      </w:pPr>
-      <w:r>
-        <w:rPr>
-          <w:lang w:val="ar_AE" w:bidi="ar_AE"/>
-        </w:rPr>
-      </w:r>
     </w:p>
     <w:p>
       <w:pPr>
@@ -4282,950 +3009,656 @@
       </w:pPr>
       <w:r>
         <w:rPr>
-          <w:lang w:val="ar_AE" w:bidi="ar_AE"/>
-        </w:rPr>
-        <w:t>1 Timothy 6:1</w:t>
-      </w:r>
-      <w:r>
-        <w:rPr>
-          <w:lang w:val="ar_AE" w:bidi="ar_AE"/>
-        </w:rPr>
-      </w:r>
-    </w:p>
-    <w:p>
-      <w:pPr>
-        <w:bidi/>
-      </w:pPr>
-      <w:r>
-        <w:rPr>
-          <w:lang w:val="ar_AE" w:bidi="ar_AE"/>
-        </w:rPr>
-      </w:r>
-      <w:r>
-        <w:rPr>
-          <w:vertAlign w:val="superscript"/>
+          <w:rtl/>
+          <w:cs/>
+          <w:lang w:val="ar_AE" w:bidi="ar_AE"/>
+        </w:rPr>
+        <w:t>تيموثاوس الأولى 6:1</w:t>
+      </w:r>
+      <w:r>
+        <w:rPr>
+          <w:rtl/>
+          <w:cs/>
+          <w:lang w:val="ar_AE" w:bidi="ar_AE"/>
+        </w:rPr>
+      </w:r>
+    </w:p>
+    <w:p>
+      <w:pPr>
+        <w:bidi/>
+      </w:pPr>
+      <w:r>
+        <w:rPr>
+          <w:rtl/>
+          <w:cs/>
+          <w:lang w:val="ar_AE" w:bidi="ar_AE"/>
+        </w:rPr>
+      </w:r>
+      <w:r>
+        <w:rPr>
+          <w:vertAlign w:val="superscript"/>
+          <w:rtl/>
+          <w:cs/>
           <w:lang w:val="ar_AE" w:bidi="ar_AE"/>
         </w:rPr>
         <w:t>1</w:t>
       </w:r>
       <w:r>
         <w:rPr>
+          <w:rtl/>
+          <w:cs/>
           <w:lang w:val="ar_AE" w:bidi="ar_AE"/>
         </w:rPr>
         <w:t xml:space="preserve"> عَلَى جَمِيعِ مَنْ هُمْ تَحْتَ نِيرِ الْعُبُودِيَّةِ أَنْ يَعْتَبِرُوا سَادَتَهُمْ أَهْلاً لِكُلِّ إِكْرَامٍ، لِكَيْ لَا يَجْلِبُوا التَّجْدِيفَ عَلَى اسْمِ اللهِ وَعَلَى التَّعْلِيمِ.</w:t>
       </w:r>
-      <w:r>
-        <w:rPr>
-          <w:lang w:val="ar_AE" w:bidi="ar_AE"/>
-        </w:rPr>
-      </w:r>
-      <w:r>
-        <w:rPr>
-          <w:lang w:val="ar_AE" w:bidi="ar_AE"/>
-        </w:rPr>
-      </w:r>
-    </w:p>
-    <w:p>
-      <w:pPr>
-        <w:bidi/>
-      </w:pPr>
-      <w:r>
-        <w:rPr>
-          <w:lang w:val="ar_AE" w:bidi="ar_AE"/>
-        </w:rPr>
-      </w:r>
-    </w:p>
-    <w:p>
-      <w:pPr>
-        <w:bidi/>
-      </w:pPr>
-      <w:r>
-        <w:rPr>
-          <w:lang w:val="ar_AE" w:bidi="ar_AE"/>
-        </w:rPr>
-      </w:r>
-      <w:r>
-        <w:rPr>
-          <w:vertAlign w:val="superscript"/>
+    </w:p>
+    <w:p>
+      <w:pPr>
+        <w:bidi/>
+      </w:pPr>
+      <w:r>
+        <w:rPr>
+          <w:rtl/>
+          <w:cs/>
+          <w:lang w:val="ar_AE" w:bidi="ar_AE"/>
+        </w:rPr>
+      </w:r>
+      <w:r>
+        <w:rPr>
+          <w:vertAlign w:val="superscript"/>
+          <w:rtl/>
+          <w:cs/>
           <w:lang w:val="ar_AE" w:bidi="ar_AE"/>
         </w:rPr>
         <w:t>2</w:t>
       </w:r>
       <w:r>
         <w:rPr>
+          <w:rtl/>
+          <w:cs/>
           <w:lang w:val="ar_AE" w:bidi="ar_AE"/>
         </w:rPr>
         <w:t xml:space="preserve"> وَعَلَى الَّذِينَ لَهُمْ سَادَةٌ مُؤْمِنُونَ أَنْ لَا يَسْتَخِفُّوا بِهِمْ لأَنَّهُمْ إِخْوَةٌ لَهُمْ، بَلْ بِالأَحْرَى أَنْ يَخْدِمُوهُمْ بِخُضُوعٍ، لأَنَّ الْمُسْتَفِيدِينَ مِنْ خِدْمَتِهِمِ الصَّالِحَةِ هُمْ مُؤْمِنُونَ مَحْبُوبُونَ. بِهَذِهِ الأُمُورِ عَلِّمْ وَعِظْ!</w:t>
       </w:r>
-      <w:r>
-        <w:rPr>
-          <w:lang w:val="ar_AE" w:bidi="ar_AE"/>
-        </w:rPr>
-      </w:r>
-      <w:r>
-        <w:rPr>
-          <w:lang w:val="ar_AE" w:bidi="ar_AE"/>
-        </w:rPr>
-      </w:r>
-    </w:p>
-    <w:p>
-      <w:pPr>
-        <w:bidi/>
-      </w:pPr>
-      <w:r>
-        <w:rPr>
-          <w:lang w:val="ar_AE" w:bidi="ar_AE"/>
-        </w:rPr>
-      </w:r>
-    </w:p>
-    <w:p>
-      <w:pPr>
-        <w:bidi/>
-      </w:pPr>
-      <w:r>
-        <w:rPr>
-          <w:lang w:val="ar_AE" w:bidi="ar_AE"/>
-        </w:rPr>
-      </w:r>
-      <w:r>
-        <w:rPr>
-          <w:vertAlign w:val="superscript"/>
+    </w:p>
+    <w:p>
+      <w:pPr>
+        <w:bidi/>
+      </w:pPr>
+      <w:r>
+        <w:rPr>
+          <w:rtl/>
+          <w:cs/>
+          <w:lang w:val="ar_AE" w:bidi="ar_AE"/>
+        </w:rPr>
+      </w:r>
+      <w:r>
+        <w:rPr>
+          <w:vertAlign w:val="superscript"/>
+          <w:rtl/>
+          <w:cs/>
           <w:lang w:val="ar_AE" w:bidi="ar_AE"/>
         </w:rPr>
         <w:t>3</w:t>
       </w:r>
       <w:r>
         <w:rPr>
+          <w:rtl/>
+          <w:cs/>
           <w:lang w:val="ar_AE" w:bidi="ar_AE"/>
         </w:rPr>
         <w:t xml:space="preserve"> أَمَّا إِذَا كَانَ أَحَدٌ يُعَلِّمُ مَا يُخَالِفُهَا وَلا يُذْعِنُ لِلْكَلامِ الصَّحِيحِ، كَلامِ رَبِّنَا يَسُوعَ الْمَسِيحِ، وَلِلتَّعْلِيمِ الْمُوَافِقِ لِلتَّقْوَى،</w:t>
       </w:r>
-      <w:r>
-        <w:rPr>
-          <w:lang w:val="ar_AE" w:bidi="ar_AE"/>
-        </w:rPr>
-      </w:r>
-      <w:r>
-        <w:rPr>
-          <w:lang w:val="ar_AE" w:bidi="ar_AE"/>
-        </w:rPr>
-      </w:r>
-    </w:p>
-    <w:p>
-      <w:pPr>
-        <w:bidi/>
-      </w:pPr>
-      <w:r>
-        <w:rPr>
-          <w:lang w:val="ar_AE" w:bidi="ar_AE"/>
-        </w:rPr>
-      </w:r>
-    </w:p>
-    <w:p>
-      <w:pPr>
-        <w:bidi/>
-      </w:pPr>
-      <w:r>
-        <w:rPr>
-          <w:lang w:val="ar_AE" w:bidi="ar_AE"/>
-        </w:rPr>
-      </w:r>
-      <w:r>
-        <w:rPr>
-          <w:vertAlign w:val="superscript"/>
+    </w:p>
+    <w:p>
+      <w:pPr>
+        <w:bidi/>
+      </w:pPr>
+      <w:r>
+        <w:rPr>
+          <w:rtl/>
+          <w:cs/>
+          <w:lang w:val="ar_AE" w:bidi="ar_AE"/>
+        </w:rPr>
+      </w:r>
+      <w:r>
+        <w:rPr>
+          <w:vertAlign w:val="superscript"/>
+          <w:rtl/>
+          <w:cs/>
           <w:lang w:val="ar_AE" w:bidi="ar_AE"/>
         </w:rPr>
         <w:t>4</w:t>
       </w:r>
       <w:r>
         <w:rPr>
+          <w:rtl/>
+          <w:cs/>
           <w:lang w:val="ar_AE" w:bidi="ar_AE"/>
         </w:rPr>
         <w:t xml:space="preserve"> فَهُوَ قَدِ انْتَفَخَ تَكَبُّراً، وَلا يَعْرِفُ شَيْئاً، وَإِنَّمَا هُوَ مَهْوُوسٌ بِالْمُجَادَلاتِ وَالمُنَازَعَاتِ الْكَلامِيَّةِ، وَمِنْهَا يَنْشَأُ الْحَسَدُ وَالْخِصَامُ وَالتَّجْرِيحُ وَالنِّيَّاتُ السَّيِّئَةُ،</w:t>
       </w:r>
-      <w:r>
-        <w:rPr>
-          <w:lang w:val="ar_AE" w:bidi="ar_AE"/>
-        </w:rPr>
-      </w:r>
-      <w:r>
-        <w:rPr>
-          <w:lang w:val="ar_AE" w:bidi="ar_AE"/>
-        </w:rPr>
-      </w:r>
-    </w:p>
-    <w:p>
-      <w:pPr>
-        <w:bidi/>
-      </w:pPr>
-      <w:r>
-        <w:rPr>
-          <w:lang w:val="ar_AE" w:bidi="ar_AE"/>
-        </w:rPr>
-      </w:r>
-    </w:p>
-    <w:p>
-      <w:pPr>
-        <w:bidi/>
-      </w:pPr>
-      <w:r>
-        <w:rPr>
-          <w:lang w:val="ar_AE" w:bidi="ar_AE"/>
-        </w:rPr>
-      </w:r>
-      <w:r>
-        <w:rPr>
-          <w:vertAlign w:val="superscript"/>
+    </w:p>
+    <w:p>
+      <w:pPr>
+        <w:bidi/>
+      </w:pPr>
+      <w:r>
+        <w:rPr>
+          <w:rtl/>
+          <w:cs/>
+          <w:lang w:val="ar_AE" w:bidi="ar_AE"/>
+        </w:rPr>
+      </w:r>
+      <w:r>
+        <w:rPr>
+          <w:vertAlign w:val="superscript"/>
+          <w:rtl/>
+          <w:cs/>
           <w:lang w:val="ar_AE" w:bidi="ar_AE"/>
         </w:rPr>
         <w:t>5</w:t>
       </w:r>
       <w:r>
         <w:rPr>
+          <w:rtl/>
+          <w:cs/>
           <w:lang w:val="ar_AE" w:bidi="ar_AE"/>
         </w:rPr>
         <w:t xml:space="preserve"> وَشَتَّى أَنْوَاعِ النِّزَاعِ بَيْنَ أُنَاسٍ فَاسِدِي الْعُقُولِ مُجَرَّدِينَ مِنَ الْحَقِّ، يَعْتَبِرُونَ التَّقْوَى تِجَارَةً.</w:t>
       </w:r>
-      <w:r>
-        <w:rPr>
-          <w:lang w:val="ar_AE" w:bidi="ar_AE"/>
-        </w:rPr>
-      </w:r>
-      <w:r>
-        <w:rPr>
-          <w:lang w:val="ar_AE" w:bidi="ar_AE"/>
-        </w:rPr>
-      </w:r>
-    </w:p>
-    <w:p>
-      <w:pPr>
-        <w:bidi/>
-      </w:pPr>
-      <w:r>
-        <w:rPr>
-          <w:lang w:val="ar_AE" w:bidi="ar_AE"/>
-        </w:rPr>
-      </w:r>
-    </w:p>
-    <w:p>
-      <w:pPr>
-        <w:bidi/>
-      </w:pPr>
-      <w:r>
-        <w:rPr>
-          <w:lang w:val="ar_AE" w:bidi="ar_AE"/>
-        </w:rPr>
-      </w:r>
-      <w:r>
-        <w:rPr>
-          <w:vertAlign w:val="superscript"/>
+    </w:p>
+    <w:p>
+      <w:pPr>
+        <w:bidi/>
+      </w:pPr>
+      <w:r>
+        <w:rPr>
+          <w:rtl/>
+          <w:cs/>
+          <w:lang w:val="ar_AE" w:bidi="ar_AE"/>
+        </w:rPr>
+      </w:r>
+      <w:r>
+        <w:rPr>
+          <w:vertAlign w:val="superscript"/>
+          <w:rtl/>
+          <w:cs/>
           <w:lang w:val="ar_AE" w:bidi="ar_AE"/>
         </w:rPr>
         <w:t>6</w:t>
       </w:r>
       <w:r>
         <w:rPr>
+          <w:rtl/>
+          <w:cs/>
           <w:lang w:val="ar_AE" w:bidi="ar_AE"/>
         </w:rPr>
         <w:t xml:space="preserve"> أَمَّا التَّقْوَى مَعَ الْقَنَاعَةِ فَهِيَ تِجَارَةٌ عَظِيمَةٌ.</w:t>
       </w:r>
-      <w:r>
-        <w:rPr>
-          <w:lang w:val="ar_AE" w:bidi="ar_AE"/>
-        </w:rPr>
-      </w:r>
-      <w:r>
-        <w:rPr>
-          <w:lang w:val="ar_AE" w:bidi="ar_AE"/>
-        </w:rPr>
-      </w:r>
-    </w:p>
-    <w:p>
-      <w:pPr>
-        <w:bidi/>
-      </w:pPr>
-      <w:r>
-        <w:rPr>
-          <w:lang w:val="ar_AE" w:bidi="ar_AE"/>
-        </w:rPr>
-      </w:r>
-    </w:p>
-    <w:p>
-      <w:pPr>
-        <w:bidi/>
-      </w:pPr>
-      <w:r>
-        <w:rPr>
-          <w:lang w:val="ar_AE" w:bidi="ar_AE"/>
-        </w:rPr>
-      </w:r>
-      <w:r>
-        <w:rPr>
-          <w:vertAlign w:val="superscript"/>
+    </w:p>
+    <w:p>
+      <w:pPr>
+        <w:bidi/>
+      </w:pPr>
+      <w:r>
+        <w:rPr>
+          <w:rtl/>
+          <w:cs/>
+          <w:lang w:val="ar_AE" w:bidi="ar_AE"/>
+        </w:rPr>
+      </w:r>
+      <w:r>
+        <w:rPr>
+          <w:vertAlign w:val="superscript"/>
+          <w:rtl/>
+          <w:cs/>
           <w:lang w:val="ar_AE" w:bidi="ar_AE"/>
         </w:rPr>
         <w:t>7</w:t>
       </w:r>
       <w:r>
         <w:rPr>
+          <w:rtl/>
+          <w:cs/>
           <w:lang w:val="ar_AE" w:bidi="ar_AE"/>
         </w:rPr>
         <w:t xml:space="preserve"> فَنَحْنُ لَمْ نَدْخُلِ الْعَالَمَ حَامِلِينَ شَيْئاً، وَلا نَسْتَطِيعُ أَنْ نَخْرُجَ مِنْهُ حَامِلِينَ شَيْئاً.</w:t>
       </w:r>
-      <w:r>
-        <w:rPr>
-          <w:lang w:val="ar_AE" w:bidi="ar_AE"/>
-        </w:rPr>
-      </w:r>
-      <w:r>
-        <w:rPr>
-          <w:lang w:val="ar_AE" w:bidi="ar_AE"/>
-        </w:rPr>
-      </w:r>
-    </w:p>
-    <w:p>
-      <w:pPr>
-        <w:bidi/>
-      </w:pPr>
-      <w:r>
-        <w:rPr>
-          <w:lang w:val="ar_AE" w:bidi="ar_AE"/>
-        </w:rPr>
-      </w:r>
-    </w:p>
-    <w:p>
-      <w:pPr>
-        <w:bidi/>
-      </w:pPr>
-      <w:r>
-        <w:rPr>
-          <w:lang w:val="ar_AE" w:bidi="ar_AE"/>
-        </w:rPr>
-      </w:r>
-      <w:r>
-        <w:rPr>
-          <w:vertAlign w:val="superscript"/>
+    </w:p>
+    <w:p>
+      <w:pPr>
+        <w:bidi/>
+      </w:pPr>
+      <w:r>
+        <w:rPr>
+          <w:rtl/>
+          <w:cs/>
+          <w:lang w:val="ar_AE" w:bidi="ar_AE"/>
+        </w:rPr>
+      </w:r>
+      <w:r>
+        <w:rPr>
+          <w:vertAlign w:val="superscript"/>
+          <w:rtl/>
+          <w:cs/>
           <w:lang w:val="ar_AE" w:bidi="ar_AE"/>
         </w:rPr>
         <w:t>8</w:t>
       </w:r>
       <w:r>
         <w:rPr>
+          <w:rtl/>
+          <w:cs/>
           <w:lang w:val="ar_AE" w:bidi="ar_AE"/>
         </w:rPr>
         <w:t xml:space="preserve"> إِنَّمَا، مَادَامَ لَنَا قُوتٌ وَلِبَاسٌ، فَلْنَكُنْ قَانِعِينَ بِهِمَا.</w:t>
       </w:r>
-      <w:r>
-        <w:rPr>
-          <w:lang w:val="ar_AE" w:bidi="ar_AE"/>
-        </w:rPr>
-      </w:r>
-      <w:r>
-        <w:rPr>
-          <w:lang w:val="ar_AE" w:bidi="ar_AE"/>
-        </w:rPr>
-      </w:r>
-    </w:p>
-    <w:p>
-      <w:pPr>
-        <w:bidi/>
-      </w:pPr>
-      <w:r>
-        <w:rPr>
-          <w:lang w:val="ar_AE" w:bidi="ar_AE"/>
-        </w:rPr>
-      </w:r>
-    </w:p>
-    <w:p>
-      <w:pPr>
-        <w:bidi/>
-      </w:pPr>
-      <w:r>
-        <w:rPr>
-          <w:lang w:val="ar_AE" w:bidi="ar_AE"/>
-        </w:rPr>
-      </w:r>
-      <w:r>
-        <w:rPr>
-          <w:vertAlign w:val="superscript"/>
+    </w:p>
+    <w:p>
+      <w:pPr>
+        <w:bidi/>
+      </w:pPr>
+      <w:r>
+        <w:rPr>
+          <w:rtl/>
+          <w:cs/>
+          <w:lang w:val="ar_AE" w:bidi="ar_AE"/>
+        </w:rPr>
+      </w:r>
+      <w:r>
+        <w:rPr>
+          <w:vertAlign w:val="superscript"/>
+          <w:rtl/>
+          <w:cs/>
           <w:lang w:val="ar_AE" w:bidi="ar_AE"/>
         </w:rPr>
         <w:t>9</w:t>
       </w:r>
       <w:r>
         <w:rPr>
+          <w:rtl/>
+          <w:cs/>
           <w:lang w:val="ar_AE" w:bidi="ar_AE"/>
         </w:rPr>
         <w:t xml:space="preserve"> أَمَّا الَّذِينَ يَرْغَبُونَ فِي أَنْ يَصِيرُوا أَغْنِيَاءَ، فَيَسْقُطُونَ فِي التَّجْرِبَةِ وَالْفَخِّ وَيَتَوَرَّطُونَ فِي كَثِيرٍ مِنَ الشَّهَوَاتِ السَّفِيهَةِ الْمُضِرَّةِ الَّتِي تُغَرِّقُ النَّاسَ فِي الدَّمَارِ وَالْهَلاكِ.</w:t>
       </w:r>
-      <w:r>
-        <w:rPr>
-          <w:lang w:val="ar_AE" w:bidi="ar_AE"/>
-        </w:rPr>
-      </w:r>
-      <w:r>
-        <w:rPr>
-          <w:lang w:val="ar_AE" w:bidi="ar_AE"/>
-        </w:rPr>
-      </w:r>
-    </w:p>
-    <w:p>
-      <w:pPr>
-        <w:bidi/>
-      </w:pPr>
-      <w:r>
-        <w:rPr>
-          <w:lang w:val="ar_AE" w:bidi="ar_AE"/>
-        </w:rPr>
-      </w:r>
-    </w:p>
-    <w:p>
-      <w:pPr>
-        <w:bidi/>
-      </w:pPr>
-      <w:r>
-        <w:rPr>
-          <w:lang w:val="ar_AE" w:bidi="ar_AE"/>
-        </w:rPr>
-      </w:r>
-      <w:r>
-        <w:rPr>
-          <w:vertAlign w:val="superscript"/>
+    </w:p>
+    <w:p>
+      <w:pPr>
+        <w:bidi/>
+      </w:pPr>
+      <w:r>
+        <w:rPr>
+          <w:rtl/>
+          <w:cs/>
+          <w:lang w:val="ar_AE" w:bidi="ar_AE"/>
+        </w:rPr>
+      </w:r>
+      <w:r>
+        <w:rPr>
+          <w:vertAlign w:val="superscript"/>
+          <w:rtl/>
+          <w:cs/>
           <w:lang w:val="ar_AE" w:bidi="ar_AE"/>
         </w:rPr>
         <w:t>10</w:t>
       </w:r>
       <w:r>
         <w:rPr>
+          <w:rtl/>
+          <w:cs/>
           <w:lang w:val="ar_AE" w:bidi="ar_AE"/>
         </w:rPr>
         <w:t xml:space="preserve"> فَإِنَّ حُبَّ الْمَالِ أَصْلٌ لِكُلِّ شَرٍّ؛ وَإِذْ سَعَى بَعْضُهُمْ إِلَيْهِ، ضَلُّوا عَنِ الإِيمَانِ، وَطَعَنُوا أَنْفُسَهُمْ بِأَوْجَاعٍ كَثِيرَةٍ.</w:t>
       </w:r>
-      <w:r>
-        <w:rPr>
-          <w:lang w:val="ar_AE" w:bidi="ar_AE"/>
-        </w:rPr>
-      </w:r>
-      <w:r>
-        <w:rPr>
-          <w:lang w:val="ar_AE" w:bidi="ar_AE"/>
-        </w:rPr>
-      </w:r>
-    </w:p>
-    <w:p>
-      <w:pPr>
-        <w:bidi/>
-      </w:pPr>
-      <w:r>
-        <w:rPr>
-          <w:lang w:val="ar_AE" w:bidi="ar_AE"/>
-        </w:rPr>
-      </w:r>
-    </w:p>
-    <w:p>
-      <w:pPr>
-        <w:bidi/>
-      </w:pPr>
-      <w:r>
-        <w:rPr>
-          <w:lang w:val="ar_AE" w:bidi="ar_AE"/>
-        </w:rPr>
-      </w:r>
-      <w:r>
-        <w:rPr>
-          <w:vertAlign w:val="superscript"/>
+    </w:p>
+    <w:p>
+      <w:pPr>
+        <w:bidi/>
+      </w:pPr>
+      <w:r>
+        <w:rPr>
+          <w:rtl/>
+          <w:cs/>
+          <w:lang w:val="ar_AE" w:bidi="ar_AE"/>
+        </w:rPr>
+      </w:r>
+      <w:r>
+        <w:rPr>
+          <w:vertAlign w:val="superscript"/>
+          <w:rtl/>
+          <w:cs/>
           <w:lang w:val="ar_AE" w:bidi="ar_AE"/>
         </w:rPr>
         <w:t>11</w:t>
       </w:r>
       <w:r>
         <w:rPr>
+          <w:rtl/>
+          <w:cs/>
           <w:lang w:val="ar_AE" w:bidi="ar_AE"/>
         </w:rPr>
         <w:t xml:space="preserve"> وَأَمَّا أَنْتَ، يَا إِنْسَانَ اللهِ، فَاهْرُبْ مِنْ هَذِهِ الأُمُورِ، وَاسْعَ فِي إِثْرِ الْبِرِّ وَالتَّقْوَى وَالإِيمَانِ وَالْمَحَبَّةِ وَالصَّبْرِ وَالْوَدَاعَةِ.</w:t>
       </w:r>
-      <w:r>
-        <w:rPr>
-          <w:lang w:val="ar_AE" w:bidi="ar_AE"/>
-        </w:rPr>
-      </w:r>
-      <w:r>
-        <w:rPr>
-          <w:lang w:val="ar_AE" w:bidi="ar_AE"/>
-        </w:rPr>
-      </w:r>
-    </w:p>
-    <w:p>
-      <w:pPr>
-        <w:bidi/>
-      </w:pPr>
-      <w:r>
-        <w:rPr>
-          <w:lang w:val="ar_AE" w:bidi="ar_AE"/>
-        </w:rPr>
-      </w:r>
-    </w:p>
-    <w:p>
-      <w:pPr>
-        <w:bidi/>
-      </w:pPr>
-      <w:r>
-        <w:rPr>
-          <w:lang w:val="ar_AE" w:bidi="ar_AE"/>
-        </w:rPr>
-      </w:r>
-      <w:r>
-        <w:rPr>
-          <w:vertAlign w:val="superscript"/>
+    </w:p>
+    <w:p>
+      <w:pPr>
+        <w:bidi/>
+      </w:pPr>
+      <w:r>
+        <w:rPr>
+          <w:rtl/>
+          <w:cs/>
+          <w:lang w:val="ar_AE" w:bidi="ar_AE"/>
+        </w:rPr>
+      </w:r>
+      <w:r>
+        <w:rPr>
+          <w:vertAlign w:val="superscript"/>
+          <w:rtl/>
+          <w:cs/>
           <w:lang w:val="ar_AE" w:bidi="ar_AE"/>
         </w:rPr>
         <w:t>12</w:t>
       </w:r>
       <w:r>
         <w:rPr>
+          <w:rtl/>
+          <w:cs/>
           <w:lang w:val="ar_AE" w:bidi="ar_AE"/>
         </w:rPr>
         <w:t xml:space="preserve"> أَحْسِنِ الْجِهَادَ فِي مَعْرَكَةِ الإِيمَانِ الْجَمِيلَةِ. تَمَسَّكْ بِالْحَيَاةِ الأَبَدِيَّةِ، الَّتِي إِلَيْهَا قَدْ دُعِيتَ، وَقَدِ اعْتَرَفْتَ الاعْتِرَافَ الْحَسَنَ (بِالإِيمَانِ) أَمَامَ شُهُودٍ كَثِيرِينَ.</w:t>
       </w:r>
-      <w:r>
-        <w:rPr>
-          <w:lang w:val="ar_AE" w:bidi="ar_AE"/>
-        </w:rPr>
-      </w:r>
-      <w:r>
-        <w:rPr>
-          <w:lang w:val="ar_AE" w:bidi="ar_AE"/>
-        </w:rPr>
-      </w:r>
-    </w:p>
-    <w:p>
-      <w:pPr>
-        <w:bidi/>
-      </w:pPr>
-      <w:r>
-        <w:rPr>
-          <w:lang w:val="ar_AE" w:bidi="ar_AE"/>
-        </w:rPr>
-      </w:r>
-    </w:p>
-    <w:p>
-      <w:pPr>
-        <w:bidi/>
-      </w:pPr>
-      <w:r>
-        <w:rPr>
-          <w:lang w:val="ar_AE" w:bidi="ar_AE"/>
-        </w:rPr>
-      </w:r>
-      <w:r>
-        <w:rPr>
-          <w:vertAlign w:val="superscript"/>
+    </w:p>
+    <w:p>
+      <w:pPr>
+        <w:bidi/>
+      </w:pPr>
+      <w:r>
+        <w:rPr>
+          <w:rtl/>
+          <w:cs/>
+          <w:lang w:val="ar_AE" w:bidi="ar_AE"/>
+        </w:rPr>
+      </w:r>
+      <w:r>
+        <w:rPr>
+          <w:vertAlign w:val="superscript"/>
+          <w:rtl/>
+          <w:cs/>
           <w:lang w:val="ar_AE" w:bidi="ar_AE"/>
         </w:rPr>
         <w:t>13</w:t>
       </w:r>
       <w:r>
         <w:rPr>
+          <w:rtl/>
+          <w:cs/>
           <w:lang w:val="ar_AE" w:bidi="ar_AE"/>
         </w:rPr>
         <w:t xml:space="preserve"> وَأُوْصِيكَ، أَمَامَ اللهِ الَّذِي يُحْيِي كُلَّ شَيْءٍ، وَالْمَسِيحِ يَسُوعَ الَّذِي شَهِدَ أَمَامَ بِيلاطُسَ الْبُنْطِيِّ بِالاعْتِرَافِ الْحَسَنِ،</w:t>
       </w:r>
-      <w:r>
-        <w:rPr>
-          <w:lang w:val="ar_AE" w:bidi="ar_AE"/>
-        </w:rPr>
-      </w:r>
-      <w:r>
-        <w:rPr>
-          <w:lang w:val="ar_AE" w:bidi="ar_AE"/>
-        </w:rPr>
-      </w:r>
-    </w:p>
-    <w:p>
-      <w:pPr>
-        <w:bidi/>
-      </w:pPr>
-      <w:r>
-        <w:rPr>
-          <w:lang w:val="ar_AE" w:bidi="ar_AE"/>
-        </w:rPr>
-      </w:r>
-    </w:p>
-    <w:p>
-      <w:pPr>
-        <w:bidi/>
-      </w:pPr>
-      <w:r>
-        <w:rPr>
-          <w:lang w:val="ar_AE" w:bidi="ar_AE"/>
-        </w:rPr>
-      </w:r>
-      <w:r>
-        <w:rPr>
-          <w:vertAlign w:val="superscript"/>
+    </w:p>
+    <w:p>
+      <w:pPr>
+        <w:bidi/>
+      </w:pPr>
+      <w:r>
+        <w:rPr>
+          <w:rtl/>
+          <w:cs/>
+          <w:lang w:val="ar_AE" w:bidi="ar_AE"/>
+        </w:rPr>
+      </w:r>
+      <w:r>
+        <w:rPr>
+          <w:vertAlign w:val="superscript"/>
+          <w:rtl/>
+          <w:cs/>
           <w:lang w:val="ar_AE" w:bidi="ar_AE"/>
         </w:rPr>
         <w:t>14</w:t>
       </w:r>
       <w:r>
         <w:rPr>
+          <w:rtl/>
+          <w:cs/>
           <w:lang w:val="ar_AE" w:bidi="ar_AE"/>
         </w:rPr>
         <w:t xml:space="preserve"> أَنْ تَحْفَظَ الْوَصِيَّةَ خَالِيَةً مِنَ الْعَيْبِ وَاللَّوْمِ إِلَى يَوْمِ ظُهُورِ رَبِّنَا يَسُوعَ الْمَسِيحِ عَلَناً.</w:t>
       </w:r>
-      <w:r>
-        <w:rPr>
-          <w:lang w:val="ar_AE" w:bidi="ar_AE"/>
-        </w:rPr>
-      </w:r>
-      <w:r>
-        <w:rPr>
-          <w:lang w:val="ar_AE" w:bidi="ar_AE"/>
-        </w:rPr>
-      </w:r>
-    </w:p>
-    <w:p>
-      <w:pPr>
-        <w:bidi/>
-      </w:pPr>
-      <w:r>
-        <w:rPr>
-          <w:lang w:val="ar_AE" w:bidi="ar_AE"/>
-        </w:rPr>
-      </w:r>
-    </w:p>
-    <w:p>
-      <w:pPr>
-        <w:bidi/>
-      </w:pPr>
-      <w:r>
-        <w:rPr>
-          <w:lang w:val="ar_AE" w:bidi="ar_AE"/>
-        </w:rPr>
-      </w:r>
-      <w:r>
-        <w:rPr>
-          <w:vertAlign w:val="superscript"/>
+    </w:p>
+    <w:p>
+      <w:pPr>
+        <w:bidi/>
+      </w:pPr>
+      <w:r>
+        <w:rPr>
+          <w:rtl/>
+          <w:cs/>
+          <w:lang w:val="ar_AE" w:bidi="ar_AE"/>
+        </w:rPr>
+      </w:r>
+      <w:r>
+        <w:rPr>
+          <w:vertAlign w:val="superscript"/>
+          <w:rtl/>
+          <w:cs/>
           <w:lang w:val="ar_AE" w:bidi="ar_AE"/>
         </w:rPr>
         <w:t>15</w:t>
       </w:r>
       <w:r>
         <w:rPr>
+          <w:rtl/>
+          <w:cs/>
           <w:lang w:val="ar_AE" w:bidi="ar_AE"/>
         </w:rPr>
         <w:t xml:space="preserve"> هَذَا الظُّهُورُ سَوْفَ يُتَمِّمُهُ اللهُ فِي وَقْتِهِ الْخَاصِّ، هُوَ السَّيِّدُ الْمُبَارَكُ الأَوْحَدُ، مَلِكُ الْمُلُوكِ وَرَبُّ الأَرْبَابِ،</w:t>
       </w:r>
-      <w:r>
-        <w:rPr>
-          <w:lang w:val="ar_AE" w:bidi="ar_AE"/>
-        </w:rPr>
-      </w:r>
-      <w:r>
-        <w:rPr>
-          <w:lang w:val="ar_AE" w:bidi="ar_AE"/>
-        </w:rPr>
-      </w:r>
-    </w:p>
-    <w:p>
-      <w:pPr>
-        <w:bidi/>
-      </w:pPr>
-      <w:r>
-        <w:rPr>
-          <w:lang w:val="ar_AE" w:bidi="ar_AE"/>
-        </w:rPr>
-      </w:r>
-    </w:p>
-    <w:p>
-      <w:pPr>
-        <w:bidi/>
-      </w:pPr>
-      <w:r>
-        <w:rPr>
-          <w:lang w:val="ar_AE" w:bidi="ar_AE"/>
-        </w:rPr>
-      </w:r>
-      <w:r>
-        <w:rPr>
-          <w:vertAlign w:val="superscript"/>
+    </w:p>
+    <w:p>
+      <w:pPr>
+        <w:bidi/>
+      </w:pPr>
+      <w:r>
+        <w:rPr>
+          <w:rtl/>
+          <w:cs/>
+          <w:lang w:val="ar_AE" w:bidi="ar_AE"/>
+        </w:rPr>
+      </w:r>
+      <w:r>
+        <w:rPr>
+          <w:vertAlign w:val="superscript"/>
+          <w:rtl/>
+          <w:cs/>
           <w:lang w:val="ar_AE" w:bidi="ar_AE"/>
         </w:rPr>
         <w:t>16</w:t>
       </w:r>
       <w:r>
         <w:rPr>
+          <w:rtl/>
+          <w:cs/>
           <w:lang w:val="ar_AE" w:bidi="ar_AE"/>
         </w:rPr>
         <w:t xml:space="preserve"> الَّذِي وَحْدَهُ لَا فَنَاءَ لَهُ، السَّاكِنُ فِي نُورٍ لَا يُدْنَى مِنْهُ، الَّذِي لَمْ يَرَهُ أَيُّ إِنْسَانٍ وَلا يَقْدِرُ أَنْ يَرَاهُ. لَهُ الْكَرَامَةُ وَالْقُدْرَةُ الأَبَدِيَّةُ. آمِين!</w:t>
       </w:r>
-      <w:r>
-        <w:rPr>
-          <w:lang w:val="ar_AE" w:bidi="ar_AE"/>
-        </w:rPr>
-      </w:r>
-      <w:r>
-        <w:rPr>
-          <w:lang w:val="ar_AE" w:bidi="ar_AE"/>
-        </w:rPr>
-      </w:r>
-    </w:p>
-    <w:p>
-      <w:pPr>
-        <w:bidi/>
-      </w:pPr>
-      <w:r>
-        <w:rPr>
-          <w:lang w:val="ar_AE" w:bidi="ar_AE"/>
-        </w:rPr>
-      </w:r>
-    </w:p>
-    <w:p>
-      <w:pPr>
-        <w:bidi/>
-      </w:pPr>
-      <w:r>
-        <w:rPr>
-          <w:lang w:val="ar_AE" w:bidi="ar_AE"/>
-        </w:rPr>
-      </w:r>
-      <w:r>
-        <w:rPr>
-          <w:vertAlign w:val="superscript"/>
+    </w:p>
+    <w:p>
+      <w:pPr>
+        <w:bidi/>
+      </w:pPr>
+      <w:r>
+        <w:rPr>
+          <w:rtl/>
+          <w:cs/>
+          <w:lang w:val="ar_AE" w:bidi="ar_AE"/>
+        </w:rPr>
+      </w:r>
+      <w:r>
+        <w:rPr>
+          <w:vertAlign w:val="superscript"/>
+          <w:rtl/>
+          <w:cs/>
           <w:lang w:val="ar_AE" w:bidi="ar_AE"/>
         </w:rPr>
         <w:t>17</w:t>
       </w:r>
       <w:r>
         <w:rPr>
+          <w:rtl/>
+          <w:cs/>
           <w:lang w:val="ar_AE" w:bidi="ar_AE"/>
         </w:rPr>
         <w:t xml:space="preserve"> أَوْصِ أَغْنِيَاءَ هَذَا الزَّمَانِ أَنْ لَا يَتَكَبَّرُوا، وَلا يَتَّكِلُوا عَلَى الْغِنَى غَيْرِ الثَّابِتِ، بَلْ عَلَى اللهِ الَّذِي يَمْنَحُنَا كُلَّ شَيْءٍ بِوَفْرَةٍ لِنَتَمَتَّعَ بِهِ،</w:t>
       </w:r>
-      <w:r>
-        <w:rPr>
-          <w:lang w:val="ar_AE" w:bidi="ar_AE"/>
-        </w:rPr>
-      </w:r>
-      <w:r>
-        <w:rPr>
-          <w:lang w:val="ar_AE" w:bidi="ar_AE"/>
-        </w:rPr>
-      </w:r>
-    </w:p>
-    <w:p>
-      <w:pPr>
-        <w:bidi/>
-      </w:pPr>
-      <w:r>
-        <w:rPr>
-          <w:lang w:val="ar_AE" w:bidi="ar_AE"/>
-        </w:rPr>
-      </w:r>
-    </w:p>
-    <w:p>
-      <w:pPr>
-        <w:bidi/>
-      </w:pPr>
-      <w:r>
-        <w:rPr>
-          <w:lang w:val="ar_AE" w:bidi="ar_AE"/>
-        </w:rPr>
-      </w:r>
-      <w:r>
-        <w:rPr>
-          <w:vertAlign w:val="superscript"/>
+    </w:p>
+    <w:p>
+      <w:pPr>
+        <w:bidi/>
+      </w:pPr>
+      <w:r>
+        <w:rPr>
+          <w:rtl/>
+          <w:cs/>
+          <w:lang w:val="ar_AE" w:bidi="ar_AE"/>
+        </w:rPr>
+      </w:r>
+      <w:r>
+        <w:rPr>
+          <w:vertAlign w:val="superscript"/>
+          <w:rtl/>
+          <w:cs/>
           <w:lang w:val="ar_AE" w:bidi="ar_AE"/>
         </w:rPr>
         <w:t>18</w:t>
       </w:r>
       <w:r>
         <w:rPr>
+          <w:rtl/>
+          <w:cs/>
           <w:lang w:val="ar_AE" w:bidi="ar_AE"/>
         </w:rPr>
         <w:t xml:space="preserve"> وَأَنْ يَفْعَلُوا خَيْراً، وَيَكُونُوا أَغْنِيَاءَ بِالأَعْمَالِ الصَّالِحَةِ، وَيُوَزِّعُوا بِسَخَاءٍ، وَيَكُونُوا عَلَى اسْتِعْدَادٍ دَائِمٍ لإِشْرَاكِ الآخَرِينَ فِي خَيْرَاتِهِمْ.</w:t>
       </w:r>
-      <w:r>
-        <w:rPr>
-          <w:lang w:val="ar_AE" w:bidi="ar_AE"/>
-        </w:rPr>
-      </w:r>
-      <w:r>
-        <w:rPr>
-          <w:lang w:val="ar_AE" w:bidi="ar_AE"/>
-        </w:rPr>
-      </w:r>
-    </w:p>
-    <w:p>
-      <w:pPr>
-        <w:bidi/>
-      </w:pPr>
-      <w:r>
-        <w:rPr>
-          <w:lang w:val="ar_AE" w:bidi="ar_AE"/>
-        </w:rPr>
-      </w:r>
-    </w:p>
-    <w:p>
-      <w:pPr>
-        <w:bidi/>
-      </w:pPr>
-      <w:r>
-        <w:rPr>
-          <w:lang w:val="ar_AE" w:bidi="ar_AE"/>
-        </w:rPr>
-      </w:r>
-      <w:r>
-        <w:rPr>
-          <w:vertAlign w:val="superscript"/>
+    </w:p>
+    <w:p>
+      <w:pPr>
+        <w:bidi/>
+      </w:pPr>
+      <w:r>
+        <w:rPr>
+          <w:rtl/>
+          <w:cs/>
+          <w:lang w:val="ar_AE" w:bidi="ar_AE"/>
+        </w:rPr>
+      </w:r>
+      <w:r>
+        <w:rPr>
+          <w:vertAlign w:val="superscript"/>
+          <w:rtl/>
+          <w:cs/>
           <w:lang w:val="ar_AE" w:bidi="ar_AE"/>
         </w:rPr>
         <w:t>19</w:t>
       </w:r>
       <w:r>
         <w:rPr>
+          <w:rtl/>
+          <w:cs/>
           <w:lang w:val="ar_AE" w:bidi="ar_AE"/>
         </w:rPr>
         <w:t xml:space="preserve"> وَبِذلِكَ يُوَفِّرُونَ لأَنْفُسِهِمْ رَأْسَ مَالٍ لِلْمُسْتَقْبَلِ، حَتَّى يُمْسِكُوا بِالْحَيَاةِ الْحَقِيقِيَّةِ.</w:t>
       </w:r>
-      <w:r>
-        <w:rPr>
-          <w:lang w:val="ar_AE" w:bidi="ar_AE"/>
-        </w:rPr>
-      </w:r>
-      <w:r>
-        <w:rPr>
-          <w:lang w:val="ar_AE" w:bidi="ar_AE"/>
-        </w:rPr>
-      </w:r>
-    </w:p>
-    <w:p>
-      <w:pPr>
-        <w:bidi/>
-      </w:pPr>
-      <w:r>
-        <w:rPr>
-          <w:lang w:val="ar_AE" w:bidi="ar_AE"/>
-        </w:rPr>
-      </w:r>
-    </w:p>
-    <w:p>
-      <w:pPr>
-        <w:bidi/>
-      </w:pPr>
-      <w:r>
-        <w:rPr>
-          <w:lang w:val="ar_AE" w:bidi="ar_AE"/>
-        </w:rPr>
-      </w:r>
-      <w:r>
-        <w:rPr>
-          <w:vertAlign w:val="superscript"/>
+    </w:p>
+    <w:p>
+      <w:pPr>
+        <w:bidi/>
+      </w:pPr>
+      <w:r>
+        <w:rPr>
+          <w:rtl/>
+          <w:cs/>
+          <w:lang w:val="ar_AE" w:bidi="ar_AE"/>
+        </w:rPr>
+      </w:r>
+      <w:r>
+        <w:rPr>
+          <w:vertAlign w:val="superscript"/>
+          <w:rtl/>
+          <w:cs/>
           <w:lang w:val="ar_AE" w:bidi="ar_AE"/>
         </w:rPr>
         <w:t>20</w:t>
       </w:r>
       <w:r>
         <w:rPr>
+          <w:rtl/>
+          <w:cs/>
           <w:lang w:val="ar_AE" w:bidi="ar_AE"/>
         </w:rPr>
         <w:t xml:space="preserve"> يَا تِيمُوثَاوُسُ، حَافِظْ عَلَى الأَمَانَةِ الْمُوْدَعَةِ لَدَيْكَ. تَجَنَّبِ الْكَلامَ الدَّنِسَ الْبَاطِلَ، وَمُنَاقَضَاتِ مَا يُسَمَّى زُوراً «مَعْرِفَة».</w:t>
       </w:r>
-      <w:r>
-        <w:rPr>
-          <w:lang w:val="ar_AE" w:bidi="ar_AE"/>
-        </w:rPr>
-      </w:r>
-      <w:r>
-        <w:rPr>
-          <w:lang w:val="ar_AE" w:bidi="ar_AE"/>
-        </w:rPr>
-      </w:r>
-    </w:p>
-    <w:p>
-      <w:pPr>
-        <w:bidi/>
-      </w:pPr>
-      <w:r>
-        <w:rPr>
-          <w:lang w:val="ar_AE" w:bidi="ar_AE"/>
-        </w:rPr>
-      </w:r>
-    </w:p>
-    <w:p>
-      <w:pPr>
-        <w:bidi/>
-      </w:pPr>
-      <w:r>
-        <w:rPr>
-          <w:lang w:val="ar_AE" w:bidi="ar_AE"/>
-        </w:rPr>
-      </w:r>
-      <w:r>
-        <w:rPr>
-          <w:vertAlign w:val="superscript"/>
+    </w:p>
+    <w:p>
+      <w:pPr>
+        <w:bidi/>
+      </w:pPr>
+      <w:r>
+        <w:rPr>
+          <w:rtl/>
+          <w:cs/>
+          <w:lang w:val="ar_AE" w:bidi="ar_AE"/>
+        </w:rPr>
+      </w:r>
+      <w:r>
+        <w:rPr>
+          <w:vertAlign w:val="superscript"/>
+          <w:rtl/>
+          <w:cs/>
           <w:lang w:val="ar_AE" w:bidi="ar_AE"/>
         </w:rPr>
         <w:t>21</w:t>
       </w:r>
       <w:r>
         <w:rPr>
+          <w:rtl/>
+          <w:cs/>
           <w:lang w:val="ar_AE" w:bidi="ar_AE"/>
         </w:rPr>
         <w:t xml:space="preserve"> وَإِذِ ادَّعَى بَعْضُهُمْ هَذِهِ الْمَعْرِفَةَ الْمَزْعُومَةَ، زَاغُوا عَنِ الإِيمَانِ.</w:t>
       </w:r>
-      <w:r>
-        <w:rPr>
-          <w:lang w:val="ar_AE" w:bidi="ar_AE"/>
-        </w:rPr>
-      </w:r>
-      <w:r>
-        <w:rPr>
-          <w:lang w:val="ar_AE" w:bidi="ar_AE"/>
-        </w:rPr>
-      </w:r>
-    </w:p>
-    <w:p>
-      <w:pPr>
-        <w:bidi/>
-      </w:pPr>
-      <w:r>
-        <w:rPr>
-          <w:lang w:val="ar_AE" w:bidi="ar_AE"/>
-        </w:rPr>
-      </w:r>
-    </w:p>
-    <w:p>
-      <w:pPr>
-        <w:bidi/>
-      </w:pPr>
-      <w:r>
-        <w:rPr>
-          <w:lang w:val="ar_AE" w:bidi="ar_AE"/>
-        </w:rPr>
-      </w:r>
-      <w:r>
-        <w:rPr>
-          <w:vertAlign w:val="superscript"/>
+    </w:p>
+    <w:p>
+      <w:pPr>
+        <w:bidi/>
+      </w:pPr>
+      <w:r>
+        <w:rPr>
+          <w:rtl/>
+          <w:cs/>
+          <w:lang w:val="ar_AE" w:bidi="ar_AE"/>
+        </w:rPr>
+      </w:r>
+      <w:r>
+        <w:rPr>
+          <w:vertAlign w:val="superscript"/>
+          <w:rtl/>
+          <w:cs/>
           <w:lang w:val="ar_AE" w:bidi="ar_AE"/>
         </w:rPr>
         <w:t>22</w:t>
       </w:r>
       <w:r>
         <w:rPr>
+          <w:rtl/>
+          <w:cs/>
           <w:lang w:val="ar_AE" w:bidi="ar_AE"/>
         </w:rPr>
         <w:t xml:space="preserve"> لِتَكُنِ النِّعْمَةُ مَعَكَ!</w:t>
-      </w:r>
-      <w:r>
-        <w:rPr>
-          <w:lang w:val="ar_AE" w:bidi="ar_AE"/>
-        </w:rPr>
-      </w:r>
-      <w:r>
-        <w:rPr>
-          <w:lang w:val="ar_AE" w:bidi="ar_AE"/>
-        </w:rPr>
       </w:r>
     </w:p>
     <w:sectPr>
